--- a/blueprint/DRAFT_Blueprint_ERP_ProductionProcess_CWA.docx
+++ b/blueprint/DRAFT_Blueprint_ERP_ProductionProcess_CWA.docx
@@ -96,8 +96,6 @@
         <w:pStyle w:val="BodyText"/>
         <w:ind w:left="1195"/>
       </w:pPr>
-      <w:proofErr w:type="spellStart"/>
-      <w:proofErr w:type="gramStart"/>
       <w:r>
         <w:rPr>
           <w:spacing w:val="-2"/>
@@ -105,14 +103,12 @@
         </w:rPr>
         <w:t>Sukoharjo</w:t>
       </w:r>
-      <w:proofErr w:type="spellEnd"/>
       <w:r>
         <w:rPr>
           <w:spacing w:val="-2"/>
         </w:rPr>
         <w:t>,……..</w:t>
       </w:r>
-      <w:proofErr w:type="gramEnd"/>
     </w:p>
     <w:p>
       <w:pPr>
@@ -5648,29 +5644,13 @@
         <w:spacing w:before="1"/>
       </w:pPr>
       <w:bookmarkStart w:id="6" w:name="_Toc236226097"/>
-      <w:proofErr w:type="spellStart"/>
-      <w:r>
-        <w:rPr>
-          <w:lang w:val="en-US"/>
-        </w:rPr>
-        <w:t>Spesifikasi</w:t>
-      </w:r>
-      <w:proofErr w:type="spellEnd"/>
-      <w:r>
-        <w:rPr>
-          <w:lang w:val="en-US"/>
-        </w:rPr>
-        <w:t xml:space="preserve"> </w:t>
-      </w:r>
-      <w:proofErr w:type="spellStart"/>
-      <w:r>
-        <w:rPr>
-          <w:lang w:val="en-US"/>
-        </w:rPr>
-        <w:t>Sistem</w:t>
+      <w:r>
+        <w:rPr>
+          <w:lang w:val="en-US"/>
+        </w:rPr>
+        <w:t>Spesifikasi Sistem</w:t>
       </w:r>
       <w:bookmarkEnd w:id="6"/>
-      <w:proofErr w:type="spellEnd"/>
     </w:p>
     <w:p>
       <w:pPr>
@@ -5959,23 +5939,7 @@
           <w:sz w:val="24"/>
           <w:lang w:val="en-US"/>
         </w:rPr>
-        <w:t xml:space="preserve">PHP </w:t>
-      </w:r>
-      <w:proofErr w:type="spellStart"/>
-      <w:r>
-        <w:rPr>
-          <w:sz w:val="24"/>
-          <w:lang w:val="en-US"/>
-        </w:rPr>
-        <w:t>dengan</w:t>
-      </w:r>
-      <w:proofErr w:type="spellEnd"/>
-      <w:r>
-        <w:rPr>
-          <w:sz w:val="24"/>
-          <w:lang w:val="en-US"/>
-        </w:rPr>
-        <w:t xml:space="preserve"> framework Laravel</w:t>
+        <w:t>PHP dengan framework Laravel</w:t>
       </w:r>
     </w:p>
     <w:p>
@@ -7236,7 +7200,6 @@
           <w:lang w:val="en-US"/>
         </w:rPr>
       </w:pPr>
-      <w:proofErr w:type="spellStart"/>
       <w:r>
         <w:rPr>
           <w:b/>
@@ -7245,181 +7208,24 @@
           <w:szCs w:val="24"/>
           <w:lang w:val="en-US"/>
         </w:rPr>
-        <w:t>Komponen</w:t>
-      </w:r>
-      <w:proofErr w:type="spellEnd"/>
-      <w:r>
-        <w:rPr>
-          <w:b/>
-          <w:bCs/>
-          <w:sz w:val="24"/>
-          <w:szCs w:val="24"/>
-          <w:lang w:val="en-US"/>
-        </w:rPr>
-        <w:t>:</w:t>
-      </w:r>
-      <w:r>
-        <w:rPr>
-          <w:sz w:val="24"/>
-          <w:szCs w:val="24"/>
-          <w:lang w:val="en-US"/>
-        </w:rPr>
-        <w:t xml:space="preserve"> </w:t>
-      </w:r>
-      <w:proofErr w:type="spellStart"/>
-      <w:r>
-        <w:rPr>
-          <w:sz w:val="24"/>
-          <w:szCs w:val="24"/>
-          <w:lang w:val="en-US"/>
-        </w:rPr>
-        <w:t>Active_Batch_In_Progress_Count</w:t>
-      </w:r>
-      <w:proofErr w:type="spellEnd"/>
-      <w:r>
-        <w:rPr>
-          <w:sz w:val="24"/>
-          <w:szCs w:val="24"/>
-          <w:lang w:val="en-US"/>
-        </w:rPr>
-        <w:t xml:space="preserve">, </w:t>
-      </w:r>
-      <w:proofErr w:type="spellStart"/>
-      <w:r>
-        <w:rPr>
-          <w:sz w:val="24"/>
-          <w:szCs w:val="24"/>
-          <w:lang w:val="en-US"/>
-        </w:rPr>
-        <w:t>Total_Base_Completed_Today</w:t>
-      </w:r>
-      <w:proofErr w:type="spellEnd"/>
-      <w:r>
-        <w:rPr>
-          <w:sz w:val="24"/>
-          <w:szCs w:val="24"/>
-          <w:lang w:val="en-US"/>
-        </w:rPr>
-        <w:t xml:space="preserve">, </w:t>
-      </w:r>
-      <w:proofErr w:type="spellStart"/>
-      <w:r>
-        <w:rPr>
-          <w:sz w:val="24"/>
-          <w:szCs w:val="24"/>
-          <w:lang w:val="en-US"/>
-        </w:rPr>
-        <w:t>Total_CM_Completed_Today</w:t>
-      </w:r>
-      <w:proofErr w:type="spellEnd"/>
-      <w:r>
-        <w:rPr>
-          <w:sz w:val="24"/>
-          <w:szCs w:val="24"/>
-          <w:lang w:val="en-US"/>
-        </w:rPr>
-        <w:t xml:space="preserve">, </w:t>
-      </w:r>
-      <w:proofErr w:type="spellStart"/>
-      <w:r>
-        <w:rPr>
-          <w:sz w:val="24"/>
-          <w:szCs w:val="24"/>
-          <w:lang w:val="en-US"/>
-        </w:rPr>
-        <w:t>QC_Pass_Rate_Percent</w:t>
-      </w:r>
-      <w:proofErr w:type="spellEnd"/>
-      <w:r>
-        <w:rPr>
-          <w:sz w:val="24"/>
-          <w:szCs w:val="24"/>
-          <w:lang w:val="en-US"/>
-        </w:rPr>
-        <w:t xml:space="preserve">, </w:t>
-      </w:r>
-      <w:proofErr w:type="spellStart"/>
-      <w:r>
-        <w:rPr>
-          <w:sz w:val="24"/>
-          <w:szCs w:val="24"/>
-          <w:lang w:val="en-US"/>
-        </w:rPr>
-        <w:t>Rework_Adu_Count</w:t>
-      </w:r>
-      <w:proofErr w:type="spellEnd"/>
-      <w:r>
-        <w:rPr>
-          <w:sz w:val="24"/>
-          <w:szCs w:val="24"/>
-          <w:lang w:val="en-US"/>
-        </w:rPr>
-        <w:t xml:space="preserve"> (SPKP/SPPBJ ADU), </w:t>
-      </w:r>
-      <w:proofErr w:type="spellStart"/>
-      <w:r>
-        <w:rPr>
-          <w:sz w:val="24"/>
-          <w:szCs w:val="24"/>
-          <w:lang w:val="en-US"/>
-        </w:rPr>
-        <w:t>Active_Packaging_Lines_Count</w:t>
-      </w:r>
-      <w:proofErr w:type="spellEnd"/>
-      <w:r>
-        <w:rPr>
-          <w:sz w:val="24"/>
-          <w:szCs w:val="24"/>
-          <w:lang w:val="en-US"/>
-        </w:rPr>
-        <w:t xml:space="preserve">, </w:t>
-      </w:r>
-      <w:proofErr w:type="spellStart"/>
-      <w:r>
-        <w:rPr>
-          <w:sz w:val="24"/>
-          <w:szCs w:val="24"/>
-          <w:lang w:val="en-US"/>
-        </w:rPr>
-        <w:t>Chart_Batch_Status_Distribution</w:t>
-      </w:r>
-      <w:proofErr w:type="spellEnd"/>
-      <w:r>
-        <w:rPr>
-          <w:sz w:val="24"/>
-          <w:szCs w:val="24"/>
-          <w:lang w:val="en-US"/>
-        </w:rPr>
-        <w:t xml:space="preserve"> (Base -&gt; CM -&gt; QC -&gt; Packing), </w:t>
-      </w:r>
-      <w:proofErr w:type="spellStart"/>
-      <w:r>
-        <w:rPr>
-          <w:sz w:val="24"/>
-          <w:szCs w:val="24"/>
-          <w:lang w:val="en-US"/>
-        </w:rPr>
-        <w:t>Chart_Hourly_Process_Yield</w:t>
-      </w:r>
-      <w:proofErr w:type="spellEnd"/>
-      <w:r>
-        <w:rPr>
-          <w:sz w:val="24"/>
-          <w:szCs w:val="24"/>
-          <w:lang w:val="en-US"/>
-        </w:rPr>
-        <w:t xml:space="preserve">, </w:t>
-      </w:r>
-      <w:proofErr w:type="spellStart"/>
-      <w:r>
-        <w:rPr>
-          <w:sz w:val="24"/>
-          <w:szCs w:val="24"/>
-          <w:lang w:val="en-US"/>
-        </w:rPr>
-        <w:t>Table_Active_Rework_Batches_Notification</w:t>
-      </w:r>
-      <w:proofErr w:type="spellEnd"/>
+        <w:t>Komponen:</w:t>
+      </w:r>
+      <w:r>
+        <w:rPr>
+          <w:sz w:val="24"/>
+          <w:szCs w:val="24"/>
+          <w:lang w:val="en-US"/>
+        </w:rPr>
+        <w:t xml:space="preserve"> </w:t>
+      </w:r>
+      <w:r>
+        <w:rPr>
+          <w:sz w:val="24"/>
+          <w:szCs w:val="24"/>
+          <w:lang w:val="en-US"/>
+        </w:rPr>
+        <w:t>Active_Batch_In_Progress_Count, Total_Base_Completed_Today, Total_CM_Completed_Today, QC_Pass_Rate_Percent, Rework_Adu_Count (SPKP/SPPBJ ADU), Active_Packaging_Lines_Count, Chart_Batch_Status_Distribution (Base -&gt; CM -&gt; QC -&gt; Packing), Chart_Hourly_Process_Yield, Table_Active_Rework_Batches_Notification</w:t>
+      </w:r>
     </w:p>
     <w:p>
       <w:pPr>
@@ -7437,7 +7243,6 @@
           <w:lang w:val="en-US"/>
         </w:rPr>
       </w:pPr>
-      <w:proofErr w:type="spellStart"/>
       <w:r>
         <w:rPr>
           <w:b/>
@@ -7446,404 +7251,23 @@
           <w:szCs w:val="24"/>
           <w:lang w:val="en-US"/>
         </w:rPr>
-        <w:t>Fungsi</w:t>
-      </w:r>
-      <w:proofErr w:type="spellEnd"/>
-      <w:r>
-        <w:rPr>
-          <w:b/>
-          <w:bCs/>
-          <w:sz w:val="24"/>
-          <w:szCs w:val="24"/>
-          <w:lang w:val="en-US"/>
-        </w:rPr>
-        <w:t>:</w:t>
-      </w:r>
-      <w:r>
-        <w:rPr>
-          <w:sz w:val="24"/>
-          <w:szCs w:val="24"/>
-          <w:lang w:val="en-US"/>
-        </w:rPr>
-        <w:t xml:space="preserve"> </w:t>
-      </w:r>
-      <w:proofErr w:type="spellStart"/>
-      <w:r>
-        <w:rPr>
-          <w:sz w:val="24"/>
-          <w:szCs w:val="24"/>
-          <w:lang w:val="en-US"/>
-        </w:rPr>
-        <w:t>Menyajikan</w:t>
-      </w:r>
-      <w:proofErr w:type="spellEnd"/>
-      <w:r>
-        <w:rPr>
-          <w:sz w:val="24"/>
-          <w:szCs w:val="24"/>
-          <w:lang w:val="en-US"/>
-        </w:rPr>
-        <w:t xml:space="preserve"> </w:t>
-      </w:r>
-      <w:proofErr w:type="spellStart"/>
-      <w:r>
-        <w:rPr>
-          <w:sz w:val="24"/>
-          <w:szCs w:val="24"/>
-          <w:lang w:val="en-US"/>
-        </w:rPr>
-        <w:t>gambaran</w:t>
-      </w:r>
-      <w:proofErr w:type="spellEnd"/>
-      <w:r>
-        <w:rPr>
-          <w:sz w:val="24"/>
-          <w:szCs w:val="24"/>
-          <w:lang w:val="en-US"/>
-        </w:rPr>
-        <w:t xml:space="preserve"> </w:t>
-      </w:r>
-      <w:proofErr w:type="spellStart"/>
-      <w:r>
-        <w:rPr>
-          <w:sz w:val="24"/>
-          <w:szCs w:val="24"/>
-          <w:lang w:val="en-US"/>
-        </w:rPr>
-        <w:t>umum</w:t>
-      </w:r>
-      <w:proofErr w:type="spellEnd"/>
-      <w:r>
-        <w:rPr>
-          <w:sz w:val="24"/>
-          <w:szCs w:val="24"/>
-          <w:lang w:val="en-US"/>
-        </w:rPr>
-        <w:t xml:space="preserve"> </w:t>
-      </w:r>
-      <w:proofErr w:type="spellStart"/>
-      <w:r>
-        <w:rPr>
-          <w:sz w:val="24"/>
-          <w:szCs w:val="24"/>
-          <w:lang w:val="en-US"/>
-        </w:rPr>
-        <w:t>secara</w:t>
-      </w:r>
-      <w:proofErr w:type="spellEnd"/>
-      <w:r>
-        <w:rPr>
-          <w:sz w:val="24"/>
-          <w:szCs w:val="24"/>
-          <w:lang w:val="en-US"/>
-        </w:rPr>
-        <w:t xml:space="preserve"> visual dan real-time </w:t>
-      </w:r>
-      <w:proofErr w:type="spellStart"/>
-      <w:r>
-        <w:rPr>
-          <w:sz w:val="24"/>
-          <w:szCs w:val="24"/>
-          <w:lang w:val="en-US"/>
-        </w:rPr>
-        <w:t>mengenai</w:t>
-      </w:r>
-      <w:proofErr w:type="spellEnd"/>
-      <w:r>
-        <w:rPr>
-          <w:sz w:val="24"/>
-          <w:szCs w:val="24"/>
-          <w:lang w:val="en-US"/>
-        </w:rPr>
-        <w:t xml:space="preserve"> status </w:t>
-      </w:r>
-      <w:proofErr w:type="spellStart"/>
-      <w:r>
-        <w:rPr>
-          <w:sz w:val="24"/>
-          <w:szCs w:val="24"/>
-          <w:lang w:val="en-US"/>
-        </w:rPr>
-        <w:t>pengerjaan</w:t>
-      </w:r>
-      <w:proofErr w:type="spellEnd"/>
-      <w:r>
-        <w:rPr>
-          <w:sz w:val="24"/>
-          <w:szCs w:val="24"/>
-          <w:lang w:val="en-US"/>
-        </w:rPr>
-        <w:t xml:space="preserve"> batch di </w:t>
-      </w:r>
-      <w:proofErr w:type="spellStart"/>
-      <w:r>
-        <w:rPr>
-          <w:sz w:val="24"/>
-          <w:szCs w:val="24"/>
-          <w:lang w:val="en-US"/>
-        </w:rPr>
-        <w:t>lantai</w:t>
-      </w:r>
-      <w:proofErr w:type="spellEnd"/>
-      <w:r>
-        <w:rPr>
-          <w:sz w:val="24"/>
-          <w:szCs w:val="24"/>
-          <w:lang w:val="en-US"/>
-        </w:rPr>
-        <w:t xml:space="preserve"> </w:t>
-      </w:r>
-      <w:proofErr w:type="spellStart"/>
-      <w:r>
-        <w:rPr>
-          <w:sz w:val="24"/>
-          <w:szCs w:val="24"/>
-          <w:lang w:val="en-US"/>
-        </w:rPr>
-        <w:t>pabrik</w:t>
-      </w:r>
-      <w:proofErr w:type="spellEnd"/>
-      <w:r>
-        <w:rPr>
-          <w:sz w:val="24"/>
-          <w:szCs w:val="24"/>
-          <w:lang w:val="en-US"/>
-        </w:rPr>
-        <w:t xml:space="preserve">, </w:t>
-      </w:r>
-      <w:proofErr w:type="spellStart"/>
-      <w:r>
-        <w:rPr>
-          <w:sz w:val="24"/>
-          <w:szCs w:val="24"/>
-          <w:lang w:val="en-US"/>
-        </w:rPr>
-        <w:t>rasio</w:t>
-      </w:r>
-      <w:proofErr w:type="spellEnd"/>
-      <w:r>
-        <w:rPr>
-          <w:sz w:val="24"/>
-          <w:szCs w:val="24"/>
-          <w:lang w:val="en-US"/>
-        </w:rPr>
-        <w:t xml:space="preserve"> </w:t>
-      </w:r>
-      <w:proofErr w:type="spellStart"/>
-      <w:r>
-        <w:rPr>
-          <w:sz w:val="24"/>
-          <w:szCs w:val="24"/>
-          <w:lang w:val="en-US"/>
-        </w:rPr>
-        <w:t>kelulusan</w:t>
-      </w:r>
-      <w:proofErr w:type="spellEnd"/>
-      <w:r>
-        <w:rPr>
-          <w:sz w:val="24"/>
-          <w:szCs w:val="24"/>
-          <w:lang w:val="en-US"/>
-        </w:rPr>
-        <w:t xml:space="preserve"> QC, </w:t>
-      </w:r>
-      <w:proofErr w:type="spellStart"/>
-      <w:r>
-        <w:rPr>
-          <w:sz w:val="24"/>
-          <w:szCs w:val="24"/>
-          <w:lang w:val="en-US"/>
-        </w:rPr>
-        <w:t>jumlah</w:t>
-      </w:r>
-      <w:proofErr w:type="spellEnd"/>
-      <w:r>
-        <w:rPr>
-          <w:sz w:val="24"/>
-          <w:szCs w:val="24"/>
-          <w:lang w:val="en-US"/>
-        </w:rPr>
-        <w:t xml:space="preserve"> batch yang </w:t>
-      </w:r>
-      <w:proofErr w:type="spellStart"/>
-      <w:r>
-        <w:rPr>
-          <w:sz w:val="24"/>
-          <w:szCs w:val="24"/>
-          <w:lang w:val="en-US"/>
-        </w:rPr>
-        <w:t>sedang</w:t>
-      </w:r>
-      <w:proofErr w:type="spellEnd"/>
-      <w:r>
-        <w:rPr>
-          <w:sz w:val="24"/>
-          <w:szCs w:val="24"/>
-          <w:lang w:val="en-US"/>
-        </w:rPr>
-        <w:t xml:space="preserve"> </w:t>
-      </w:r>
-      <w:proofErr w:type="spellStart"/>
-      <w:r>
-        <w:rPr>
-          <w:sz w:val="24"/>
-          <w:szCs w:val="24"/>
-          <w:lang w:val="en-US"/>
-        </w:rPr>
-        <w:t>mengalami</w:t>
-      </w:r>
-      <w:proofErr w:type="spellEnd"/>
-      <w:r>
-        <w:rPr>
-          <w:sz w:val="24"/>
-          <w:szCs w:val="24"/>
-          <w:lang w:val="en-US"/>
-        </w:rPr>
-        <w:t xml:space="preserve"> </w:t>
-      </w:r>
-      <w:proofErr w:type="spellStart"/>
-      <w:r>
-        <w:rPr>
-          <w:sz w:val="24"/>
-          <w:szCs w:val="24"/>
-          <w:lang w:val="en-US"/>
-        </w:rPr>
-        <w:t>perbaikan</w:t>
-      </w:r>
-      <w:proofErr w:type="spellEnd"/>
-      <w:r>
-        <w:rPr>
-          <w:sz w:val="24"/>
-          <w:szCs w:val="24"/>
-          <w:lang w:val="en-US"/>
-        </w:rPr>
-        <w:t xml:space="preserve"> (Rework/Adu Base &amp; CM), </w:t>
-      </w:r>
-      <w:proofErr w:type="spellStart"/>
-      <w:r>
-        <w:rPr>
-          <w:sz w:val="24"/>
-          <w:szCs w:val="24"/>
-          <w:lang w:val="en-US"/>
-        </w:rPr>
-        <w:t>performa</w:t>
-      </w:r>
-      <w:proofErr w:type="spellEnd"/>
-      <w:r>
-        <w:rPr>
-          <w:sz w:val="24"/>
-          <w:szCs w:val="24"/>
-          <w:lang w:val="en-US"/>
-        </w:rPr>
-        <w:t xml:space="preserve"> per jam </w:t>
-      </w:r>
-      <w:proofErr w:type="spellStart"/>
-      <w:r>
-        <w:rPr>
-          <w:sz w:val="24"/>
-          <w:szCs w:val="24"/>
-          <w:lang w:val="en-US"/>
-        </w:rPr>
-        <w:t>tiap</w:t>
-      </w:r>
-      <w:proofErr w:type="spellEnd"/>
-      <w:r>
-        <w:rPr>
-          <w:sz w:val="24"/>
-          <w:szCs w:val="24"/>
-          <w:lang w:val="en-US"/>
-        </w:rPr>
-        <w:t xml:space="preserve"> </w:t>
-      </w:r>
-      <w:proofErr w:type="spellStart"/>
-      <w:r>
-        <w:rPr>
-          <w:sz w:val="24"/>
-          <w:szCs w:val="24"/>
-          <w:lang w:val="en-US"/>
-        </w:rPr>
-        <w:t>tahapan</w:t>
-      </w:r>
-      <w:proofErr w:type="spellEnd"/>
-      <w:r>
-        <w:rPr>
-          <w:sz w:val="24"/>
-          <w:szCs w:val="24"/>
-          <w:lang w:val="en-US"/>
-        </w:rPr>
-        <w:t xml:space="preserve"> proses, </w:t>
-      </w:r>
-      <w:proofErr w:type="spellStart"/>
-      <w:r>
-        <w:rPr>
-          <w:sz w:val="24"/>
-          <w:szCs w:val="24"/>
-          <w:lang w:val="en-US"/>
-        </w:rPr>
-        <w:t>serta</w:t>
-      </w:r>
-      <w:proofErr w:type="spellEnd"/>
-      <w:r>
-        <w:rPr>
-          <w:sz w:val="24"/>
-          <w:szCs w:val="24"/>
-          <w:lang w:val="en-US"/>
-        </w:rPr>
-        <w:t xml:space="preserve"> </w:t>
-      </w:r>
-      <w:proofErr w:type="spellStart"/>
-      <w:r>
-        <w:rPr>
-          <w:sz w:val="24"/>
-          <w:szCs w:val="24"/>
-          <w:lang w:val="en-US"/>
-        </w:rPr>
-        <w:t>indikator</w:t>
-      </w:r>
-      <w:proofErr w:type="spellEnd"/>
-      <w:r>
-        <w:rPr>
-          <w:sz w:val="24"/>
-          <w:szCs w:val="24"/>
-          <w:lang w:val="en-US"/>
-        </w:rPr>
-        <w:t xml:space="preserve"> </w:t>
-      </w:r>
-      <w:proofErr w:type="spellStart"/>
-      <w:r>
-        <w:rPr>
-          <w:sz w:val="24"/>
-          <w:szCs w:val="24"/>
-          <w:lang w:val="en-US"/>
-        </w:rPr>
-        <w:t>antrean</w:t>
-      </w:r>
-      <w:proofErr w:type="spellEnd"/>
-      <w:r>
-        <w:rPr>
-          <w:sz w:val="24"/>
-          <w:szCs w:val="24"/>
-          <w:lang w:val="en-US"/>
-        </w:rPr>
-        <w:t xml:space="preserve"> proses </w:t>
-      </w:r>
-      <w:proofErr w:type="spellStart"/>
-      <w:r>
-        <w:rPr>
-          <w:sz w:val="24"/>
-          <w:szCs w:val="24"/>
-          <w:lang w:val="en-US"/>
-        </w:rPr>
-        <w:t>pengemasan</w:t>
-      </w:r>
-      <w:proofErr w:type="spellEnd"/>
-      <w:r>
-        <w:rPr>
-          <w:sz w:val="24"/>
-          <w:szCs w:val="24"/>
-          <w:lang w:val="en-US"/>
-        </w:rPr>
-        <w:t xml:space="preserve"> (filling/packing).</w:t>
+        <w:t>Fungsi:</w:t>
+      </w:r>
+      <w:r>
+        <w:rPr>
+          <w:sz w:val="24"/>
+          <w:szCs w:val="24"/>
+          <w:lang w:val="en-US"/>
+        </w:rPr>
+        <w:t xml:space="preserve"> </w:t>
+      </w:r>
+      <w:r>
+        <w:rPr>
+          <w:sz w:val="24"/>
+          <w:szCs w:val="24"/>
+          <w:lang w:val="en-US"/>
+        </w:rPr>
+        <w:t>Menyajikan gambaran umum secara visual dan real-time mengenai status pengerjaan batch di lantai pabrik, rasio kelulusan QC, jumlah batch yang sedang mengalami perbaikan (Rework/Adu Base &amp; CM), performa per jam tiap tahapan proses, serta indikator antrean proses pengemasan (filling/packing).</w:t>
       </w:r>
     </w:p>
     <w:p>
@@ -7862,7 +7286,6 @@
           <w:lang w:val="en-US"/>
         </w:rPr>
       </w:pPr>
-      <w:proofErr w:type="spellStart"/>
       <w:r>
         <w:rPr>
           <w:b/>
@@ -7871,620 +7294,23 @@
           <w:szCs w:val="24"/>
           <w:lang w:val="en-US"/>
         </w:rPr>
-        <w:t>Penjelasan</w:t>
-      </w:r>
-      <w:proofErr w:type="spellEnd"/>
-      <w:r>
-        <w:rPr>
-          <w:b/>
-          <w:bCs/>
-          <w:sz w:val="24"/>
-          <w:szCs w:val="24"/>
-          <w:lang w:val="en-US"/>
-        </w:rPr>
-        <w:t xml:space="preserve"> UI:</w:t>
-      </w:r>
-      <w:r>
-        <w:rPr>
-          <w:sz w:val="24"/>
-          <w:szCs w:val="24"/>
-          <w:lang w:val="en-US"/>
-        </w:rPr>
-        <w:t xml:space="preserve"> </w:t>
-      </w:r>
-      <w:proofErr w:type="spellStart"/>
-      <w:r>
-        <w:rPr>
-          <w:sz w:val="24"/>
-          <w:szCs w:val="24"/>
-          <w:lang w:val="en-US"/>
-        </w:rPr>
-        <w:t>Tampilan</w:t>
-      </w:r>
-      <w:proofErr w:type="spellEnd"/>
-      <w:r>
-        <w:rPr>
-          <w:sz w:val="24"/>
-          <w:szCs w:val="24"/>
-          <w:lang w:val="en-US"/>
-        </w:rPr>
-        <w:t xml:space="preserve"> </w:t>
-      </w:r>
-      <w:proofErr w:type="spellStart"/>
-      <w:r>
-        <w:rPr>
-          <w:sz w:val="24"/>
-          <w:szCs w:val="24"/>
-          <w:lang w:val="en-US"/>
-        </w:rPr>
-        <w:t>awal</w:t>
-      </w:r>
-      <w:proofErr w:type="spellEnd"/>
-      <w:r>
-        <w:rPr>
-          <w:sz w:val="24"/>
-          <w:szCs w:val="24"/>
-          <w:lang w:val="en-US"/>
-        </w:rPr>
-        <w:t xml:space="preserve"> </w:t>
-      </w:r>
-      <w:proofErr w:type="spellStart"/>
-      <w:r>
-        <w:rPr>
-          <w:sz w:val="24"/>
-          <w:szCs w:val="24"/>
-          <w:lang w:val="en-US"/>
-        </w:rPr>
-        <w:t>berupa</w:t>
-      </w:r>
-      <w:proofErr w:type="spellEnd"/>
-      <w:r>
-        <w:rPr>
-          <w:sz w:val="24"/>
-          <w:szCs w:val="24"/>
-          <w:lang w:val="en-US"/>
-        </w:rPr>
-        <w:t xml:space="preserve"> dashboard </w:t>
-      </w:r>
-      <w:proofErr w:type="spellStart"/>
-      <w:r>
-        <w:rPr>
-          <w:sz w:val="24"/>
-          <w:szCs w:val="24"/>
-          <w:lang w:val="en-US"/>
-        </w:rPr>
-        <w:t>interaktif</w:t>
-      </w:r>
-      <w:proofErr w:type="spellEnd"/>
-      <w:r>
-        <w:rPr>
-          <w:sz w:val="24"/>
-          <w:szCs w:val="24"/>
-          <w:lang w:val="en-US"/>
-        </w:rPr>
-        <w:t xml:space="preserve"> </w:t>
-      </w:r>
-      <w:proofErr w:type="spellStart"/>
-      <w:r>
-        <w:rPr>
-          <w:sz w:val="24"/>
-          <w:szCs w:val="24"/>
-          <w:lang w:val="en-US"/>
-        </w:rPr>
-        <w:t>berisi</w:t>
-      </w:r>
-      <w:proofErr w:type="spellEnd"/>
-      <w:r>
-        <w:rPr>
-          <w:sz w:val="24"/>
-          <w:szCs w:val="24"/>
-          <w:lang w:val="en-US"/>
-        </w:rPr>
-        <w:t xml:space="preserve"> </w:t>
-      </w:r>
-      <w:proofErr w:type="spellStart"/>
-      <w:r>
-        <w:rPr>
-          <w:sz w:val="24"/>
-          <w:szCs w:val="24"/>
-          <w:lang w:val="en-US"/>
-        </w:rPr>
-        <w:t>ringkasan</w:t>
-      </w:r>
-      <w:proofErr w:type="spellEnd"/>
-      <w:r>
-        <w:rPr>
-          <w:sz w:val="24"/>
-          <w:szCs w:val="24"/>
-          <w:lang w:val="en-US"/>
-        </w:rPr>
-        <w:t xml:space="preserve"> widget </w:t>
-      </w:r>
-      <w:proofErr w:type="spellStart"/>
-      <w:r>
-        <w:rPr>
-          <w:sz w:val="24"/>
-          <w:szCs w:val="24"/>
-          <w:lang w:val="en-US"/>
-        </w:rPr>
-        <w:t>angka</w:t>
-      </w:r>
-      <w:proofErr w:type="spellEnd"/>
-      <w:r>
-        <w:rPr>
-          <w:sz w:val="24"/>
-          <w:szCs w:val="24"/>
-          <w:lang w:val="en-US"/>
-        </w:rPr>
-        <w:t xml:space="preserve"> (card stat) </w:t>
-      </w:r>
-      <w:proofErr w:type="spellStart"/>
-      <w:r>
-        <w:rPr>
-          <w:sz w:val="24"/>
-          <w:szCs w:val="24"/>
-          <w:lang w:val="en-US"/>
-        </w:rPr>
-        <w:t>untuk</w:t>
-      </w:r>
-      <w:proofErr w:type="spellEnd"/>
-      <w:r>
-        <w:rPr>
-          <w:sz w:val="24"/>
-          <w:szCs w:val="24"/>
-          <w:lang w:val="en-US"/>
-        </w:rPr>
-        <w:t xml:space="preserve"> </w:t>
-      </w:r>
-      <w:proofErr w:type="spellStart"/>
-      <w:r>
-        <w:rPr>
-          <w:sz w:val="24"/>
-          <w:szCs w:val="24"/>
-          <w:lang w:val="en-US"/>
-        </w:rPr>
-        <w:t>metrik</w:t>
-      </w:r>
-      <w:proofErr w:type="spellEnd"/>
-      <w:r>
-        <w:rPr>
-          <w:sz w:val="24"/>
-          <w:szCs w:val="24"/>
-          <w:lang w:val="en-US"/>
-        </w:rPr>
-        <w:t xml:space="preserve"> </w:t>
-      </w:r>
-      <w:proofErr w:type="spellStart"/>
-      <w:r>
-        <w:rPr>
-          <w:sz w:val="24"/>
-          <w:szCs w:val="24"/>
-          <w:lang w:val="en-US"/>
-        </w:rPr>
-        <w:t>utama</w:t>
-      </w:r>
-      <w:proofErr w:type="spellEnd"/>
-      <w:r>
-        <w:rPr>
-          <w:sz w:val="24"/>
-          <w:szCs w:val="24"/>
-          <w:lang w:val="en-US"/>
-        </w:rPr>
-        <w:t xml:space="preserve"> proses, </w:t>
-      </w:r>
-      <w:proofErr w:type="spellStart"/>
-      <w:r>
-        <w:rPr>
-          <w:sz w:val="24"/>
-          <w:szCs w:val="24"/>
-          <w:lang w:val="en-US"/>
-        </w:rPr>
-        <w:t>grafik</w:t>
-      </w:r>
-      <w:proofErr w:type="spellEnd"/>
-      <w:r>
-        <w:rPr>
-          <w:sz w:val="24"/>
-          <w:szCs w:val="24"/>
-          <w:lang w:val="en-US"/>
-        </w:rPr>
-        <w:t xml:space="preserve"> </w:t>
-      </w:r>
-      <w:proofErr w:type="spellStart"/>
-      <w:r>
-        <w:rPr>
-          <w:sz w:val="24"/>
-          <w:szCs w:val="24"/>
-          <w:lang w:val="en-US"/>
-        </w:rPr>
-        <w:t>donat</w:t>
-      </w:r>
-      <w:proofErr w:type="spellEnd"/>
-      <w:r>
-        <w:rPr>
-          <w:sz w:val="24"/>
-          <w:szCs w:val="24"/>
-          <w:lang w:val="en-US"/>
-        </w:rPr>
-        <w:t>/</w:t>
-      </w:r>
-      <w:proofErr w:type="spellStart"/>
-      <w:r>
-        <w:rPr>
-          <w:sz w:val="24"/>
-          <w:szCs w:val="24"/>
-          <w:lang w:val="en-US"/>
-        </w:rPr>
-        <w:t>batang</w:t>
-      </w:r>
-      <w:proofErr w:type="spellEnd"/>
-      <w:r>
-        <w:rPr>
-          <w:sz w:val="24"/>
-          <w:szCs w:val="24"/>
-          <w:lang w:val="en-US"/>
-        </w:rPr>
-        <w:t xml:space="preserve"> </w:t>
-      </w:r>
-      <w:proofErr w:type="spellStart"/>
-      <w:r>
-        <w:rPr>
-          <w:sz w:val="24"/>
-          <w:szCs w:val="24"/>
-          <w:lang w:val="en-US"/>
-        </w:rPr>
-        <w:t>distribusi</w:t>
-      </w:r>
-      <w:proofErr w:type="spellEnd"/>
-      <w:r>
-        <w:rPr>
-          <w:sz w:val="24"/>
-          <w:szCs w:val="24"/>
-          <w:lang w:val="en-US"/>
-        </w:rPr>
-        <w:t xml:space="preserve"> status batch yang </w:t>
-      </w:r>
-      <w:proofErr w:type="spellStart"/>
-      <w:r>
-        <w:rPr>
-          <w:sz w:val="24"/>
-          <w:szCs w:val="24"/>
-          <w:lang w:val="en-US"/>
-        </w:rPr>
-        <w:t>sedang</w:t>
-      </w:r>
-      <w:proofErr w:type="spellEnd"/>
-      <w:r>
-        <w:rPr>
-          <w:sz w:val="24"/>
-          <w:szCs w:val="24"/>
-          <w:lang w:val="en-US"/>
-        </w:rPr>
-        <w:t xml:space="preserve"> </w:t>
-      </w:r>
-      <w:proofErr w:type="spellStart"/>
-      <w:r>
-        <w:rPr>
-          <w:sz w:val="24"/>
-          <w:szCs w:val="24"/>
-          <w:lang w:val="en-US"/>
-        </w:rPr>
-        <w:t>berjalan</w:t>
-      </w:r>
-      <w:proofErr w:type="spellEnd"/>
-      <w:r>
-        <w:rPr>
-          <w:sz w:val="24"/>
-          <w:szCs w:val="24"/>
-          <w:lang w:val="en-US"/>
-        </w:rPr>
-        <w:t xml:space="preserve"> (In-Progress Base, CM, QC Pending, Packing), </w:t>
-      </w:r>
-      <w:proofErr w:type="spellStart"/>
-      <w:r>
-        <w:rPr>
-          <w:sz w:val="24"/>
-          <w:szCs w:val="24"/>
-          <w:lang w:val="en-US"/>
-        </w:rPr>
-        <w:t>grafik</w:t>
-      </w:r>
-      <w:proofErr w:type="spellEnd"/>
-      <w:r>
-        <w:rPr>
-          <w:sz w:val="24"/>
-          <w:szCs w:val="24"/>
-          <w:lang w:val="en-US"/>
-        </w:rPr>
-        <w:t xml:space="preserve"> garis </w:t>
-      </w:r>
-      <w:proofErr w:type="spellStart"/>
-      <w:r>
-        <w:rPr>
-          <w:sz w:val="24"/>
-          <w:szCs w:val="24"/>
-          <w:lang w:val="en-US"/>
-        </w:rPr>
-        <w:t>tren</w:t>
-      </w:r>
-      <w:proofErr w:type="spellEnd"/>
-      <w:r>
-        <w:rPr>
-          <w:sz w:val="24"/>
-          <w:szCs w:val="24"/>
-          <w:lang w:val="en-US"/>
-        </w:rPr>
-        <w:t xml:space="preserve"> throughput output per jam, </w:t>
-      </w:r>
-      <w:proofErr w:type="spellStart"/>
-      <w:r>
-        <w:rPr>
-          <w:sz w:val="24"/>
-          <w:szCs w:val="24"/>
-          <w:lang w:val="en-US"/>
-        </w:rPr>
-        <w:t>serta</w:t>
-      </w:r>
-      <w:proofErr w:type="spellEnd"/>
-      <w:r>
-        <w:rPr>
-          <w:sz w:val="24"/>
-          <w:szCs w:val="24"/>
-          <w:lang w:val="en-US"/>
-        </w:rPr>
-        <w:t xml:space="preserve"> </w:t>
-      </w:r>
-      <w:proofErr w:type="spellStart"/>
-      <w:r>
-        <w:rPr>
-          <w:sz w:val="24"/>
-          <w:szCs w:val="24"/>
-          <w:lang w:val="en-US"/>
-        </w:rPr>
-        <w:t>tabel</w:t>
-      </w:r>
-      <w:proofErr w:type="spellEnd"/>
-      <w:r>
-        <w:rPr>
-          <w:sz w:val="24"/>
-          <w:szCs w:val="24"/>
-          <w:lang w:val="en-US"/>
-        </w:rPr>
-        <w:t xml:space="preserve"> </w:t>
-      </w:r>
-      <w:proofErr w:type="spellStart"/>
-      <w:r>
-        <w:rPr>
-          <w:sz w:val="24"/>
-          <w:szCs w:val="24"/>
-          <w:lang w:val="en-US"/>
-        </w:rPr>
-        <w:t>peringatan</w:t>
-      </w:r>
-      <w:proofErr w:type="spellEnd"/>
-      <w:r>
-        <w:rPr>
-          <w:sz w:val="24"/>
-          <w:szCs w:val="24"/>
-          <w:lang w:val="en-US"/>
-        </w:rPr>
-        <w:t xml:space="preserve"> </w:t>
-      </w:r>
-      <w:proofErr w:type="spellStart"/>
-      <w:r>
-        <w:rPr>
-          <w:sz w:val="24"/>
-          <w:szCs w:val="24"/>
-          <w:lang w:val="en-US"/>
-        </w:rPr>
-        <w:t>cepat</w:t>
-      </w:r>
-      <w:proofErr w:type="spellEnd"/>
-      <w:r>
-        <w:rPr>
-          <w:sz w:val="24"/>
-          <w:szCs w:val="24"/>
-          <w:lang w:val="en-US"/>
-        </w:rPr>
-        <w:t xml:space="preserve"> </w:t>
-      </w:r>
-      <w:proofErr w:type="spellStart"/>
-      <w:r>
-        <w:rPr>
-          <w:sz w:val="24"/>
-          <w:szCs w:val="24"/>
-          <w:lang w:val="en-US"/>
-        </w:rPr>
-        <w:t>untuk</w:t>
-      </w:r>
-      <w:proofErr w:type="spellEnd"/>
-      <w:r>
-        <w:rPr>
-          <w:sz w:val="24"/>
-          <w:szCs w:val="24"/>
-          <w:lang w:val="en-US"/>
-        </w:rPr>
-        <w:t xml:space="preserve"> batch yang </w:t>
-      </w:r>
-      <w:proofErr w:type="spellStart"/>
-      <w:r>
-        <w:rPr>
-          <w:sz w:val="24"/>
-          <w:szCs w:val="24"/>
-          <w:lang w:val="en-US"/>
-        </w:rPr>
-        <w:t>berstatus</w:t>
-      </w:r>
-      <w:proofErr w:type="spellEnd"/>
-      <w:r>
-        <w:rPr>
-          <w:sz w:val="24"/>
-          <w:szCs w:val="24"/>
-          <w:lang w:val="en-US"/>
-        </w:rPr>
-        <w:t xml:space="preserve"> Rework/ADU. Halaman </w:t>
-      </w:r>
-      <w:proofErr w:type="spellStart"/>
-      <w:r>
-        <w:rPr>
-          <w:sz w:val="24"/>
-          <w:szCs w:val="24"/>
-          <w:lang w:val="en-US"/>
-        </w:rPr>
-        <w:t>bersifat</w:t>
-      </w:r>
-      <w:proofErr w:type="spellEnd"/>
-      <w:r>
-        <w:rPr>
-          <w:sz w:val="24"/>
-          <w:szCs w:val="24"/>
-          <w:lang w:val="en-US"/>
-        </w:rPr>
-        <w:t xml:space="preserve"> Read-Only dan </w:t>
-      </w:r>
-      <w:proofErr w:type="spellStart"/>
-      <w:r>
-        <w:rPr>
-          <w:sz w:val="24"/>
-          <w:szCs w:val="24"/>
-          <w:lang w:val="en-US"/>
-        </w:rPr>
-        <w:t>dilengkapi</w:t>
-      </w:r>
-      <w:proofErr w:type="spellEnd"/>
-      <w:r>
-        <w:rPr>
-          <w:sz w:val="24"/>
-          <w:szCs w:val="24"/>
-          <w:lang w:val="en-US"/>
-        </w:rPr>
-        <w:t xml:space="preserve"> filter </w:t>
-      </w:r>
-      <w:proofErr w:type="spellStart"/>
-      <w:r>
-        <w:rPr>
-          <w:sz w:val="24"/>
-          <w:szCs w:val="24"/>
-          <w:lang w:val="en-US"/>
-        </w:rPr>
-        <w:t>periode</w:t>
-      </w:r>
-      <w:proofErr w:type="spellEnd"/>
-      <w:r>
-        <w:rPr>
-          <w:sz w:val="24"/>
-          <w:szCs w:val="24"/>
-          <w:lang w:val="en-US"/>
-        </w:rPr>
-        <w:t xml:space="preserve"> </w:t>
-      </w:r>
-      <w:proofErr w:type="spellStart"/>
-      <w:r>
-        <w:rPr>
-          <w:sz w:val="24"/>
-          <w:szCs w:val="24"/>
-          <w:lang w:val="en-US"/>
-        </w:rPr>
-        <w:t>tanggal</w:t>
-      </w:r>
-      <w:proofErr w:type="spellEnd"/>
-      <w:r>
-        <w:rPr>
-          <w:sz w:val="24"/>
-          <w:szCs w:val="24"/>
-          <w:lang w:val="en-US"/>
-        </w:rPr>
-        <w:t xml:space="preserve">, shift, </w:t>
-      </w:r>
-      <w:proofErr w:type="spellStart"/>
-      <w:r>
-        <w:rPr>
-          <w:sz w:val="24"/>
-          <w:szCs w:val="24"/>
-          <w:lang w:val="en-US"/>
-        </w:rPr>
-        <w:t>mesin</w:t>
-      </w:r>
-      <w:proofErr w:type="spellEnd"/>
-      <w:r>
-        <w:rPr>
-          <w:sz w:val="24"/>
-          <w:szCs w:val="24"/>
-          <w:lang w:val="en-US"/>
-        </w:rPr>
-        <w:t>/</w:t>
-      </w:r>
-      <w:proofErr w:type="spellStart"/>
-      <w:r>
-        <w:rPr>
-          <w:sz w:val="24"/>
-          <w:szCs w:val="24"/>
-          <w:lang w:val="en-US"/>
-        </w:rPr>
-        <w:t>lini</w:t>
-      </w:r>
-      <w:proofErr w:type="spellEnd"/>
-      <w:r>
-        <w:rPr>
-          <w:sz w:val="24"/>
-          <w:szCs w:val="24"/>
-          <w:lang w:val="en-US"/>
-        </w:rPr>
-        <w:t xml:space="preserve"> </w:t>
-      </w:r>
-      <w:proofErr w:type="spellStart"/>
-      <w:r>
-        <w:rPr>
-          <w:sz w:val="24"/>
-          <w:szCs w:val="24"/>
-          <w:lang w:val="en-US"/>
-        </w:rPr>
-        <w:t>produksi</w:t>
-      </w:r>
-      <w:proofErr w:type="spellEnd"/>
-      <w:r>
-        <w:rPr>
-          <w:sz w:val="24"/>
-          <w:szCs w:val="24"/>
-          <w:lang w:val="en-US"/>
-        </w:rPr>
-        <w:t xml:space="preserve">, dan </w:t>
-      </w:r>
-      <w:proofErr w:type="spellStart"/>
-      <w:r>
-        <w:rPr>
-          <w:sz w:val="24"/>
-          <w:szCs w:val="24"/>
-          <w:lang w:val="en-US"/>
-        </w:rPr>
-        <w:t>tipe</w:t>
-      </w:r>
-      <w:proofErr w:type="spellEnd"/>
-      <w:r>
-        <w:rPr>
-          <w:sz w:val="24"/>
-          <w:szCs w:val="24"/>
-          <w:lang w:val="en-US"/>
-        </w:rPr>
-        <w:t xml:space="preserve"> </w:t>
-      </w:r>
-      <w:proofErr w:type="spellStart"/>
-      <w:r>
-        <w:rPr>
-          <w:sz w:val="24"/>
-          <w:szCs w:val="24"/>
-          <w:lang w:val="en-US"/>
-        </w:rPr>
-        <w:t>adonan</w:t>
-      </w:r>
-      <w:proofErr w:type="spellEnd"/>
-      <w:r>
-        <w:rPr>
-          <w:sz w:val="24"/>
-          <w:szCs w:val="24"/>
-          <w:lang w:val="en-US"/>
-        </w:rPr>
-        <w:t>.</w:t>
+        <w:t>Penjelasan UI:</w:t>
+      </w:r>
+      <w:r>
+        <w:rPr>
+          <w:sz w:val="24"/>
+          <w:szCs w:val="24"/>
+          <w:lang w:val="en-US"/>
+        </w:rPr>
+        <w:t xml:space="preserve"> </w:t>
+      </w:r>
+      <w:r>
+        <w:rPr>
+          <w:sz w:val="24"/>
+          <w:szCs w:val="24"/>
+          <w:lang w:val="en-US"/>
+        </w:rPr>
+        <w:t>Tampilan awal berupa dashboard interaktif berisi ringkasan widget angka (card stat) untuk metrik utama proses, grafik donat/batang distribusi status batch yang sedang berjalan (In-Progress Base, CM, QC Pending, Packing), grafik garis tren throughput output per jam, serta tabel peringatan cepat untuk batch yang berstatus Rework/ADU. Halaman bersifat Read-Only dan dilengkapi filter periode tanggal, shift, mesin/lini produksi, dan tipe adonan.</w:t>
       </w:r>
     </w:p>
     <w:p>
@@ -8493,6 +7319,63 @@
           <w:tab w:val="num" w:pos="2160"/>
         </w:tabs>
         <w:spacing w:line="360" w:lineRule="auto"/>
+        <w:ind w:left="1728"/>
+        <w:rPr>
+          <w:sz w:val="24"/>
+          <w:szCs w:val="24"/>
+          <w:lang w:val="en-US"/>
+        </w:rPr>
+      </w:pPr>
+      <w:r>
+        <w:rPr>
+          <w:sz w:val="24"/>
+          <w:szCs w:val="24"/>
+          <w:lang w:val="en-US"/>
+        </w:rPr>
+        <w:drawing>
+          <wp:inline distT="0" distB="0" distL="0" distR="0" wp14:anchorId="46A376A3" wp14:editId="080B21E9">
+            <wp:extent cx="5840095" cy="2651837"/>
+            <wp:effectExtent l="0" t="0" r="8255" b="0"/>
+            <wp:docPr id="346974590" name="Picture 1"/>
+            <wp:cNvGraphicFramePr>
+              <a:graphicFrameLocks xmlns:a="http://schemas.openxmlformats.org/drawingml/2006/main" noChangeAspect="1"/>
+            </wp:cNvGraphicFramePr>
+            <a:graphic xmlns:a="http://schemas.openxmlformats.org/drawingml/2006/main">
+              <a:graphicData uri="http://schemas.openxmlformats.org/drawingml/2006/picture">
+                <pic:pic xmlns:pic="http://schemas.openxmlformats.org/drawingml/2006/picture">
+                  <pic:nvPicPr>
+                    <pic:cNvPr id="346974590" name=""/>
+                    <pic:cNvPicPr/>
+                  </pic:nvPicPr>
+                  <pic:blipFill>
+                    <a:blip r:embed="rId10"/>
+                    <a:stretch>
+                      <a:fillRect/>
+                    </a:stretch>
+                  </pic:blipFill>
+                  <pic:spPr>
+                    <a:xfrm>
+                      <a:off x="0" y="0"/>
+                      <a:ext cx="5843152" cy="2653225"/>
+                    </a:xfrm>
+                    <a:prstGeom prst="rect">
+                      <a:avLst/>
+                    </a:prstGeom>
+                  </pic:spPr>
+                </pic:pic>
+              </a:graphicData>
+            </a:graphic>
+          </wp:inline>
+        </w:drawing>
+      </w:r>
+    </w:p>
+    <w:p>
+      <w:pPr>
+        <w:tabs>
+          <w:tab w:val="num" w:pos="2160"/>
+        </w:tabs>
+        <w:spacing w:line="360" w:lineRule="auto"/>
+        <w:jc w:val="center"/>
         <w:rPr>
           <w:sz w:val="24"/>
           <w:szCs w:val="24"/>
@@ -8513,6 +7396,7 @@
         <w:spacing w:before="136"/>
       </w:pPr>
       <w:r>
+        <w:lastRenderedPageBreak/>
         <w:t>SPKP</w:t>
       </w:r>
     </w:p>
@@ -8541,99 +7425,15 @@
           <w:szCs w:val="24"/>
           <w:lang w:val="en-US"/>
         </w:rPr>
-        <w:t xml:space="preserve">SPKP (Surat </w:t>
-      </w:r>
-      <w:proofErr w:type="spellStart"/>
-      <w:r>
-        <w:rPr>
-          <w:b/>
-          <w:bCs/>
-          <w:sz w:val="24"/>
-          <w:szCs w:val="24"/>
-          <w:lang w:val="en-US"/>
-        </w:rPr>
-        <w:t>Perintah</w:t>
-      </w:r>
-      <w:proofErr w:type="spellEnd"/>
-      <w:r>
-        <w:rPr>
-          <w:b/>
-          <w:bCs/>
-          <w:sz w:val="24"/>
-          <w:szCs w:val="24"/>
-          <w:lang w:val="en-US"/>
-        </w:rPr>
-        <w:t xml:space="preserve"> </w:t>
-      </w:r>
-      <w:proofErr w:type="spellStart"/>
-      <w:r>
-        <w:rPr>
-          <w:b/>
-          <w:bCs/>
-          <w:sz w:val="24"/>
-          <w:szCs w:val="24"/>
-          <w:lang w:val="en-US"/>
-        </w:rPr>
-        <w:t>Kerja</w:t>
-      </w:r>
-      <w:proofErr w:type="spellEnd"/>
-      <w:r>
-        <w:rPr>
-          <w:b/>
-          <w:bCs/>
-          <w:sz w:val="24"/>
-          <w:szCs w:val="24"/>
-          <w:lang w:val="en-US"/>
-        </w:rPr>
-        <w:t xml:space="preserve"> </w:t>
-      </w:r>
-      <w:proofErr w:type="spellStart"/>
-      <w:r>
-        <w:rPr>
-          <w:b/>
-          <w:bCs/>
-          <w:sz w:val="24"/>
-          <w:szCs w:val="24"/>
-          <w:lang w:val="en-US"/>
-        </w:rPr>
-        <w:t>Produksi</w:t>
-      </w:r>
-      <w:proofErr w:type="spellEnd"/>
-      <w:r>
-        <w:rPr>
-          <w:b/>
-          <w:bCs/>
-          <w:sz w:val="24"/>
-          <w:szCs w:val="24"/>
-          <w:lang w:val="en-US"/>
-        </w:rPr>
-        <w:t xml:space="preserve"> Base) </w:t>
-      </w:r>
-      <w:r>
-        <w:rPr>
-          <w:sz w:val="24"/>
-          <w:szCs w:val="24"/>
-          <w:lang w:val="en-US"/>
-        </w:rPr>
-        <w:t>`production-process-</w:t>
-      </w:r>
-      <w:proofErr w:type="spellStart"/>
-      <w:r>
-        <w:rPr>
-          <w:sz w:val="24"/>
-          <w:szCs w:val="24"/>
-          <w:lang w:val="en-US"/>
-        </w:rPr>
-        <w:t>spkp</w:t>
-      </w:r>
-      <w:proofErr w:type="spellEnd"/>
-      <w:r>
-        <w:rPr>
-          <w:sz w:val="24"/>
-          <w:szCs w:val="24"/>
-          <w:lang w:val="en-US"/>
-        </w:rPr>
-        <w:t>`</w:t>
+        <w:t xml:space="preserve">SPKP (Surat Perintah Kerja Produksi Base) </w:t>
+      </w:r>
+      <w:r>
+        <w:rPr>
+          <w:sz w:val="24"/>
+          <w:szCs w:val="24"/>
+          <w:lang w:val="en-US"/>
+        </w:rPr>
+        <w:t>`production-process-spkp`</w:t>
       </w:r>
     </w:p>
     <w:p>
@@ -8652,7 +7452,6 @@
           <w:lang w:val="en-US"/>
         </w:rPr>
       </w:pPr>
-      <w:proofErr w:type="spellStart"/>
       <w:r>
         <w:rPr>
           <w:b/>
@@ -8661,160 +7460,23 @@
           <w:szCs w:val="24"/>
           <w:lang w:val="en-US"/>
         </w:rPr>
-        <w:t>Komponen</w:t>
-      </w:r>
-      <w:proofErr w:type="spellEnd"/>
-      <w:r>
-        <w:rPr>
-          <w:b/>
-          <w:bCs/>
-          <w:sz w:val="24"/>
-          <w:szCs w:val="24"/>
-          <w:lang w:val="en-US"/>
-        </w:rPr>
-        <w:t>:</w:t>
-      </w:r>
-      <w:r>
-        <w:rPr>
-          <w:sz w:val="24"/>
-          <w:szCs w:val="24"/>
-          <w:lang w:val="en-US"/>
-        </w:rPr>
-        <w:t xml:space="preserve"> </w:t>
-      </w:r>
-      <w:r>
-        <w:rPr>
-          <w:sz w:val="24"/>
-          <w:szCs w:val="24"/>
-          <w:lang w:val="en-US"/>
-        </w:rPr>
-        <w:t xml:space="preserve">Production ID, Jadwal, No. SPKP, No. Batch, Date, </w:t>
-      </w:r>
-      <w:proofErr w:type="gramStart"/>
-      <w:r>
-        <w:rPr>
-          <w:sz w:val="24"/>
-          <w:szCs w:val="24"/>
-          <w:lang w:val="en-US"/>
-        </w:rPr>
-        <w:t>Created</w:t>
-      </w:r>
-      <w:proofErr w:type="gramEnd"/>
-      <w:r>
-        <w:rPr>
-          <w:sz w:val="24"/>
-          <w:szCs w:val="24"/>
-          <w:lang w:val="en-US"/>
-        </w:rPr>
-        <w:t xml:space="preserve"> by, Product Name, Proses BASE, </w:t>
-      </w:r>
-      <w:proofErr w:type="spellStart"/>
-      <w:r>
-        <w:rPr>
-          <w:sz w:val="24"/>
-          <w:szCs w:val="24"/>
-          <w:lang w:val="en-US"/>
-        </w:rPr>
-        <w:t>Selesai</w:t>
-      </w:r>
-      <w:proofErr w:type="spellEnd"/>
-      <w:r>
-        <w:rPr>
-          <w:sz w:val="24"/>
-          <w:szCs w:val="24"/>
-          <w:lang w:val="en-US"/>
-        </w:rPr>
-        <w:t xml:space="preserve"> BASE, Machine, </w:t>
-      </w:r>
-      <w:proofErr w:type="spellStart"/>
-      <w:r>
-        <w:rPr>
-          <w:sz w:val="24"/>
-          <w:szCs w:val="24"/>
-          <w:lang w:val="en-US"/>
-        </w:rPr>
-        <w:t>Tipe</w:t>
-      </w:r>
-      <w:proofErr w:type="spellEnd"/>
-      <w:r>
-        <w:rPr>
-          <w:sz w:val="24"/>
-          <w:szCs w:val="24"/>
-          <w:lang w:val="en-US"/>
-        </w:rPr>
-        <w:t xml:space="preserve"> </w:t>
-      </w:r>
-      <w:proofErr w:type="spellStart"/>
-      <w:r>
-        <w:rPr>
-          <w:sz w:val="24"/>
-          <w:szCs w:val="24"/>
-          <w:lang w:val="en-US"/>
-        </w:rPr>
-        <w:t>Produk</w:t>
-      </w:r>
-      <w:proofErr w:type="spellEnd"/>
-      <w:r>
-        <w:rPr>
-          <w:sz w:val="24"/>
-          <w:szCs w:val="24"/>
-          <w:lang w:val="en-US"/>
-        </w:rPr>
-        <w:t xml:space="preserve">, </w:t>
-      </w:r>
-      <w:proofErr w:type="spellStart"/>
-      <w:r>
-        <w:rPr>
-          <w:sz w:val="24"/>
-          <w:szCs w:val="24"/>
-          <w:lang w:val="en-US"/>
-        </w:rPr>
-        <w:t>Formulasi</w:t>
-      </w:r>
-      <w:proofErr w:type="spellEnd"/>
-      <w:r>
-        <w:rPr>
-          <w:sz w:val="24"/>
-          <w:szCs w:val="24"/>
-          <w:lang w:val="en-US"/>
-        </w:rPr>
-        <w:t xml:space="preserve">, FK, Basis, Required, </w:t>
-      </w:r>
-      <w:proofErr w:type="spellStart"/>
-      <w:r>
-        <w:rPr>
-          <w:sz w:val="24"/>
-          <w:szCs w:val="24"/>
-          <w:lang w:val="en-US"/>
-        </w:rPr>
-        <w:t>Recanning</w:t>
-      </w:r>
-      <w:proofErr w:type="spellEnd"/>
-      <w:r>
-        <w:rPr>
-          <w:sz w:val="24"/>
-          <w:szCs w:val="24"/>
-          <w:lang w:val="en-US"/>
-        </w:rPr>
-        <w:t xml:space="preserve">, Bahan, Production, </w:t>
-      </w:r>
-      <w:proofErr w:type="spellStart"/>
-      <w:r>
-        <w:rPr>
-          <w:sz w:val="24"/>
-          <w:szCs w:val="24"/>
-          <w:lang w:val="en-US"/>
-        </w:rPr>
-        <w:t>Realisasi</w:t>
-      </w:r>
-      <w:proofErr w:type="spellEnd"/>
-      <w:r>
-        <w:rPr>
-          <w:sz w:val="24"/>
-          <w:szCs w:val="24"/>
-          <w:lang w:val="en-US"/>
-        </w:rPr>
-        <w:t xml:space="preserve"> (STBJ), QC, Adjustment, Notes, Keputusan</w:t>
+        <w:t>Komponen:</w:t>
+      </w:r>
+      <w:r>
+        <w:rPr>
+          <w:sz w:val="24"/>
+          <w:szCs w:val="24"/>
+          <w:lang w:val="en-US"/>
+        </w:rPr>
+        <w:t xml:space="preserve"> </w:t>
+      </w:r>
+      <w:r>
+        <w:rPr>
+          <w:sz w:val="24"/>
+          <w:szCs w:val="24"/>
+          <w:lang w:val="en-US"/>
+        </w:rPr>
+        <w:t>Production ID, Jadwal, No. SPKP, No. Batch, Date, Created by, Product Name, Proses BASE, Selesai BASE, Machine, Tipe Produk, Formulasi, FK, Basis, Required, Recanning, Bahan, Production, Realisasi (STBJ), QC, Adjustment, Notes, Keputusan</w:t>
       </w:r>
     </w:p>
     <w:p>
@@ -8833,7 +7495,6 @@
           <w:lang w:val="en-US"/>
         </w:rPr>
       </w:pPr>
-      <w:proofErr w:type="spellStart"/>
       <w:r>
         <w:rPr>
           <w:b/>
@@ -8842,386 +7503,23 @@
           <w:szCs w:val="24"/>
           <w:lang w:val="en-US"/>
         </w:rPr>
-        <w:t>Fungsi</w:t>
-      </w:r>
-      <w:proofErr w:type="spellEnd"/>
-      <w:r>
-        <w:rPr>
-          <w:b/>
-          <w:bCs/>
-          <w:sz w:val="24"/>
-          <w:szCs w:val="24"/>
-          <w:lang w:val="en-US"/>
-        </w:rPr>
-        <w:t>:</w:t>
-      </w:r>
-      <w:r>
-        <w:rPr>
-          <w:sz w:val="24"/>
-          <w:szCs w:val="24"/>
-          <w:lang w:val="en-US"/>
-        </w:rPr>
-        <w:t xml:space="preserve"> </w:t>
-      </w:r>
-      <w:proofErr w:type="spellStart"/>
-      <w:r>
-        <w:rPr>
-          <w:sz w:val="24"/>
-          <w:szCs w:val="24"/>
-          <w:lang w:val="en-US"/>
-        </w:rPr>
-        <w:t>Mengelola</w:t>
-      </w:r>
-      <w:proofErr w:type="spellEnd"/>
-      <w:r>
-        <w:rPr>
-          <w:sz w:val="24"/>
-          <w:szCs w:val="24"/>
-          <w:lang w:val="en-US"/>
-        </w:rPr>
-        <w:t xml:space="preserve"> </w:t>
-      </w:r>
-      <w:proofErr w:type="spellStart"/>
-      <w:r>
-        <w:rPr>
-          <w:sz w:val="24"/>
-          <w:szCs w:val="24"/>
-          <w:lang w:val="en-US"/>
-        </w:rPr>
-        <w:t>dokumen</w:t>
-      </w:r>
-      <w:proofErr w:type="spellEnd"/>
-      <w:r>
-        <w:rPr>
-          <w:sz w:val="24"/>
-          <w:szCs w:val="24"/>
-          <w:lang w:val="en-US"/>
-        </w:rPr>
-        <w:t xml:space="preserve"> </w:t>
-      </w:r>
-      <w:proofErr w:type="spellStart"/>
-      <w:r>
-        <w:rPr>
-          <w:sz w:val="24"/>
-          <w:szCs w:val="24"/>
-          <w:lang w:val="en-US"/>
-        </w:rPr>
-        <w:t>eksekusi</w:t>
-      </w:r>
-      <w:proofErr w:type="spellEnd"/>
-      <w:r>
-        <w:rPr>
-          <w:sz w:val="24"/>
-          <w:szCs w:val="24"/>
-          <w:lang w:val="en-US"/>
-        </w:rPr>
-        <w:t xml:space="preserve"> </w:t>
-      </w:r>
-      <w:proofErr w:type="spellStart"/>
-      <w:r>
-        <w:rPr>
-          <w:sz w:val="24"/>
-          <w:szCs w:val="24"/>
-          <w:lang w:val="en-US"/>
-        </w:rPr>
-        <w:t>perintah</w:t>
-      </w:r>
-      <w:proofErr w:type="spellEnd"/>
-      <w:r>
-        <w:rPr>
-          <w:sz w:val="24"/>
-          <w:szCs w:val="24"/>
-          <w:lang w:val="en-US"/>
-        </w:rPr>
-        <w:t xml:space="preserve"> </w:t>
-      </w:r>
-      <w:proofErr w:type="spellStart"/>
-      <w:r>
-        <w:rPr>
-          <w:sz w:val="24"/>
-          <w:szCs w:val="24"/>
-          <w:lang w:val="en-US"/>
-        </w:rPr>
-        <w:t>kerja</w:t>
-      </w:r>
-      <w:proofErr w:type="spellEnd"/>
-      <w:r>
-        <w:rPr>
-          <w:sz w:val="24"/>
-          <w:szCs w:val="24"/>
-          <w:lang w:val="en-US"/>
-        </w:rPr>
-        <w:t xml:space="preserve"> </w:t>
-      </w:r>
-      <w:proofErr w:type="spellStart"/>
-      <w:r>
-        <w:rPr>
-          <w:sz w:val="24"/>
-          <w:szCs w:val="24"/>
-          <w:lang w:val="en-US"/>
-        </w:rPr>
-        <w:t>pembuatan</w:t>
-      </w:r>
-      <w:proofErr w:type="spellEnd"/>
-      <w:r>
-        <w:rPr>
-          <w:sz w:val="24"/>
-          <w:szCs w:val="24"/>
-          <w:lang w:val="en-US"/>
-        </w:rPr>
-        <w:t xml:space="preserve"> </w:t>
-      </w:r>
-      <w:proofErr w:type="spellStart"/>
-      <w:r>
-        <w:rPr>
-          <w:sz w:val="24"/>
-          <w:szCs w:val="24"/>
-          <w:lang w:val="en-US"/>
-        </w:rPr>
-        <w:t>adonan</w:t>
-      </w:r>
-      <w:proofErr w:type="spellEnd"/>
-      <w:r>
-        <w:rPr>
-          <w:sz w:val="24"/>
-          <w:szCs w:val="24"/>
-          <w:lang w:val="en-US"/>
-        </w:rPr>
-        <w:t xml:space="preserve"> </w:t>
-      </w:r>
-      <w:proofErr w:type="spellStart"/>
-      <w:r>
-        <w:rPr>
-          <w:sz w:val="24"/>
-          <w:szCs w:val="24"/>
-          <w:lang w:val="en-US"/>
-        </w:rPr>
-        <w:t>dasar</w:t>
-      </w:r>
-      <w:proofErr w:type="spellEnd"/>
-      <w:r>
-        <w:rPr>
-          <w:sz w:val="24"/>
-          <w:szCs w:val="24"/>
-          <w:lang w:val="en-US"/>
-        </w:rPr>
-        <w:t xml:space="preserve"> (base) di </w:t>
-      </w:r>
-      <w:proofErr w:type="spellStart"/>
-      <w:r>
-        <w:rPr>
-          <w:sz w:val="24"/>
-          <w:szCs w:val="24"/>
-          <w:lang w:val="en-US"/>
-        </w:rPr>
-        <w:t>lini</w:t>
-      </w:r>
-      <w:proofErr w:type="spellEnd"/>
-      <w:r>
-        <w:rPr>
-          <w:sz w:val="24"/>
-          <w:szCs w:val="24"/>
-          <w:lang w:val="en-US"/>
-        </w:rPr>
-        <w:t xml:space="preserve"> </w:t>
-      </w:r>
-      <w:proofErr w:type="spellStart"/>
-      <w:r>
-        <w:rPr>
-          <w:sz w:val="24"/>
-          <w:szCs w:val="24"/>
-          <w:lang w:val="en-US"/>
-        </w:rPr>
-        <w:t>produksi</w:t>
-      </w:r>
-      <w:proofErr w:type="spellEnd"/>
-      <w:r>
-        <w:rPr>
-          <w:sz w:val="24"/>
-          <w:szCs w:val="24"/>
-          <w:lang w:val="en-US"/>
-        </w:rPr>
-        <w:t xml:space="preserve">, </w:t>
-      </w:r>
-      <w:proofErr w:type="spellStart"/>
-      <w:r>
-        <w:rPr>
-          <w:sz w:val="24"/>
-          <w:szCs w:val="24"/>
-          <w:lang w:val="en-US"/>
-        </w:rPr>
-        <w:t>mencatat</w:t>
-      </w:r>
-      <w:proofErr w:type="spellEnd"/>
-      <w:r>
-        <w:rPr>
-          <w:sz w:val="24"/>
-          <w:szCs w:val="24"/>
-          <w:lang w:val="en-US"/>
-        </w:rPr>
-        <w:t xml:space="preserve"> </w:t>
-      </w:r>
-      <w:proofErr w:type="spellStart"/>
-      <w:r>
-        <w:rPr>
-          <w:sz w:val="24"/>
-          <w:szCs w:val="24"/>
-          <w:lang w:val="en-US"/>
-        </w:rPr>
-        <w:t>penimbangan</w:t>
-      </w:r>
-      <w:proofErr w:type="spellEnd"/>
-      <w:r>
-        <w:rPr>
-          <w:sz w:val="24"/>
-          <w:szCs w:val="24"/>
-          <w:lang w:val="en-US"/>
-        </w:rPr>
-        <w:t xml:space="preserve"> </w:t>
-      </w:r>
-      <w:proofErr w:type="spellStart"/>
-      <w:r>
-        <w:rPr>
-          <w:sz w:val="24"/>
-          <w:szCs w:val="24"/>
-          <w:lang w:val="en-US"/>
-        </w:rPr>
-        <w:t>bahan</w:t>
-      </w:r>
-      <w:proofErr w:type="spellEnd"/>
-      <w:r>
-        <w:rPr>
-          <w:sz w:val="24"/>
-          <w:szCs w:val="24"/>
-          <w:lang w:val="en-US"/>
-        </w:rPr>
-        <w:t xml:space="preserve"> </w:t>
-      </w:r>
-      <w:proofErr w:type="spellStart"/>
-      <w:r>
-        <w:rPr>
-          <w:sz w:val="24"/>
-          <w:szCs w:val="24"/>
-          <w:lang w:val="en-US"/>
-        </w:rPr>
-        <w:t>dasar</w:t>
-      </w:r>
-      <w:proofErr w:type="spellEnd"/>
-      <w:r>
-        <w:rPr>
-          <w:sz w:val="24"/>
-          <w:szCs w:val="24"/>
-          <w:lang w:val="en-US"/>
-        </w:rPr>
-        <w:t xml:space="preserve">, </w:t>
-      </w:r>
-      <w:proofErr w:type="spellStart"/>
-      <w:r>
-        <w:rPr>
-          <w:sz w:val="24"/>
-          <w:szCs w:val="24"/>
-          <w:lang w:val="en-US"/>
-        </w:rPr>
-        <w:t>durasi</w:t>
-      </w:r>
-      <w:proofErr w:type="spellEnd"/>
-      <w:r>
-        <w:rPr>
-          <w:sz w:val="24"/>
-          <w:szCs w:val="24"/>
-          <w:lang w:val="en-US"/>
-        </w:rPr>
-        <w:t xml:space="preserve"> </w:t>
-      </w:r>
-      <w:proofErr w:type="spellStart"/>
-      <w:r>
-        <w:rPr>
-          <w:sz w:val="24"/>
-          <w:szCs w:val="24"/>
-          <w:lang w:val="en-US"/>
-        </w:rPr>
-        <w:t>pengerjaan</w:t>
-      </w:r>
-      <w:proofErr w:type="spellEnd"/>
-      <w:r>
-        <w:rPr>
-          <w:sz w:val="24"/>
-          <w:szCs w:val="24"/>
-          <w:lang w:val="en-US"/>
-        </w:rPr>
-        <w:t xml:space="preserve">, </w:t>
-      </w:r>
-      <w:proofErr w:type="spellStart"/>
-      <w:r>
-        <w:rPr>
-          <w:sz w:val="24"/>
-          <w:szCs w:val="24"/>
-          <w:lang w:val="en-US"/>
-        </w:rPr>
-        <w:t>hingga</w:t>
-      </w:r>
-      <w:proofErr w:type="spellEnd"/>
-      <w:r>
-        <w:rPr>
-          <w:sz w:val="24"/>
-          <w:szCs w:val="24"/>
-          <w:lang w:val="en-US"/>
-        </w:rPr>
-        <w:t xml:space="preserve"> </w:t>
-      </w:r>
-      <w:proofErr w:type="spellStart"/>
-      <w:r>
-        <w:rPr>
-          <w:sz w:val="24"/>
-          <w:szCs w:val="24"/>
-          <w:lang w:val="en-US"/>
-        </w:rPr>
-        <w:t>verifikasi</w:t>
-      </w:r>
-      <w:proofErr w:type="spellEnd"/>
-      <w:r>
-        <w:rPr>
-          <w:sz w:val="24"/>
-          <w:szCs w:val="24"/>
-          <w:lang w:val="en-US"/>
-        </w:rPr>
-        <w:t xml:space="preserve"> </w:t>
-      </w:r>
-      <w:proofErr w:type="spellStart"/>
-      <w:r>
-        <w:rPr>
-          <w:sz w:val="24"/>
-          <w:szCs w:val="24"/>
-          <w:lang w:val="en-US"/>
-        </w:rPr>
-        <w:t>kelulusan</w:t>
-      </w:r>
-      <w:proofErr w:type="spellEnd"/>
-      <w:r>
-        <w:rPr>
-          <w:sz w:val="24"/>
-          <w:szCs w:val="24"/>
-          <w:lang w:val="en-US"/>
-        </w:rPr>
-        <w:t xml:space="preserve"> QC </w:t>
-      </w:r>
-      <w:proofErr w:type="spellStart"/>
-      <w:r>
-        <w:rPr>
-          <w:sz w:val="24"/>
-          <w:szCs w:val="24"/>
-          <w:lang w:val="en-US"/>
-        </w:rPr>
-        <w:t>adonan</w:t>
-      </w:r>
-      <w:proofErr w:type="spellEnd"/>
-      <w:r>
-        <w:rPr>
-          <w:sz w:val="24"/>
-          <w:szCs w:val="24"/>
-          <w:lang w:val="en-US"/>
-        </w:rPr>
-        <w:t xml:space="preserve"> base.</w:t>
+        <w:t>Fungsi:</w:t>
+      </w:r>
+      <w:r>
+        <w:rPr>
+          <w:sz w:val="24"/>
+          <w:szCs w:val="24"/>
+          <w:lang w:val="en-US"/>
+        </w:rPr>
+        <w:t xml:space="preserve"> </w:t>
+      </w:r>
+      <w:r>
+        <w:rPr>
+          <w:sz w:val="24"/>
+          <w:szCs w:val="24"/>
+          <w:lang w:val="en-US"/>
+        </w:rPr>
+        <w:t>Mengelola dokumen eksekusi perintah kerja pembuatan adonan dasar (base) di lini produksi, mencatat penimbangan bahan dasar, durasi pengerjaan, hingga verifikasi kelulusan QC adonan base.</w:t>
       </w:r>
     </w:p>
     <w:p>
@@ -9237,7 +7535,6 @@
           <w:lang w:val="en-US"/>
         </w:rPr>
       </w:pPr>
-      <w:proofErr w:type="spellStart"/>
       <w:r>
         <w:rPr>
           <w:b/>
@@ -9246,215 +7543,23 @@
           <w:szCs w:val="24"/>
           <w:lang w:val="en-US"/>
         </w:rPr>
-        <w:t>Penjelasan</w:t>
-      </w:r>
-      <w:proofErr w:type="spellEnd"/>
-      <w:r>
-        <w:rPr>
-          <w:b/>
-          <w:bCs/>
-          <w:sz w:val="24"/>
-          <w:szCs w:val="24"/>
-          <w:lang w:val="en-US"/>
-        </w:rPr>
-        <w:t xml:space="preserve"> UI:</w:t>
-      </w:r>
-      <w:r>
-        <w:rPr>
-          <w:sz w:val="24"/>
-          <w:szCs w:val="24"/>
-          <w:lang w:val="en-US"/>
-        </w:rPr>
-        <w:t xml:space="preserve"> </w:t>
-      </w:r>
-      <w:proofErr w:type="spellStart"/>
-      <w:r>
-        <w:rPr>
-          <w:sz w:val="24"/>
-          <w:szCs w:val="24"/>
-          <w:lang w:val="en-US"/>
-        </w:rPr>
-        <w:t>Tampilan</w:t>
-      </w:r>
-      <w:proofErr w:type="spellEnd"/>
-      <w:r>
-        <w:rPr>
-          <w:sz w:val="24"/>
-          <w:szCs w:val="24"/>
-          <w:lang w:val="en-US"/>
-        </w:rPr>
-        <w:t xml:space="preserve"> </w:t>
-      </w:r>
-      <w:proofErr w:type="spellStart"/>
-      <w:r>
-        <w:rPr>
-          <w:sz w:val="24"/>
-          <w:szCs w:val="24"/>
-          <w:lang w:val="en-US"/>
-        </w:rPr>
-        <w:t>awal</w:t>
-      </w:r>
-      <w:proofErr w:type="spellEnd"/>
-      <w:r>
-        <w:rPr>
-          <w:sz w:val="24"/>
-          <w:szCs w:val="24"/>
-          <w:lang w:val="en-US"/>
-        </w:rPr>
-        <w:t xml:space="preserve"> </w:t>
-      </w:r>
-      <w:proofErr w:type="spellStart"/>
-      <w:r>
-        <w:rPr>
-          <w:sz w:val="24"/>
-          <w:szCs w:val="24"/>
-          <w:lang w:val="en-US"/>
-        </w:rPr>
-        <w:t>berupa</w:t>
-      </w:r>
-      <w:proofErr w:type="spellEnd"/>
-      <w:r>
-        <w:rPr>
-          <w:sz w:val="24"/>
-          <w:szCs w:val="24"/>
-          <w:lang w:val="en-US"/>
-        </w:rPr>
-        <w:t xml:space="preserve"> table data grid </w:t>
-      </w:r>
-      <w:proofErr w:type="spellStart"/>
-      <w:r>
-        <w:rPr>
-          <w:sz w:val="24"/>
-          <w:szCs w:val="24"/>
-          <w:lang w:val="en-US"/>
-        </w:rPr>
-        <w:t>menampilkan</w:t>
-      </w:r>
-      <w:proofErr w:type="spellEnd"/>
-      <w:r>
-        <w:rPr>
-          <w:sz w:val="24"/>
-          <w:szCs w:val="24"/>
-          <w:lang w:val="en-US"/>
-        </w:rPr>
-        <w:t xml:space="preserve"> No. SPKP, Date, No. Batch, Product Name, Machine, </w:t>
-      </w:r>
-      <w:proofErr w:type="spellStart"/>
-      <w:r>
-        <w:rPr>
-          <w:sz w:val="24"/>
-          <w:szCs w:val="24"/>
-          <w:lang w:val="en-US"/>
-        </w:rPr>
-        <w:t>Tipe</w:t>
-      </w:r>
-      <w:proofErr w:type="spellEnd"/>
-      <w:r>
-        <w:rPr>
-          <w:sz w:val="24"/>
-          <w:szCs w:val="24"/>
-          <w:lang w:val="en-US"/>
-        </w:rPr>
-        <w:t xml:space="preserve"> </w:t>
-      </w:r>
-      <w:proofErr w:type="spellStart"/>
-      <w:r>
-        <w:rPr>
-          <w:sz w:val="24"/>
-          <w:szCs w:val="24"/>
-          <w:lang w:val="en-US"/>
-        </w:rPr>
-        <w:t>Produk</w:t>
-      </w:r>
-      <w:proofErr w:type="spellEnd"/>
-      <w:r>
-        <w:rPr>
-          <w:sz w:val="24"/>
-          <w:szCs w:val="24"/>
-          <w:lang w:val="en-US"/>
-        </w:rPr>
-        <w:t xml:space="preserve">, Status QC, dan Keputusan. </w:t>
-      </w:r>
-      <w:proofErr w:type="spellStart"/>
-      <w:r>
-        <w:rPr>
-          <w:sz w:val="24"/>
-          <w:szCs w:val="24"/>
-          <w:lang w:val="en-US"/>
-        </w:rPr>
-        <w:t>Tombol</w:t>
-      </w:r>
-      <w:proofErr w:type="spellEnd"/>
-      <w:r>
-        <w:rPr>
-          <w:sz w:val="24"/>
-          <w:szCs w:val="24"/>
-          <w:lang w:val="en-US"/>
-        </w:rPr>
-        <w:t xml:space="preserve"> </w:t>
-      </w:r>
-      <w:proofErr w:type="spellStart"/>
-      <w:r>
-        <w:rPr>
-          <w:sz w:val="24"/>
-          <w:szCs w:val="24"/>
-          <w:lang w:val="en-US"/>
-        </w:rPr>
-        <w:t>Tambah</w:t>
-      </w:r>
-      <w:proofErr w:type="spellEnd"/>
-      <w:r>
-        <w:rPr>
-          <w:sz w:val="24"/>
-          <w:szCs w:val="24"/>
-          <w:lang w:val="en-US"/>
-        </w:rPr>
-        <w:t xml:space="preserve"> </w:t>
-      </w:r>
-      <w:proofErr w:type="spellStart"/>
-      <w:r>
-        <w:rPr>
-          <w:sz w:val="24"/>
-          <w:szCs w:val="24"/>
-          <w:lang w:val="en-US"/>
-        </w:rPr>
-        <w:t>memunculkan</w:t>
-      </w:r>
-      <w:proofErr w:type="spellEnd"/>
-      <w:r>
-        <w:rPr>
-          <w:sz w:val="24"/>
-          <w:szCs w:val="24"/>
-          <w:lang w:val="en-US"/>
-        </w:rPr>
-        <w:t xml:space="preserve"> </w:t>
-      </w:r>
-      <w:r>
-        <w:rPr>
-          <w:sz w:val="24"/>
-          <w:szCs w:val="24"/>
-          <w:lang w:val="en-US"/>
-        </w:rPr>
-        <w:lastRenderedPageBreak/>
-        <w:t xml:space="preserve">Pop-up Modal Form / Drawer </w:t>
-      </w:r>
-      <w:proofErr w:type="spellStart"/>
-      <w:r>
-        <w:rPr>
-          <w:sz w:val="24"/>
-          <w:szCs w:val="24"/>
-          <w:lang w:val="en-US"/>
-        </w:rPr>
-        <w:t>berstruktur</w:t>
-      </w:r>
-      <w:proofErr w:type="spellEnd"/>
-      <w:r>
-        <w:rPr>
-          <w:sz w:val="24"/>
-          <w:szCs w:val="24"/>
-          <w:lang w:val="en-US"/>
-        </w:rPr>
-        <w:t>:</w:t>
+        <w:t>Penjelasan UI:</w:t>
+      </w:r>
+      <w:r>
+        <w:rPr>
+          <w:sz w:val="24"/>
+          <w:szCs w:val="24"/>
+          <w:lang w:val="en-US"/>
+        </w:rPr>
+        <w:t xml:space="preserve"> </w:t>
+      </w:r>
+      <w:r>
+        <w:rPr>
+          <w:sz w:val="24"/>
+          <w:szCs w:val="24"/>
+          <w:lang w:val="en-US"/>
+        </w:rPr>
+        <w:t>Tampilan awal berupa table data grid menampilkan No. SPKP, Date, No. Batch, Product Name, Machine, Tipe Produk, Status QC, dan Keputusan. Tombol Tambah memunculkan Pop-up Modal Form / Drawer berstruktur:</w:t>
       </w:r>
     </w:p>
     <w:p>
@@ -9473,79 +7578,7 @@
           <w:szCs w:val="24"/>
           <w:lang w:val="en-US"/>
         </w:rPr>
-        <w:t xml:space="preserve">1. Header </w:t>
-      </w:r>
-      <w:proofErr w:type="gramStart"/>
-      <w:r>
-        <w:rPr>
-          <w:sz w:val="24"/>
-          <w:szCs w:val="24"/>
-          <w:lang w:val="en-US"/>
-        </w:rPr>
-        <w:t>Info :</w:t>
-      </w:r>
-      <w:proofErr w:type="gramEnd"/>
-      <w:r>
-        <w:rPr>
-          <w:sz w:val="24"/>
-          <w:szCs w:val="24"/>
-          <w:lang w:val="en-US"/>
-        </w:rPr>
-        <w:t xml:space="preserve"> Production ID, No. SPKP (Auto), Date, Created by, Jadwal Ref, Machine, </w:t>
-      </w:r>
-      <w:proofErr w:type="spellStart"/>
-      <w:r>
-        <w:rPr>
-          <w:sz w:val="24"/>
-          <w:szCs w:val="24"/>
-          <w:lang w:val="en-US"/>
-        </w:rPr>
-        <w:t>Tipe</w:t>
-      </w:r>
-      <w:proofErr w:type="spellEnd"/>
-      <w:r>
-        <w:rPr>
-          <w:sz w:val="24"/>
-          <w:szCs w:val="24"/>
-          <w:lang w:val="en-US"/>
-        </w:rPr>
-        <w:t xml:space="preserve"> </w:t>
-      </w:r>
-      <w:proofErr w:type="spellStart"/>
-      <w:r>
-        <w:rPr>
-          <w:sz w:val="24"/>
-          <w:szCs w:val="24"/>
-          <w:lang w:val="en-US"/>
-        </w:rPr>
-        <w:t>Produk</w:t>
-      </w:r>
-      <w:proofErr w:type="spellEnd"/>
-      <w:r>
-        <w:rPr>
-          <w:sz w:val="24"/>
-          <w:szCs w:val="24"/>
-          <w:lang w:val="en-US"/>
-        </w:rPr>
-        <w:t xml:space="preserve">, </w:t>
-      </w:r>
-      <w:proofErr w:type="spellStart"/>
-      <w:r>
-        <w:rPr>
-          <w:sz w:val="24"/>
-          <w:szCs w:val="24"/>
-          <w:lang w:val="en-US"/>
-        </w:rPr>
-        <w:t>Formulasi</w:t>
-      </w:r>
-      <w:proofErr w:type="spellEnd"/>
-      <w:r>
-        <w:rPr>
-          <w:sz w:val="24"/>
-          <w:szCs w:val="24"/>
-          <w:lang w:val="en-US"/>
-        </w:rPr>
-        <w:t>, FK, Basis.</w:t>
+        <w:t>1. Header Info : Production ID, No. SPKP (Auto), Date, Created by, Jadwal Ref, Machine, Tipe Produk, Formulasi, FK, Basis.</w:t>
       </w:r>
     </w:p>
     <w:p>
@@ -9564,79 +7597,7 @@
           <w:szCs w:val="24"/>
           <w:lang w:val="en-US"/>
         </w:rPr>
-        <w:t xml:space="preserve">2. Data Grid </w:t>
-      </w:r>
-      <w:proofErr w:type="spellStart"/>
-      <w:r>
-        <w:rPr>
-          <w:sz w:val="24"/>
-          <w:szCs w:val="24"/>
-          <w:lang w:val="en-US"/>
-        </w:rPr>
-        <w:t>Komposisi</w:t>
-      </w:r>
-      <w:proofErr w:type="spellEnd"/>
-      <w:r>
-        <w:rPr>
-          <w:sz w:val="24"/>
-          <w:szCs w:val="24"/>
-          <w:lang w:val="en-US"/>
-        </w:rPr>
-        <w:t xml:space="preserve"> Bahan </w:t>
-      </w:r>
-      <w:proofErr w:type="gramStart"/>
-      <w:r>
-        <w:rPr>
-          <w:sz w:val="24"/>
-          <w:szCs w:val="24"/>
-          <w:lang w:val="en-US"/>
-        </w:rPr>
-        <w:t>Base :</w:t>
-      </w:r>
-      <w:proofErr w:type="gramEnd"/>
-      <w:r>
-        <w:rPr>
-          <w:sz w:val="24"/>
-          <w:szCs w:val="24"/>
-          <w:lang w:val="en-US"/>
-        </w:rPr>
-        <w:t xml:space="preserve"> Detail Bahan (Material Name), Required Qty, </w:t>
-      </w:r>
-      <w:proofErr w:type="spellStart"/>
-      <w:r>
-        <w:rPr>
-          <w:sz w:val="24"/>
-          <w:szCs w:val="24"/>
-          <w:lang w:val="en-US"/>
-        </w:rPr>
-        <w:t>Recanning</w:t>
-      </w:r>
-      <w:proofErr w:type="spellEnd"/>
-      <w:r>
-        <w:rPr>
-          <w:sz w:val="24"/>
-          <w:szCs w:val="24"/>
-          <w:lang w:val="en-US"/>
-        </w:rPr>
-        <w:t xml:space="preserve">, Actual Production Qty, </w:t>
-      </w:r>
-      <w:proofErr w:type="spellStart"/>
-      <w:r>
-        <w:rPr>
-          <w:sz w:val="24"/>
-          <w:szCs w:val="24"/>
-          <w:lang w:val="en-US"/>
-        </w:rPr>
-        <w:t>Realisasi</w:t>
-      </w:r>
-      <w:proofErr w:type="spellEnd"/>
-      <w:r>
-        <w:rPr>
-          <w:sz w:val="24"/>
-          <w:szCs w:val="24"/>
-          <w:lang w:val="en-US"/>
-        </w:rPr>
-        <w:t xml:space="preserve"> (STBJ), QC Check, Adjustment.</w:t>
+        <w:t>2. Data Grid Komposisi Bahan Base : Detail Bahan (Material Name), Required Qty, Recanning, Actual Production Qty, Realisasi (STBJ), QC Check, Adjustment.</w:t>
       </w:r>
     </w:p>
     <w:p>
@@ -9655,79 +7616,7 @@
           <w:szCs w:val="24"/>
           <w:lang w:val="en-US"/>
         </w:rPr>
-        <w:t xml:space="preserve">3. Waktu &amp; </w:t>
-      </w:r>
-      <w:proofErr w:type="gramStart"/>
-      <w:r>
-        <w:rPr>
-          <w:sz w:val="24"/>
-          <w:szCs w:val="24"/>
-          <w:lang w:val="en-US"/>
-        </w:rPr>
-        <w:t>Keputusan :</w:t>
-      </w:r>
-      <w:proofErr w:type="gramEnd"/>
-      <w:r>
-        <w:rPr>
-          <w:sz w:val="24"/>
-          <w:szCs w:val="24"/>
-          <w:lang w:val="en-US"/>
-        </w:rPr>
-        <w:t xml:space="preserve"> Timestamp 'Proses BASE' &amp; '</w:t>
-      </w:r>
-      <w:proofErr w:type="spellStart"/>
-      <w:r>
-        <w:rPr>
-          <w:sz w:val="24"/>
-          <w:szCs w:val="24"/>
-          <w:lang w:val="en-US"/>
-        </w:rPr>
-        <w:t>Selesai</w:t>
-      </w:r>
-      <w:proofErr w:type="spellEnd"/>
-      <w:r>
-        <w:rPr>
-          <w:sz w:val="24"/>
-          <w:szCs w:val="24"/>
-          <w:lang w:val="en-US"/>
-        </w:rPr>
-        <w:t xml:space="preserve"> BASE', </w:t>
-      </w:r>
-      <w:proofErr w:type="spellStart"/>
-      <w:r>
-        <w:rPr>
-          <w:sz w:val="24"/>
-          <w:szCs w:val="24"/>
-          <w:lang w:val="en-US"/>
-        </w:rPr>
-        <w:t>Textarea</w:t>
-      </w:r>
-      <w:proofErr w:type="spellEnd"/>
-      <w:r>
-        <w:rPr>
-          <w:sz w:val="24"/>
-          <w:szCs w:val="24"/>
-          <w:lang w:val="en-US"/>
-        </w:rPr>
-        <w:t xml:space="preserve"> Notes, </w:t>
-      </w:r>
-      <w:proofErr w:type="spellStart"/>
-      <w:r>
-        <w:rPr>
-          <w:sz w:val="24"/>
-          <w:szCs w:val="24"/>
-          <w:lang w:val="en-US"/>
-        </w:rPr>
-        <w:t>serta</w:t>
-      </w:r>
-      <w:proofErr w:type="spellEnd"/>
-      <w:r>
-        <w:rPr>
-          <w:sz w:val="24"/>
-          <w:szCs w:val="24"/>
-          <w:lang w:val="en-US"/>
-        </w:rPr>
-        <w:t xml:space="preserve"> Radio Button/Dropdown 'Keputusan' (Approve/Reject/Rework).</w:t>
+        <w:t>3. Waktu &amp; Keputusan : Timestamp 'Proses BASE' &amp; 'Selesai BASE', Textarea Notes, serta Radio Button/Dropdown 'Keputusan' (Approve/Reject/Rework).</w:t>
       </w:r>
     </w:p>
     <w:p>
@@ -9749,115 +7638,116 @@
           <w:szCs w:val="24"/>
           <w:lang w:val="en-US"/>
         </w:rPr>
-        <w:t xml:space="preserve">Edit </w:t>
-      </w:r>
-      <w:proofErr w:type="spellStart"/>
-      <w:r>
-        <w:rPr>
-          <w:sz w:val="24"/>
-          <w:szCs w:val="24"/>
-          <w:lang w:val="en-US"/>
-        </w:rPr>
-        <w:t>memunculkan</w:t>
-      </w:r>
-      <w:proofErr w:type="spellEnd"/>
-      <w:r>
-        <w:rPr>
-          <w:sz w:val="24"/>
-          <w:szCs w:val="24"/>
-          <w:lang w:val="en-US"/>
-        </w:rPr>
-        <w:t xml:space="preserve"> modal </w:t>
-      </w:r>
-      <w:proofErr w:type="spellStart"/>
-      <w:r>
-        <w:rPr>
-          <w:sz w:val="24"/>
-          <w:szCs w:val="24"/>
-          <w:lang w:val="en-US"/>
-        </w:rPr>
-        <w:t>terisi</w:t>
-      </w:r>
-      <w:proofErr w:type="spellEnd"/>
-      <w:r>
-        <w:rPr>
-          <w:sz w:val="24"/>
-          <w:szCs w:val="24"/>
-          <w:lang w:val="en-US"/>
-        </w:rPr>
-        <w:t xml:space="preserve"> </w:t>
-      </w:r>
-      <w:proofErr w:type="spellStart"/>
-      <w:r>
-        <w:rPr>
-          <w:sz w:val="24"/>
-          <w:szCs w:val="24"/>
-          <w:lang w:val="en-US"/>
-        </w:rPr>
-        <w:t>untuk</w:t>
-      </w:r>
-      <w:proofErr w:type="spellEnd"/>
-      <w:r>
-        <w:rPr>
-          <w:sz w:val="24"/>
-          <w:szCs w:val="24"/>
-          <w:lang w:val="en-US"/>
-        </w:rPr>
-        <w:t xml:space="preserve"> </w:t>
-      </w:r>
-      <w:proofErr w:type="spellStart"/>
-      <w:r>
-        <w:rPr>
-          <w:sz w:val="24"/>
-          <w:szCs w:val="24"/>
-          <w:lang w:val="en-US"/>
-        </w:rPr>
-        <w:t>pembaruan</w:t>
-      </w:r>
-      <w:proofErr w:type="spellEnd"/>
-      <w:r>
-        <w:rPr>
-          <w:sz w:val="24"/>
-          <w:szCs w:val="24"/>
-          <w:lang w:val="en-US"/>
-        </w:rPr>
-        <w:t xml:space="preserve"> data, Hapus </w:t>
-      </w:r>
-      <w:proofErr w:type="spellStart"/>
-      <w:r>
-        <w:rPr>
-          <w:sz w:val="24"/>
-          <w:szCs w:val="24"/>
-          <w:lang w:val="en-US"/>
-        </w:rPr>
-        <w:t>memunculkan</w:t>
-      </w:r>
-      <w:proofErr w:type="spellEnd"/>
-      <w:r>
-        <w:rPr>
-          <w:sz w:val="24"/>
-          <w:szCs w:val="24"/>
-          <w:lang w:val="en-US"/>
-        </w:rPr>
-        <w:t xml:space="preserve"> alert </w:t>
-      </w:r>
-      <w:proofErr w:type="spellStart"/>
-      <w:r>
-        <w:rPr>
-          <w:sz w:val="24"/>
-          <w:szCs w:val="24"/>
-          <w:lang w:val="en-US"/>
-        </w:rPr>
-        <w:t>konfirmasi</w:t>
-      </w:r>
-      <w:proofErr w:type="spellEnd"/>
-      <w:r>
-        <w:rPr>
-          <w:sz w:val="24"/>
-          <w:szCs w:val="24"/>
-          <w:lang w:val="en-US"/>
-        </w:rPr>
-        <w:t xml:space="preserve"> modal.</w:t>
+        <w:t>Edit memunculkan modal terisi untuk pembaruan data, Hapus memunculkan alert konfirmasi modal.</w:t>
+      </w:r>
+    </w:p>
+    <w:p>
+      <w:pPr>
+        <w:tabs>
+          <w:tab w:val="num" w:pos="2160"/>
+        </w:tabs>
+        <w:spacing w:line="360" w:lineRule="auto"/>
+        <w:ind w:left="1728"/>
+        <w:rPr>
+          <w:sz w:val="24"/>
+          <w:szCs w:val="24"/>
+          <w:lang w:val="en-US"/>
+        </w:rPr>
+      </w:pPr>
+      <w:r>
+        <w:rPr>
+          <w:noProof/>
+        </w:rPr>
+        <w:drawing>
+          <wp:inline distT="0" distB="0" distL="0" distR="0" wp14:anchorId="0714E567" wp14:editId="2660A27D">
+            <wp:extent cx="5678170" cy="2570194"/>
+            <wp:effectExtent l="0" t="0" r="0" b="1905"/>
+            <wp:docPr id="1610165061" name="Picture 1"/>
+            <wp:cNvGraphicFramePr>
+              <a:graphicFrameLocks xmlns:a="http://schemas.openxmlformats.org/drawingml/2006/main" noChangeAspect="1"/>
+            </wp:cNvGraphicFramePr>
+            <a:graphic xmlns:a="http://schemas.openxmlformats.org/drawingml/2006/main">
+              <a:graphicData uri="http://schemas.openxmlformats.org/drawingml/2006/picture">
+                <pic:pic xmlns:pic="http://schemas.openxmlformats.org/drawingml/2006/picture">
+                  <pic:nvPicPr>
+                    <pic:cNvPr id="1610165061" name=""/>
+                    <pic:cNvPicPr/>
+                  </pic:nvPicPr>
+                  <pic:blipFill>
+                    <a:blip r:embed="rId11"/>
+                    <a:stretch>
+                      <a:fillRect/>
+                    </a:stretch>
+                  </pic:blipFill>
+                  <pic:spPr>
+                    <a:xfrm>
+                      <a:off x="0" y="0"/>
+                      <a:ext cx="5687998" cy="2574643"/>
+                    </a:xfrm>
+                    <a:prstGeom prst="rect">
+                      <a:avLst/>
+                    </a:prstGeom>
+                  </pic:spPr>
+                </pic:pic>
+              </a:graphicData>
+            </a:graphic>
+          </wp:inline>
+        </w:drawing>
+      </w:r>
+    </w:p>
+    <w:p>
+      <w:pPr>
+        <w:tabs>
+          <w:tab w:val="num" w:pos="2160"/>
+        </w:tabs>
+        <w:spacing w:line="360" w:lineRule="auto"/>
+        <w:ind w:left="1728"/>
+        <w:rPr>
+          <w:sz w:val="24"/>
+          <w:szCs w:val="24"/>
+          <w:lang w:val="en-US"/>
+        </w:rPr>
+      </w:pPr>
+      <w:r>
+        <w:rPr>
+          <w:noProof/>
+        </w:rPr>
+        <w:lastRenderedPageBreak/>
+        <w:drawing>
+          <wp:inline distT="0" distB="0" distL="0" distR="0" wp14:anchorId="6B52BE39" wp14:editId="48CF8EC0">
+            <wp:extent cx="4400304" cy="3238500"/>
+            <wp:effectExtent l="0" t="0" r="635" b="0"/>
+            <wp:docPr id="497562451" name="Picture 1"/>
+            <wp:cNvGraphicFramePr>
+              <a:graphicFrameLocks xmlns:a="http://schemas.openxmlformats.org/drawingml/2006/main" noChangeAspect="1"/>
+            </wp:cNvGraphicFramePr>
+            <a:graphic xmlns:a="http://schemas.openxmlformats.org/drawingml/2006/main">
+              <a:graphicData uri="http://schemas.openxmlformats.org/drawingml/2006/picture">
+                <pic:pic xmlns:pic="http://schemas.openxmlformats.org/drawingml/2006/picture">
+                  <pic:nvPicPr>
+                    <pic:cNvPr id="497562451" name=""/>
+                    <pic:cNvPicPr/>
+                  </pic:nvPicPr>
+                  <pic:blipFill>
+                    <a:blip r:embed="rId12"/>
+                    <a:stretch>
+                      <a:fillRect/>
+                    </a:stretch>
+                  </pic:blipFill>
+                  <pic:spPr>
+                    <a:xfrm>
+                      <a:off x="0" y="0"/>
+                      <a:ext cx="4412234" cy="3247280"/>
+                    </a:xfrm>
+                    <a:prstGeom prst="rect">
+                      <a:avLst/>
+                    </a:prstGeom>
+                  </pic:spPr>
+                </pic:pic>
+              </a:graphicData>
+            </a:graphic>
+          </wp:inline>
+        </w:drawing>
       </w:r>
     </w:p>
     <w:p/>
@@ -9902,70 +7792,16 @@
           <w:szCs w:val="24"/>
           <w:lang w:val="en-US"/>
         </w:rPr>
-        <w:t xml:space="preserve">SPPBJ (Surat </w:t>
-      </w:r>
-      <w:proofErr w:type="spellStart"/>
-      <w:r>
-        <w:rPr>
-          <w:b/>
-          <w:bCs/>
-          <w:sz w:val="24"/>
-          <w:szCs w:val="24"/>
-          <w:lang w:val="en-US"/>
-        </w:rPr>
-        <w:t>Perintah</w:t>
-      </w:r>
-      <w:proofErr w:type="spellEnd"/>
-      <w:r>
-        <w:rPr>
-          <w:b/>
-          <w:bCs/>
-          <w:sz w:val="24"/>
-          <w:szCs w:val="24"/>
-          <w:lang w:val="en-US"/>
-        </w:rPr>
-        <w:t xml:space="preserve"> </w:t>
-      </w:r>
-      <w:proofErr w:type="spellStart"/>
-      <w:r>
-        <w:rPr>
-          <w:b/>
-          <w:bCs/>
-          <w:sz w:val="24"/>
-          <w:szCs w:val="24"/>
-          <w:lang w:val="en-US"/>
-        </w:rPr>
-        <w:t>Pembuatan</w:t>
-      </w:r>
-      <w:proofErr w:type="spellEnd"/>
-      <w:r>
-        <w:rPr>
-          <w:b/>
-          <w:bCs/>
-          <w:sz w:val="24"/>
-          <w:szCs w:val="24"/>
-          <w:lang w:val="en-US"/>
-        </w:rPr>
-        <w:t xml:space="preserve"> Barang Jadi / CM) </w:t>
-      </w:r>
-      <w:r>
-        <w:rPr>
-          <w:sz w:val="24"/>
-          <w:szCs w:val="24"/>
-          <w:lang w:val="en-US"/>
-        </w:rPr>
-        <w:t>`production-process-</w:t>
-      </w:r>
-      <w:proofErr w:type="spellStart"/>
-      <w:r>
-        <w:rPr>
-          <w:sz w:val="24"/>
-          <w:szCs w:val="24"/>
-          <w:lang w:val="en-US"/>
-        </w:rPr>
-        <w:t>sppbj</w:t>
-      </w:r>
-      <w:proofErr w:type="spellEnd"/>
+        <w:t xml:space="preserve">SPPBJ (Surat Perintah Pembuatan Barang Jadi / CM) </w:t>
+      </w:r>
+      <w:r>
+        <w:rPr>
+          <w:sz w:val="24"/>
+          <w:szCs w:val="24"/>
+          <w:lang w:val="en-US"/>
+        </w:rPr>
+        <w:t>`production-process-sppbj</w:t>
+      </w:r>
       <w:r>
         <w:rPr>
           <w:sz w:val="24"/>
@@ -9991,7 +7827,6 @@
           <w:lang w:val="en-US"/>
         </w:rPr>
       </w:pPr>
-      <w:proofErr w:type="spellStart"/>
       <w:r>
         <w:rPr>
           <w:b/>
@@ -10000,160 +7835,23 @@
           <w:szCs w:val="24"/>
           <w:lang w:val="en-US"/>
         </w:rPr>
-        <w:t>Komponen</w:t>
-      </w:r>
-      <w:proofErr w:type="spellEnd"/>
-      <w:r>
-        <w:rPr>
-          <w:b/>
-          <w:bCs/>
-          <w:sz w:val="24"/>
-          <w:szCs w:val="24"/>
-          <w:lang w:val="en-US"/>
-        </w:rPr>
-        <w:t>:</w:t>
-      </w:r>
-      <w:r>
-        <w:rPr>
-          <w:sz w:val="24"/>
-          <w:szCs w:val="24"/>
-          <w:lang w:val="en-US"/>
-        </w:rPr>
-        <w:t xml:space="preserve"> </w:t>
-      </w:r>
-      <w:r>
-        <w:rPr>
-          <w:sz w:val="24"/>
-          <w:szCs w:val="24"/>
-          <w:lang w:val="en-US"/>
-        </w:rPr>
-        <w:t xml:space="preserve">Production ID, Jadwal, No. SPKP, No. Batch, Date, </w:t>
-      </w:r>
-      <w:proofErr w:type="gramStart"/>
-      <w:r>
-        <w:rPr>
-          <w:sz w:val="24"/>
-          <w:szCs w:val="24"/>
-          <w:lang w:val="en-US"/>
-        </w:rPr>
-        <w:t>Created</w:t>
-      </w:r>
-      <w:proofErr w:type="gramEnd"/>
-      <w:r>
-        <w:rPr>
-          <w:sz w:val="24"/>
-          <w:szCs w:val="24"/>
-          <w:lang w:val="en-US"/>
-        </w:rPr>
-        <w:t xml:space="preserve"> by, Product Name, Proses CM, </w:t>
-      </w:r>
-      <w:proofErr w:type="spellStart"/>
-      <w:r>
-        <w:rPr>
-          <w:sz w:val="24"/>
-          <w:szCs w:val="24"/>
-          <w:lang w:val="en-US"/>
-        </w:rPr>
-        <w:t>Selesai</w:t>
-      </w:r>
-      <w:proofErr w:type="spellEnd"/>
-      <w:r>
-        <w:rPr>
-          <w:sz w:val="24"/>
-          <w:szCs w:val="24"/>
-          <w:lang w:val="en-US"/>
-        </w:rPr>
-        <w:t xml:space="preserve"> CM, Machine, </w:t>
-      </w:r>
-      <w:proofErr w:type="spellStart"/>
-      <w:r>
-        <w:rPr>
-          <w:sz w:val="24"/>
-          <w:szCs w:val="24"/>
-          <w:lang w:val="en-US"/>
-        </w:rPr>
-        <w:t>Tipe</w:t>
-      </w:r>
-      <w:proofErr w:type="spellEnd"/>
-      <w:r>
-        <w:rPr>
-          <w:sz w:val="24"/>
-          <w:szCs w:val="24"/>
-          <w:lang w:val="en-US"/>
-        </w:rPr>
-        <w:t xml:space="preserve"> </w:t>
-      </w:r>
-      <w:proofErr w:type="spellStart"/>
-      <w:r>
-        <w:rPr>
-          <w:sz w:val="24"/>
-          <w:szCs w:val="24"/>
-          <w:lang w:val="en-US"/>
-        </w:rPr>
-        <w:t>Produk</w:t>
-      </w:r>
-      <w:proofErr w:type="spellEnd"/>
-      <w:r>
-        <w:rPr>
-          <w:sz w:val="24"/>
-          <w:szCs w:val="24"/>
-          <w:lang w:val="en-US"/>
-        </w:rPr>
-        <w:t xml:space="preserve">, </w:t>
-      </w:r>
-      <w:proofErr w:type="spellStart"/>
-      <w:r>
-        <w:rPr>
-          <w:sz w:val="24"/>
-          <w:szCs w:val="24"/>
-          <w:lang w:val="en-US"/>
-        </w:rPr>
-        <w:t>Formulasi</w:t>
-      </w:r>
-      <w:proofErr w:type="spellEnd"/>
-      <w:r>
-        <w:rPr>
-          <w:sz w:val="24"/>
-          <w:szCs w:val="24"/>
-          <w:lang w:val="en-US"/>
-        </w:rPr>
-        <w:t xml:space="preserve">, FK, Basis, Required, </w:t>
-      </w:r>
-      <w:proofErr w:type="spellStart"/>
-      <w:r>
-        <w:rPr>
-          <w:sz w:val="24"/>
-          <w:szCs w:val="24"/>
-          <w:lang w:val="en-US"/>
-        </w:rPr>
-        <w:t>Recanning</w:t>
-      </w:r>
-      <w:proofErr w:type="spellEnd"/>
-      <w:r>
-        <w:rPr>
-          <w:sz w:val="24"/>
-          <w:szCs w:val="24"/>
-          <w:lang w:val="en-US"/>
-        </w:rPr>
-        <w:t xml:space="preserve">, Bahan Baku, Production, </w:t>
-      </w:r>
-      <w:proofErr w:type="spellStart"/>
-      <w:r>
-        <w:rPr>
-          <w:sz w:val="24"/>
-          <w:szCs w:val="24"/>
-          <w:lang w:val="en-US"/>
-        </w:rPr>
-        <w:t>Realisasi</w:t>
-      </w:r>
-      <w:proofErr w:type="spellEnd"/>
-      <w:r>
-        <w:rPr>
-          <w:sz w:val="24"/>
-          <w:szCs w:val="24"/>
-          <w:lang w:val="en-US"/>
-        </w:rPr>
-        <w:t xml:space="preserve"> (STBJ), QC, Adjustment, Notes, Keputusan</w:t>
+        <w:t>Komponen:</w:t>
+      </w:r>
+      <w:r>
+        <w:rPr>
+          <w:sz w:val="24"/>
+          <w:szCs w:val="24"/>
+          <w:lang w:val="en-US"/>
+        </w:rPr>
+        <w:t xml:space="preserve"> </w:t>
+      </w:r>
+      <w:r>
+        <w:rPr>
+          <w:sz w:val="24"/>
+          <w:szCs w:val="24"/>
+          <w:lang w:val="en-US"/>
+        </w:rPr>
+        <w:t>Production ID, Jadwal, No. SPKP, No. Batch, Date, Created by, Product Name, Proses CM, Selesai CM, Machine, Tipe Produk, Formulasi, FK, Basis, Required, Recanning, Bahan Baku, Production, Realisasi (STBJ), QC, Adjustment, Notes, Keputusan</w:t>
       </w:r>
     </w:p>
     <w:p>
@@ -10172,7 +7870,6 @@
           <w:lang w:val="en-US"/>
         </w:rPr>
       </w:pPr>
-      <w:proofErr w:type="spellStart"/>
       <w:r>
         <w:rPr>
           <w:b/>
@@ -10181,404 +7878,23 @@
           <w:szCs w:val="24"/>
           <w:lang w:val="en-US"/>
         </w:rPr>
-        <w:t>Fungsi</w:t>
-      </w:r>
-      <w:proofErr w:type="spellEnd"/>
-      <w:r>
-        <w:rPr>
-          <w:b/>
-          <w:bCs/>
-          <w:sz w:val="24"/>
-          <w:szCs w:val="24"/>
-          <w:lang w:val="en-US"/>
-        </w:rPr>
-        <w:t>:</w:t>
-      </w:r>
-      <w:r>
-        <w:rPr>
-          <w:sz w:val="24"/>
-          <w:szCs w:val="24"/>
-          <w:lang w:val="en-US"/>
-        </w:rPr>
-        <w:t xml:space="preserve"> </w:t>
-      </w:r>
-      <w:proofErr w:type="spellStart"/>
-      <w:r>
-        <w:rPr>
-          <w:sz w:val="24"/>
-          <w:szCs w:val="24"/>
-          <w:lang w:val="en-US"/>
-        </w:rPr>
-        <w:t>Mengelola</w:t>
-      </w:r>
-      <w:proofErr w:type="spellEnd"/>
-      <w:r>
-        <w:rPr>
-          <w:sz w:val="24"/>
-          <w:szCs w:val="24"/>
-          <w:lang w:val="en-US"/>
-        </w:rPr>
-        <w:t xml:space="preserve"> </w:t>
-      </w:r>
-      <w:proofErr w:type="spellStart"/>
-      <w:r>
-        <w:rPr>
-          <w:sz w:val="24"/>
-          <w:szCs w:val="24"/>
-          <w:lang w:val="en-US"/>
-        </w:rPr>
-        <w:t>dokumen</w:t>
-      </w:r>
-      <w:proofErr w:type="spellEnd"/>
-      <w:r>
-        <w:rPr>
-          <w:sz w:val="24"/>
-          <w:szCs w:val="24"/>
-          <w:lang w:val="en-US"/>
-        </w:rPr>
-        <w:t xml:space="preserve"> </w:t>
-      </w:r>
-      <w:proofErr w:type="spellStart"/>
-      <w:r>
-        <w:rPr>
-          <w:sz w:val="24"/>
-          <w:szCs w:val="24"/>
-          <w:lang w:val="en-US"/>
-        </w:rPr>
-        <w:t>perintah</w:t>
-      </w:r>
-      <w:proofErr w:type="spellEnd"/>
-      <w:r>
-        <w:rPr>
-          <w:sz w:val="24"/>
-          <w:szCs w:val="24"/>
-          <w:lang w:val="en-US"/>
-        </w:rPr>
-        <w:t xml:space="preserve"> </w:t>
-      </w:r>
-      <w:proofErr w:type="spellStart"/>
-      <w:r>
-        <w:rPr>
-          <w:sz w:val="24"/>
-          <w:szCs w:val="24"/>
-          <w:lang w:val="en-US"/>
-        </w:rPr>
-        <w:t>kerja</w:t>
-      </w:r>
-      <w:proofErr w:type="spellEnd"/>
-      <w:r>
-        <w:rPr>
-          <w:sz w:val="24"/>
-          <w:szCs w:val="24"/>
-          <w:lang w:val="en-US"/>
-        </w:rPr>
-        <w:t xml:space="preserve"> proses </w:t>
-      </w:r>
-      <w:proofErr w:type="spellStart"/>
-      <w:r>
-        <w:rPr>
-          <w:sz w:val="24"/>
-          <w:szCs w:val="24"/>
-          <w:lang w:val="en-US"/>
-        </w:rPr>
-        <w:t>pewarnaan</w:t>
-      </w:r>
-      <w:proofErr w:type="spellEnd"/>
-      <w:r>
-        <w:rPr>
-          <w:sz w:val="24"/>
-          <w:szCs w:val="24"/>
-          <w:lang w:val="en-US"/>
-        </w:rPr>
-        <w:t xml:space="preserve"> / </w:t>
-      </w:r>
-      <w:proofErr w:type="spellStart"/>
-      <w:r>
-        <w:rPr>
-          <w:sz w:val="24"/>
-          <w:szCs w:val="24"/>
-          <w:lang w:val="en-US"/>
-        </w:rPr>
-        <w:t>pencampuran</w:t>
-      </w:r>
-      <w:proofErr w:type="spellEnd"/>
-      <w:r>
-        <w:rPr>
-          <w:sz w:val="24"/>
-          <w:szCs w:val="24"/>
-          <w:lang w:val="en-US"/>
-        </w:rPr>
-        <w:t xml:space="preserve"> </w:t>
-      </w:r>
-      <w:proofErr w:type="spellStart"/>
-      <w:r>
-        <w:rPr>
-          <w:sz w:val="24"/>
-          <w:szCs w:val="24"/>
-          <w:lang w:val="en-US"/>
-        </w:rPr>
-        <w:t>warna</w:t>
-      </w:r>
-      <w:proofErr w:type="spellEnd"/>
-      <w:r>
-        <w:rPr>
-          <w:sz w:val="24"/>
-          <w:szCs w:val="24"/>
-          <w:lang w:val="en-US"/>
-        </w:rPr>
-        <w:t xml:space="preserve"> (Color Matching - CM) </w:t>
-      </w:r>
-      <w:proofErr w:type="spellStart"/>
-      <w:r>
-        <w:rPr>
-          <w:sz w:val="24"/>
-          <w:szCs w:val="24"/>
-          <w:lang w:val="en-US"/>
-        </w:rPr>
-        <w:t>dari</w:t>
-      </w:r>
-      <w:proofErr w:type="spellEnd"/>
-      <w:r>
-        <w:rPr>
-          <w:sz w:val="24"/>
-          <w:szCs w:val="24"/>
-          <w:lang w:val="en-US"/>
-        </w:rPr>
-        <w:t xml:space="preserve"> </w:t>
-      </w:r>
-      <w:proofErr w:type="spellStart"/>
-      <w:r>
-        <w:rPr>
-          <w:sz w:val="24"/>
-          <w:szCs w:val="24"/>
-          <w:lang w:val="en-US"/>
-        </w:rPr>
-        <w:t>adonan</w:t>
-      </w:r>
-      <w:proofErr w:type="spellEnd"/>
-      <w:r>
-        <w:rPr>
-          <w:sz w:val="24"/>
-          <w:szCs w:val="24"/>
-          <w:lang w:val="en-US"/>
-        </w:rPr>
-        <w:t xml:space="preserve"> </w:t>
-      </w:r>
-      <w:proofErr w:type="spellStart"/>
-      <w:r>
-        <w:rPr>
-          <w:sz w:val="24"/>
-          <w:szCs w:val="24"/>
-          <w:lang w:val="en-US"/>
-        </w:rPr>
-        <w:t>dasar</w:t>
-      </w:r>
-      <w:proofErr w:type="spellEnd"/>
-      <w:r>
-        <w:rPr>
-          <w:sz w:val="24"/>
-          <w:szCs w:val="24"/>
-          <w:lang w:val="en-US"/>
-        </w:rPr>
-        <w:t xml:space="preserve"> yang </w:t>
-      </w:r>
-      <w:proofErr w:type="spellStart"/>
-      <w:r>
-        <w:rPr>
-          <w:sz w:val="24"/>
-          <w:szCs w:val="24"/>
-          <w:lang w:val="en-US"/>
-        </w:rPr>
-        <w:t>sudah</w:t>
-      </w:r>
-      <w:proofErr w:type="spellEnd"/>
-      <w:r>
-        <w:rPr>
-          <w:sz w:val="24"/>
-          <w:szCs w:val="24"/>
-          <w:lang w:val="en-US"/>
-        </w:rPr>
-        <w:t xml:space="preserve"> </w:t>
-      </w:r>
-      <w:proofErr w:type="spellStart"/>
-      <w:r>
-        <w:rPr>
-          <w:sz w:val="24"/>
-          <w:szCs w:val="24"/>
-          <w:lang w:val="en-US"/>
-        </w:rPr>
-        <w:t>siap</w:t>
-      </w:r>
-      <w:proofErr w:type="spellEnd"/>
-      <w:r>
-        <w:rPr>
-          <w:sz w:val="24"/>
-          <w:szCs w:val="24"/>
-          <w:lang w:val="en-US"/>
-        </w:rPr>
-        <w:t xml:space="preserve">, </w:t>
-      </w:r>
-      <w:proofErr w:type="spellStart"/>
-      <w:r>
-        <w:rPr>
-          <w:sz w:val="24"/>
-          <w:szCs w:val="24"/>
-          <w:lang w:val="en-US"/>
-        </w:rPr>
-        <w:t>mencatat</w:t>
-      </w:r>
-      <w:proofErr w:type="spellEnd"/>
-      <w:r>
-        <w:rPr>
-          <w:sz w:val="24"/>
-          <w:szCs w:val="24"/>
-          <w:lang w:val="en-US"/>
-        </w:rPr>
-        <w:t xml:space="preserve"> </w:t>
-      </w:r>
-      <w:proofErr w:type="spellStart"/>
-      <w:r>
-        <w:rPr>
-          <w:sz w:val="24"/>
-          <w:szCs w:val="24"/>
-          <w:lang w:val="en-US"/>
-        </w:rPr>
-        <w:t>takaran</w:t>
-      </w:r>
-      <w:proofErr w:type="spellEnd"/>
-      <w:r>
-        <w:rPr>
-          <w:sz w:val="24"/>
-          <w:szCs w:val="24"/>
-          <w:lang w:val="en-US"/>
-        </w:rPr>
-        <w:t xml:space="preserve"> pasta </w:t>
-      </w:r>
-      <w:proofErr w:type="spellStart"/>
-      <w:r>
-        <w:rPr>
-          <w:sz w:val="24"/>
-          <w:szCs w:val="24"/>
-          <w:lang w:val="en-US"/>
-        </w:rPr>
-        <w:t>warna</w:t>
-      </w:r>
-      <w:proofErr w:type="spellEnd"/>
-      <w:r>
-        <w:rPr>
-          <w:sz w:val="24"/>
-          <w:szCs w:val="24"/>
-          <w:lang w:val="en-US"/>
-        </w:rPr>
-        <w:t xml:space="preserve">, </w:t>
-      </w:r>
-      <w:proofErr w:type="spellStart"/>
-      <w:r>
-        <w:rPr>
-          <w:sz w:val="24"/>
-          <w:szCs w:val="24"/>
-          <w:lang w:val="en-US"/>
-        </w:rPr>
-        <w:t>durasi</w:t>
-      </w:r>
-      <w:proofErr w:type="spellEnd"/>
-      <w:r>
-        <w:rPr>
-          <w:sz w:val="24"/>
-          <w:szCs w:val="24"/>
-          <w:lang w:val="en-US"/>
-        </w:rPr>
-        <w:t xml:space="preserve"> </w:t>
-      </w:r>
-      <w:proofErr w:type="spellStart"/>
-      <w:r>
-        <w:rPr>
-          <w:sz w:val="24"/>
-          <w:szCs w:val="24"/>
-          <w:lang w:val="en-US"/>
-        </w:rPr>
-        <w:t>pengerjaan</w:t>
-      </w:r>
-      <w:proofErr w:type="spellEnd"/>
-      <w:r>
-        <w:rPr>
-          <w:sz w:val="24"/>
-          <w:szCs w:val="24"/>
-          <w:lang w:val="en-US"/>
-        </w:rPr>
-        <w:t xml:space="preserve"> CM, </w:t>
-      </w:r>
-      <w:proofErr w:type="spellStart"/>
-      <w:r>
-        <w:rPr>
-          <w:sz w:val="24"/>
-          <w:szCs w:val="24"/>
-          <w:lang w:val="en-US"/>
-        </w:rPr>
-        <w:t>hingga</w:t>
-      </w:r>
-      <w:proofErr w:type="spellEnd"/>
-      <w:r>
-        <w:rPr>
-          <w:sz w:val="24"/>
-          <w:szCs w:val="24"/>
-          <w:lang w:val="en-US"/>
-        </w:rPr>
-        <w:t xml:space="preserve"> </w:t>
-      </w:r>
-      <w:proofErr w:type="spellStart"/>
-      <w:r>
-        <w:rPr>
-          <w:sz w:val="24"/>
-          <w:szCs w:val="24"/>
-          <w:lang w:val="en-US"/>
-        </w:rPr>
-        <w:t>kelulusan</w:t>
-      </w:r>
-      <w:proofErr w:type="spellEnd"/>
-      <w:r>
-        <w:rPr>
-          <w:sz w:val="24"/>
-          <w:szCs w:val="24"/>
-          <w:lang w:val="en-US"/>
-        </w:rPr>
-        <w:t xml:space="preserve"> </w:t>
-      </w:r>
-      <w:proofErr w:type="spellStart"/>
-      <w:r>
-        <w:rPr>
-          <w:sz w:val="24"/>
-          <w:szCs w:val="24"/>
-          <w:lang w:val="en-US"/>
-        </w:rPr>
-        <w:t>sampel</w:t>
-      </w:r>
-      <w:proofErr w:type="spellEnd"/>
-      <w:r>
-        <w:rPr>
-          <w:sz w:val="24"/>
-          <w:szCs w:val="24"/>
-          <w:lang w:val="en-US"/>
-        </w:rPr>
-        <w:t xml:space="preserve"> </w:t>
-      </w:r>
-      <w:proofErr w:type="spellStart"/>
-      <w:r>
-        <w:rPr>
-          <w:sz w:val="24"/>
-          <w:szCs w:val="24"/>
-          <w:lang w:val="en-US"/>
-        </w:rPr>
-        <w:t>warna</w:t>
-      </w:r>
-      <w:proofErr w:type="spellEnd"/>
-      <w:r>
-        <w:rPr>
-          <w:sz w:val="24"/>
-          <w:szCs w:val="24"/>
-          <w:lang w:val="en-US"/>
-        </w:rPr>
-        <w:t xml:space="preserve"> oleh QC.</w:t>
+        <w:t>Fungsi:</w:t>
+      </w:r>
+      <w:r>
+        <w:rPr>
+          <w:sz w:val="24"/>
+          <w:szCs w:val="24"/>
+          <w:lang w:val="en-US"/>
+        </w:rPr>
+        <w:t xml:space="preserve"> </w:t>
+      </w:r>
+      <w:r>
+        <w:rPr>
+          <w:sz w:val="24"/>
+          <w:szCs w:val="24"/>
+          <w:lang w:val="en-US"/>
+        </w:rPr>
+        <w:t>Mengelola dokumen perintah kerja proses pewarnaan / pencampuran warna (Color Matching - CM) dari adonan dasar yang sudah siap, mencatat takaran pasta warna, durasi pengerjaan CM, hingga kelulusan sampel warna oleh QC.</w:t>
       </w:r>
     </w:p>
     <w:p>
@@ -10594,7 +7910,6 @@
           <w:lang w:val="en-US"/>
         </w:rPr>
       </w:pPr>
-      <w:proofErr w:type="spellStart"/>
       <w:r>
         <w:rPr>
           <w:b/>
@@ -10603,188 +7918,23 @@
           <w:szCs w:val="24"/>
           <w:lang w:val="en-US"/>
         </w:rPr>
-        <w:t>Penjelasan</w:t>
-      </w:r>
-      <w:proofErr w:type="spellEnd"/>
-      <w:r>
-        <w:rPr>
-          <w:b/>
-          <w:bCs/>
-          <w:sz w:val="24"/>
-          <w:szCs w:val="24"/>
-          <w:lang w:val="en-US"/>
-        </w:rPr>
-        <w:t xml:space="preserve"> UI:</w:t>
-      </w:r>
-      <w:r>
-        <w:rPr>
-          <w:sz w:val="24"/>
-          <w:szCs w:val="24"/>
-          <w:lang w:val="en-US"/>
-        </w:rPr>
-        <w:t xml:space="preserve"> </w:t>
-      </w:r>
-      <w:proofErr w:type="spellStart"/>
-      <w:r>
-        <w:rPr>
-          <w:sz w:val="24"/>
-          <w:szCs w:val="24"/>
-          <w:lang w:val="en-US"/>
-        </w:rPr>
-        <w:t>Tampilan</w:t>
-      </w:r>
-      <w:proofErr w:type="spellEnd"/>
-      <w:r>
-        <w:rPr>
-          <w:sz w:val="24"/>
-          <w:szCs w:val="24"/>
-          <w:lang w:val="en-US"/>
-        </w:rPr>
-        <w:t xml:space="preserve"> </w:t>
-      </w:r>
-      <w:proofErr w:type="spellStart"/>
-      <w:r>
-        <w:rPr>
-          <w:sz w:val="24"/>
-          <w:szCs w:val="24"/>
-          <w:lang w:val="en-US"/>
-        </w:rPr>
-        <w:t>awal</w:t>
-      </w:r>
-      <w:proofErr w:type="spellEnd"/>
-      <w:r>
-        <w:rPr>
-          <w:sz w:val="24"/>
-          <w:szCs w:val="24"/>
-          <w:lang w:val="en-US"/>
-        </w:rPr>
-        <w:t xml:space="preserve"> </w:t>
-      </w:r>
-      <w:proofErr w:type="spellStart"/>
-      <w:r>
-        <w:rPr>
-          <w:sz w:val="24"/>
-          <w:szCs w:val="24"/>
-          <w:lang w:val="en-US"/>
-        </w:rPr>
-        <w:t>berupa</w:t>
-      </w:r>
-      <w:proofErr w:type="spellEnd"/>
-      <w:r>
-        <w:rPr>
-          <w:sz w:val="24"/>
-          <w:szCs w:val="24"/>
-          <w:lang w:val="en-US"/>
-        </w:rPr>
-        <w:t xml:space="preserve"> table data grid </w:t>
-      </w:r>
-      <w:proofErr w:type="spellStart"/>
-      <w:r>
-        <w:rPr>
-          <w:sz w:val="24"/>
-          <w:szCs w:val="24"/>
-          <w:lang w:val="en-US"/>
-        </w:rPr>
-        <w:t>menampilkan</w:t>
-      </w:r>
-      <w:proofErr w:type="spellEnd"/>
-      <w:r>
-        <w:rPr>
-          <w:sz w:val="24"/>
-          <w:szCs w:val="24"/>
-          <w:lang w:val="en-US"/>
-        </w:rPr>
-        <w:t xml:space="preserve"> No. SPKP (Ref), No. Batch, Product Name, Proses CM, </w:t>
-      </w:r>
-      <w:proofErr w:type="spellStart"/>
-      <w:r>
-        <w:rPr>
-          <w:sz w:val="24"/>
-          <w:szCs w:val="24"/>
-          <w:lang w:val="en-US"/>
-        </w:rPr>
-        <w:t>Selesai</w:t>
-      </w:r>
-      <w:proofErr w:type="spellEnd"/>
-      <w:r>
-        <w:rPr>
-          <w:sz w:val="24"/>
-          <w:szCs w:val="24"/>
-          <w:lang w:val="en-US"/>
-        </w:rPr>
-        <w:t xml:space="preserve"> CM, Machine, Status QC, dan Keputusan. </w:t>
-      </w:r>
-      <w:proofErr w:type="spellStart"/>
-      <w:r>
-        <w:rPr>
-          <w:sz w:val="24"/>
-          <w:szCs w:val="24"/>
-          <w:lang w:val="en-US"/>
-        </w:rPr>
-        <w:t>Tombol</w:t>
-      </w:r>
-      <w:proofErr w:type="spellEnd"/>
-      <w:r>
-        <w:rPr>
-          <w:sz w:val="24"/>
-          <w:szCs w:val="24"/>
-          <w:lang w:val="en-US"/>
-        </w:rPr>
-        <w:t xml:space="preserve"> </w:t>
-      </w:r>
-      <w:proofErr w:type="spellStart"/>
-      <w:r>
-        <w:rPr>
-          <w:sz w:val="24"/>
-          <w:szCs w:val="24"/>
-          <w:lang w:val="en-US"/>
-        </w:rPr>
-        <w:t>Tambah</w:t>
-      </w:r>
-      <w:proofErr w:type="spellEnd"/>
-      <w:r>
-        <w:rPr>
-          <w:sz w:val="24"/>
-          <w:szCs w:val="24"/>
-          <w:lang w:val="en-US"/>
-        </w:rPr>
-        <w:t xml:space="preserve"> </w:t>
-      </w:r>
-      <w:proofErr w:type="spellStart"/>
-      <w:r>
-        <w:rPr>
-          <w:sz w:val="24"/>
-          <w:szCs w:val="24"/>
-          <w:lang w:val="en-US"/>
-        </w:rPr>
-        <w:t>memunculkan</w:t>
-      </w:r>
-      <w:proofErr w:type="spellEnd"/>
-      <w:r>
-        <w:rPr>
-          <w:sz w:val="24"/>
-          <w:szCs w:val="24"/>
-          <w:lang w:val="en-US"/>
-        </w:rPr>
-        <w:t xml:space="preserve"> Pop-up Modal Form / Drawer </w:t>
-      </w:r>
-      <w:proofErr w:type="spellStart"/>
-      <w:r>
-        <w:rPr>
-          <w:sz w:val="24"/>
-          <w:szCs w:val="24"/>
-          <w:lang w:val="en-US"/>
-        </w:rPr>
-        <w:t>berstruktur</w:t>
-      </w:r>
-      <w:proofErr w:type="spellEnd"/>
-      <w:r>
-        <w:rPr>
-          <w:sz w:val="24"/>
-          <w:szCs w:val="24"/>
-          <w:lang w:val="en-US"/>
-        </w:rPr>
-        <w:t>:</w:t>
+        <w:t>Penjelasan UI:</w:t>
+      </w:r>
+      <w:r>
+        <w:rPr>
+          <w:sz w:val="24"/>
+          <w:szCs w:val="24"/>
+          <w:lang w:val="en-US"/>
+        </w:rPr>
+        <w:t xml:space="preserve"> </w:t>
+      </w:r>
+      <w:r>
+        <w:rPr>
+          <w:sz w:val="24"/>
+          <w:szCs w:val="24"/>
+          <w:lang w:val="en-US"/>
+        </w:rPr>
+        <w:t>Tampilan awal berupa table data grid menampilkan No. SPKP (Ref), No. Batch, Product Name, Proses CM, Selesai CM, Machine, Status QC, dan Keputusan. Tombol Tambah memunculkan Pop-up Modal Form / Drawer berstruktur:</w:t>
       </w:r>
     </w:p>
     <w:p>
@@ -10803,43 +7953,7 @@
           <w:szCs w:val="24"/>
           <w:lang w:val="en-US"/>
         </w:rPr>
-        <w:t xml:space="preserve">1. Header </w:t>
-      </w:r>
-      <w:proofErr w:type="gramStart"/>
-      <w:r>
-        <w:rPr>
-          <w:sz w:val="24"/>
-          <w:szCs w:val="24"/>
-          <w:lang w:val="en-US"/>
-        </w:rPr>
-        <w:t>Info :</w:t>
-      </w:r>
-      <w:proofErr w:type="gramEnd"/>
-      <w:r>
-        <w:rPr>
-          <w:sz w:val="24"/>
-          <w:szCs w:val="24"/>
-          <w:lang w:val="en-US"/>
-        </w:rPr>
-        <w:t xml:space="preserve"> Production ID, No. SPKP (Lookup SPKP Base Approved), No. Batch, Date, Created by, Product Name, Machine, </w:t>
-      </w:r>
-      <w:proofErr w:type="spellStart"/>
-      <w:r>
-        <w:rPr>
-          <w:sz w:val="24"/>
-          <w:szCs w:val="24"/>
-          <w:lang w:val="en-US"/>
-        </w:rPr>
-        <w:t>Formulasi</w:t>
-      </w:r>
-      <w:proofErr w:type="spellEnd"/>
-      <w:r>
-        <w:rPr>
-          <w:sz w:val="24"/>
-          <w:szCs w:val="24"/>
-          <w:lang w:val="en-US"/>
-        </w:rPr>
-        <w:t xml:space="preserve"> CM, Basis.</w:t>
+        <w:t>1. Header Info : Production ID, No. SPKP (Lookup SPKP Base Approved), No. Batch, Date, Created by, Product Name, Machine, Formulasi CM, Basis.</w:t>
       </w:r>
     </w:p>
     <w:p>
@@ -10858,43 +7972,7 @@
           <w:szCs w:val="24"/>
           <w:lang w:val="en-US"/>
         </w:rPr>
-        <w:t xml:space="preserve">2. Data Grid Pigmen &amp; Pasta </w:t>
-      </w:r>
-      <w:proofErr w:type="gramStart"/>
-      <w:r>
-        <w:rPr>
-          <w:sz w:val="24"/>
-          <w:szCs w:val="24"/>
-          <w:lang w:val="en-US"/>
-        </w:rPr>
-        <w:t>Warna :</w:t>
-      </w:r>
-      <w:proofErr w:type="gramEnd"/>
-      <w:r>
-        <w:rPr>
-          <w:sz w:val="24"/>
-          <w:szCs w:val="24"/>
-          <w:lang w:val="en-US"/>
-        </w:rPr>
-        <w:t xml:space="preserve"> Detail Bahan Baku (Pasta/Pigmen), Required Qty, Actual Production Qty, </w:t>
-      </w:r>
-      <w:proofErr w:type="spellStart"/>
-      <w:r>
-        <w:rPr>
-          <w:sz w:val="24"/>
-          <w:szCs w:val="24"/>
-          <w:lang w:val="en-US"/>
-        </w:rPr>
-        <w:t>Realisasi</w:t>
-      </w:r>
-      <w:proofErr w:type="spellEnd"/>
-      <w:r>
-        <w:rPr>
-          <w:sz w:val="24"/>
-          <w:szCs w:val="24"/>
-          <w:lang w:val="en-US"/>
-        </w:rPr>
-        <w:t xml:space="preserve"> (STBJ), Hasil QC Warna, Adjustment.</w:t>
+        <w:t>2. Data Grid Pigmen &amp; Pasta Warna : Detail Bahan Baku (Pasta/Pigmen), Required Qty, Actual Production Qty, Realisasi (STBJ), Hasil QC Warna, Adjustment.</w:t>
       </w:r>
     </w:p>
     <w:p>
@@ -10913,79 +7991,7 @@
           <w:szCs w:val="24"/>
           <w:lang w:val="en-US"/>
         </w:rPr>
-        <w:t xml:space="preserve">3. Waktu &amp; </w:t>
-      </w:r>
-      <w:proofErr w:type="gramStart"/>
-      <w:r>
-        <w:rPr>
-          <w:sz w:val="24"/>
-          <w:szCs w:val="24"/>
-          <w:lang w:val="en-US"/>
-        </w:rPr>
-        <w:t>Keputusan :</w:t>
-      </w:r>
-      <w:proofErr w:type="gramEnd"/>
-      <w:r>
-        <w:rPr>
-          <w:sz w:val="24"/>
-          <w:szCs w:val="24"/>
-          <w:lang w:val="en-US"/>
-        </w:rPr>
-        <w:t xml:space="preserve"> Timestamp 'Proses CM' &amp; '</w:t>
-      </w:r>
-      <w:proofErr w:type="spellStart"/>
-      <w:r>
-        <w:rPr>
-          <w:sz w:val="24"/>
-          <w:szCs w:val="24"/>
-          <w:lang w:val="en-US"/>
-        </w:rPr>
-        <w:t>Selesai</w:t>
-      </w:r>
-      <w:proofErr w:type="spellEnd"/>
-      <w:r>
-        <w:rPr>
-          <w:sz w:val="24"/>
-          <w:szCs w:val="24"/>
-          <w:lang w:val="en-US"/>
-        </w:rPr>
-        <w:t xml:space="preserve"> CM', </w:t>
-      </w:r>
-      <w:proofErr w:type="spellStart"/>
-      <w:r>
-        <w:rPr>
-          <w:sz w:val="24"/>
-          <w:szCs w:val="24"/>
-          <w:lang w:val="en-US"/>
-        </w:rPr>
-        <w:t>Textarea</w:t>
-      </w:r>
-      <w:proofErr w:type="spellEnd"/>
-      <w:r>
-        <w:rPr>
-          <w:sz w:val="24"/>
-          <w:szCs w:val="24"/>
-          <w:lang w:val="en-US"/>
-        </w:rPr>
-        <w:t xml:space="preserve"> Notes, </w:t>
-      </w:r>
-      <w:proofErr w:type="spellStart"/>
-      <w:r>
-        <w:rPr>
-          <w:sz w:val="24"/>
-          <w:szCs w:val="24"/>
-          <w:lang w:val="en-US"/>
-        </w:rPr>
-        <w:t>serta</w:t>
-      </w:r>
-      <w:proofErr w:type="spellEnd"/>
-      <w:r>
-        <w:rPr>
-          <w:sz w:val="24"/>
-          <w:szCs w:val="24"/>
-          <w:lang w:val="en-US"/>
-        </w:rPr>
-        <w:t xml:space="preserve"> Dropdown 'Keputusan' (Approve/Reject/Rework).</w:t>
+        <w:t>3. Waktu &amp; Keputusan : Timestamp 'Proses CM' &amp; 'Selesai CM', Textarea Notes, serta Dropdown 'Keputusan' (Approve/Reject/Rework).</w:t>
       </w:r>
     </w:p>
     <w:p>
@@ -11007,115 +8013,7 @@
           <w:szCs w:val="24"/>
           <w:lang w:val="en-US"/>
         </w:rPr>
-        <w:t xml:space="preserve">Edit </w:t>
-      </w:r>
-      <w:proofErr w:type="spellStart"/>
-      <w:r>
-        <w:rPr>
-          <w:sz w:val="24"/>
-          <w:szCs w:val="24"/>
-          <w:lang w:val="en-US"/>
-        </w:rPr>
-        <w:t>memunculkan</w:t>
-      </w:r>
-      <w:proofErr w:type="spellEnd"/>
-      <w:r>
-        <w:rPr>
-          <w:sz w:val="24"/>
-          <w:szCs w:val="24"/>
-          <w:lang w:val="en-US"/>
-        </w:rPr>
-        <w:t xml:space="preserve"> modal </w:t>
-      </w:r>
-      <w:proofErr w:type="spellStart"/>
-      <w:r>
-        <w:rPr>
-          <w:sz w:val="24"/>
-          <w:szCs w:val="24"/>
-          <w:lang w:val="en-US"/>
-        </w:rPr>
-        <w:t>terisi</w:t>
-      </w:r>
-      <w:proofErr w:type="spellEnd"/>
-      <w:r>
-        <w:rPr>
-          <w:sz w:val="24"/>
-          <w:szCs w:val="24"/>
-          <w:lang w:val="en-US"/>
-        </w:rPr>
-        <w:t xml:space="preserve"> </w:t>
-      </w:r>
-      <w:proofErr w:type="spellStart"/>
-      <w:r>
-        <w:rPr>
-          <w:sz w:val="24"/>
-          <w:szCs w:val="24"/>
-          <w:lang w:val="en-US"/>
-        </w:rPr>
-        <w:t>untuk</w:t>
-      </w:r>
-      <w:proofErr w:type="spellEnd"/>
-      <w:r>
-        <w:rPr>
-          <w:sz w:val="24"/>
-          <w:szCs w:val="24"/>
-          <w:lang w:val="en-US"/>
-        </w:rPr>
-        <w:t xml:space="preserve"> </w:t>
-      </w:r>
-      <w:proofErr w:type="spellStart"/>
-      <w:r>
-        <w:rPr>
-          <w:sz w:val="24"/>
-          <w:szCs w:val="24"/>
-          <w:lang w:val="en-US"/>
-        </w:rPr>
-        <w:t>pembaruan</w:t>
-      </w:r>
-      <w:proofErr w:type="spellEnd"/>
-      <w:r>
-        <w:rPr>
-          <w:sz w:val="24"/>
-          <w:szCs w:val="24"/>
-          <w:lang w:val="en-US"/>
-        </w:rPr>
-        <w:t xml:space="preserve"> data, Hapus </w:t>
-      </w:r>
-      <w:proofErr w:type="spellStart"/>
-      <w:r>
-        <w:rPr>
-          <w:sz w:val="24"/>
-          <w:szCs w:val="24"/>
-          <w:lang w:val="en-US"/>
-        </w:rPr>
-        <w:t>memunculkan</w:t>
-      </w:r>
-      <w:proofErr w:type="spellEnd"/>
-      <w:r>
-        <w:rPr>
-          <w:sz w:val="24"/>
-          <w:szCs w:val="24"/>
-          <w:lang w:val="en-US"/>
-        </w:rPr>
-        <w:t xml:space="preserve"> alert </w:t>
-      </w:r>
-      <w:proofErr w:type="spellStart"/>
-      <w:r>
-        <w:rPr>
-          <w:sz w:val="24"/>
-          <w:szCs w:val="24"/>
-          <w:lang w:val="en-US"/>
-        </w:rPr>
-        <w:t>konfirmasi</w:t>
-      </w:r>
-      <w:proofErr w:type="spellEnd"/>
-      <w:r>
-        <w:rPr>
-          <w:sz w:val="24"/>
-          <w:szCs w:val="24"/>
-          <w:lang w:val="en-US"/>
-        </w:rPr>
-        <w:t xml:space="preserve"> modal.</w:t>
+        <w:t>Edit memunculkan modal terisi untuk pembaruan data, Hapus memunculkan alert konfirmasi modal.</w:t>
       </w:r>
     </w:p>
     <w:p/>
@@ -11160,99 +8058,16 @@
           <w:szCs w:val="24"/>
           <w:lang w:val="en-US"/>
         </w:rPr>
-        <w:t xml:space="preserve">SPKP ADU (Surat </w:t>
-      </w:r>
-      <w:proofErr w:type="spellStart"/>
-      <w:r>
-        <w:rPr>
-          <w:b/>
-          <w:bCs/>
-          <w:sz w:val="24"/>
-          <w:szCs w:val="24"/>
-          <w:lang w:val="en-US"/>
-        </w:rPr>
-        <w:t>Perintah</w:t>
-      </w:r>
-      <w:proofErr w:type="spellEnd"/>
-      <w:r>
-        <w:rPr>
-          <w:b/>
-          <w:bCs/>
-          <w:sz w:val="24"/>
-          <w:szCs w:val="24"/>
-          <w:lang w:val="en-US"/>
-        </w:rPr>
-        <w:t xml:space="preserve"> </w:t>
-      </w:r>
-      <w:proofErr w:type="spellStart"/>
-      <w:r>
-        <w:rPr>
-          <w:b/>
-          <w:bCs/>
-          <w:sz w:val="24"/>
-          <w:szCs w:val="24"/>
-          <w:lang w:val="en-US"/>
-        </w:rPr>
-        <w:t>Kerja</w:t>
-      </w:r>
-      <w:proofErr w:type="spellEnd"/>
-      <w:r>
-        <w:rPr>
-          <w:b/>
-          <w:bCs/>
-          <w:sz w:val="24"/>
-          <w:szCs w:val="24"/>
-          <w:lang w:val="en-US"/>
-        </w:rPr>
-        <w:t xml:space="preserve"> </w:t>
-      </w:r>
-      <w:proofErr w:type="spellStart"/>
-      <w:r>
-        <w:rPr>
-          <w:b/>
-          <w:bCs/>
-          <w:sz w:val="24"/>
-          <w:szCs w:val="24"/>
-          <w:lang w:val="en-US"/>
-        </w:rPr>
-        <w:t>Produksi</w:t>
-      </w:r>
-      <w:proofErr w:type="spellEnd"/>
-      <w:r>
-        <w:rPr>
-          <w:b/>
-          <w:bCs/>
-          <w:sz w:val="24"/>
-          <w:szCs w:val="24"/>
-          <w:lang w:val="en-US"/>
-        </w:rPr>
-        <w:t xml:space="preserve"> Adjustment) </w:t>
-      </w:r>
-      <w:r>
-        <w:rPr>
-          <w:sz w:val="24"/>
-          <w:szCs w:val="24"/>
-          <w:lang w:val="en-US"/>
-        </w:rPr>
-        <w:t>`production-process-</w:t>
-      </w:r>
-      <w:proofErr w:type="spellStart"/>
-      <w:r>
-        <w:rPr>
-          <w:sz w:val="24"/>
-          <w:szCs w:val="24"/>
-          <w:lang w:val="en-US"/>
-        </w:rPr>
-        <w:t>spkpadu</w:t>
-      </w:r>
-      <w:proofErr w:type="spellEnd"/>
-      <w:r>
-        <w:rPr>
-          <w:sz w:val="24"/>
-          <w:szCs w:val="24"/>
-          <w:lang w:val="en-US"/>
-        </w:rPr>
-        <w:t>`</w:t>
+        <w:lastRenderedPageBreak/>
+        <w:t xml:space="preserve">SPKP ADU (Surat Perintah Kerja Produksi Adjustment) </w:t>
+      </w:r>
+      <w:r>
+        <w:rPr>
+          <w:sz w:val="24"/>
+          <w:szCs w:val="24"/>
+          <w:lang w:val="en-US"/>
+        </w:rPr>
+        <w:t>`production-process-spkpadu`</w:t>
       </w:r>
     </w:p>
     <w:p>
@@ -11271,7 +8086,6 @@
           <w:lang w:val="en-US"/>
         </w:rPr>
       </w:pPr>
-      <w:proofErr w:type="spellStart"/>
       <w:r>
         <w:rPr>
           <w:b/>
@@ -11280,160 +8094,23 @@
           <w:szCs w:val="24"/>
           <w:lang w:val="en-US"/>
         </w:rPr>
-        <w:t>Komponen</w:t>
-      </w:r>
-      <w:proofErr w:type="spellEnd"/>
-      <w:r>
-        <w:rPr>
-          <w:b/>
-          <w:bCs/>
-          <w:sz w:val="24"/>
-          <w:szCs w:val="24"/>
-          <w:lang w:val="en-US"/>
-        </w:rPr>
-        <w:t>:</w:t>
-      </w:r>
-      <w:r>
-        <w:rPr>
-          <w:sz w:val="24"/>
-          <w:szCs w:val="24"/>
-          <w:lang w:val="en-US"/>
-        </w:rPr>
-        <w:t xml:space="preserve"> </w:t>
-      </w:r>
-      <w:r>
-        <w:rPr>
-          <w:sz w:val="24"/>
-          <w:szCs w:val="24"/>
-          <w:lang w:val="en-US"/>
-        </w:rPr>
-        <w:t xml:space="preserve">Production ID, Jadwal, No. SPKP, No. Batch, Date, </w:t>
-      </w:r>
-      <w:proofErr w:type="gramStart"/>
-      <w:r>
-        <w:rPr>
-          <w:sz w:val="24"/>
-          <w:szCs w:val="24"/>
-          <w:lang w:val="en-US"/>
-        </w:rPr>
-        <w:t>Created</w:t>
-      </w:r>
-      <w:proofErr w:type="gramEnd"/>
-      <w:r>
-        <w:rPr>
-          <w:sz w:val="24"/>
-          <w:szCs w:val="24"/>
-          <w:lang w:val="en-US"/>
-        </w:rPr>
-        <w:t xml:space="preserve"> by, Product Name, Proses BASE, </w:t>
-      </w:r>
-      <w:proofErr w:type="spellStart"/>
-      <w:r>
-        <w:rPr>
-          <w:sz w:val="24"/>
-          <w:szCs w:val="24"/>
-          <w:lang w:val="en-US"/>
-        </w:rPr>
-        <w:t>Selesai</w:t>
-      </w:r>
-      <w:proofErr w:type="spellEnd"/>
-      <w:r>
-        <w:rPr>
-          <w:sz w:val="24"/>
-          <w:szCs w:val="24"/>
-          <w:lang w:val="en-US"/>
-        </w:rPr>
-        <w:t xml:space="preserve"> BASE, Machine, </w:t>
-      </w:r>
-      <w:proofErr w:type="spellStart"/>
-      <w:r>
-        <w:rPr>
-          <w:sz w:val="24"/>
-          <w:szCs w:val="24"/>
-          <w:lang w:val="en-US"/>
-        </w:rPr>
-        <w:t>Tipe</w:t>
-      </w:r>
-      <w:proofErr w:type="spellEnd"/>
-      <w:r>
-        <w:rPr>
-          <w:sz w:val="24"/>
-          <w:szCs w:val="24"/>
-          <w:lang w:val="en-US"/>
-        </w:rPr>
-        <w:t xml:space="preserve"> </w:t>
-      </w:r>
-      <w:proofErr w:type="spellStart"/>
-      <w:r>
-        <w:rPr>
-          <w:sz w:val="24"/>
-          <w:szCs w:val="24"/>
-          <w:lang w:val="en-US"/>
-        </w:rPr>
-        <w:t>Produk</w:t>
-      </w:r>
-      <w:proofErr w:type="spellEnd"/>
-      <w:r>
-        <w:rPr>
-          <w:sz w:val="24"/>
-          <w:szCs w:val="24"/>
-          <w:lang w:val="en-US"/>
-        </w:rPr>
-        <w:t xml:space="preserve">, </w:t>
-      </w:r>
-      <w:proofErr w:type="spellStart"/>
-      <w:r>
-        <w:rPr>
-          <w:sz w:val="24"/>
-          <w:szCs w:val="24"/>
-          <w:lang w:val="en-US"/>
-        </w:rPr>
-        <w:t>Formulasi</w:t>
-      </w:r>
-      <w:proofErr w:type="spellEnd"/>
-      <w:r>
-        <w:rPr>
-          <w:sz w:val="24"/>
-          <w:szCs w:val="24"/>
-          <w:lang w:val="en-US"/>
-        </w:rPr>
-        <w:t xml:space="preserve">, FK, Basis, Required, </w:t>
-      </w:r>
-      <w:proofErr w:type="spellStart"/>
-      <w:r>
-        <w:rPr>
-          <w:sz w:val="24"/>
-          <w:szCs w:val="24"/>
-          <w:lang w:val="en-US"/>
-        </w:rPr>
-        <w:t>Recanning</w:t>
-      </w:r>
-      <w:proofErr w:type="spellEnd"/>
-      <w:r>
-        <w:rPr>
-          <w:sz w:val="24"/>
-          <w:szCs w:val="24"/>
-          <w:lang w:val="en-US"/>
-        </w:rPr>
-        <w:t xml:space="preserve">, Bahan Baku, Production, </w:t>
-      </w:r>
-      <w:proofErr w:type="spellStart"/>
-      <w:r>
-        <w:rPr>
-          <w:sz w:val="24"/>
-          <w:szCs w:val="24"/>
-          <w:lang w:val="en-US"/>
-        </w:rPr>
-        <w:t>Realisasi</w:t>
-      </w:r>
-      <w:proofErr w:type="spellEnd"/>
-      <w:r>
-        <w:rPr>
-          <w:sz w:val="24"/>
-          <w:szCs w:val="24"/>
-          <w:lang w:val="en-US"/>
-        </w:rPr>
-        <w:t xml:space="preserve"> (STBJ), QC, Adjustment, Notes, Keputusan</w:t>
+        <w:t>Komponen:</w:t>
+      </w:r>
+      <w:r>
+        <w:rPr>
+          <w:sz w:val="24"/>
+          <w:szCs w:val="24"/>
+          <w:lang w:val="en-US"/>
+        </w:rPr>
+        <w:t xml:space="preserve"> </w:t>
+      </w:r>
+      <w:r>
+        <w:rPr>
+          <w:sz w:val="24"/>
+          <w:szCs w:val="24"/>
+          <w:lang w:val="en-US"/>
+        </w:rPr>
+        <w:t>Production ID, Jadwal, No. SPKP, No. Batch, Date, Created by, Product Name, Proses BASE, Selesai BASE, Machine, Tipe Produk, Formulasi, FK, Basis, Required, Recanning, Bahan Baku, Production, Realisasi (STBJ), QC, Adjustment, Notes, Keputusan</w:t>
       </w:r>
     </w:p>
     <w:p>
@@ -11452,7 +8129,6 @@
           <w:lang w:val="en-US"/>
         </w:rPr>
       </w:pPr>
-      <w:proofErr w:type="spellStart"/>
       <w:r>
         <w:rPr>
           <w:b/>
@@ -11461,387 +8137,23 @@
           <w:szCs w:val="24"/>
           <w:lang w:val="en-US"/>
         </w:rPr>
-        <w:lastRenderedPageBreak/>
-        <w:t>Fungsi</w:t>
-      </w:r>
-      <w:proofErr w:type="spellEnd"/>
-      <w:r>
-        <w:rPr>
-          <w:b/>
-          <w:bCs/>
-          <w:sz w:val="24"/>
-          <w:szCs w:val="24"/>
-          <w:lang w:val="en-US"/>
-        </w:rPr>
-        <w:t>:</w:t>
-      </w:r>
-      <w:r>
-        <w:rPr>
-          <w:sz w:val="24"/>
-          <w:szCs w:val="24"/>
-          <w:lang w:val="en-US"/>
-        </w:rPr>
-        <w:t xml:space="preserve"> </w:t>
-      </w:r>
-      <w:proofErr w:type="spellStart"/>
-      <w:r>
-        <w:rPr>
-          <w:sz w:val="24"/>
-          <w:szCs w:val="24"/>
-          <w:lang w:val="en-US"/>
-        </w:rPr>
-        <w:t>Mengelola</w:t>
-      </w:r>
-      <w:proofErr w:type="spellEnd"/>
-      <w:r>
-        <w:rPr>
-          <w:sz w:val="24"/>
-          <w:szCs w:val="24"/>
-          <w:lang w:val="en-US"/>
-        </w:rPr>
-        <w:t xml:space="preserve"> </w:t>
-      </w:r>
-      <w:proofErr w:type="spellStart"/>
-      <w:r>
-        <w:rPr>
-          <w:sz w:val="24"/>
-          <w:szCs w:val="24"/>
-          <w:lang w:val="en-US"/>
-        </w:rPr>
-        <w:t>dokumen</w:t>
-      </w:r>
-      <w:proofErr w:type="spellEnd"/>
-      <w:r>
-        <w:rPr>
-          <w:sz w:val="24"/>
-          <w:szCs w:val="24"/>
-          <w:lang w:val="en-US"/>
-        </w:rPr>
-        <w:t xml:space="preserve"> </w:t>
-      </w:r>
-      <w:proofErr w:type="spellStart"/>
-      <w:r>
-        <w:rPr>
-          <w:sz w:val="24"/>
-          <w:szCs w:val="24"/>
-          <w:lang w:val="en-US"/>
-        </w:rPr>
-        <w:t>perintah</w:t>
-      </w:r>
-      <w:proofErr w:type="spellEnd"/>
-      <w:r>
-        <w:rPr>
-          <w:sz w:val="24"/>
-          <w:szCs w:val="24"/>
-          <w:lang w:val="en-US"/>
-        </w:rPr>
-        <w:t xml:space="preserve"> </w:t>
-      </w:r>
-      <w:proofErr w:type="spellStart"/>
-      <w:r>
-        <w:rPr>
-          <w:sz w:val="24"/>
-          <w:szCs w:val="24"/>
-          <w:lang w:val="en-US"/>
-        </w:rPr>
-        <w:t>kerja</w:t>
-      </w:r>
-      <w:proofErr w:type="spellEnd"/>
-      <w:r>
-        <w:rPr>
-          <w:sz w:val="24"/>
-          <w:szCs w:val="24"/>
-          <w:lang w:val="en-US"/>
-        </w:rPr>
-        <w:t xml:space="preserve"> </w:t>
-      </w:r>
-      <w:proofErr w:type="spellStart"/>
-      <w:r>
-        <w:rPr>
-          <w:sz w:val="24"/>
-          <w:szCs w:val="24"/>
-          <w:lang w:val="en-US"/>
-        </w:rPr>
-        <w:t>perbaikan</w:t>
-      </w:r>
-      <w:proofErr w:type="spellEnd"/>
-      <w:r>
-        <w:rPr>
-          <w:sz w:val="24"/>
-          <w:szCs w:val="24"/>
-          <w:lang w:val="en-US"/>
-        </w:rPr>
-        <w:t xml:space="preserve"> / </w:t>
-      </w:r>
-      <w:proofErr w:type="spellStart"/>
-      <w:r>
-        <w:rPr>
-          <w:sz w:val="24"/>
-          <w:szCs w:val="24"/>
-          <w:lang w:val="en-US"/>
-        </w:rPr>
-        <w:t>penyesuaian</w:t>
-      </w:r>
-      <w:proofErr w:type="spellEnd"/>
-      <w:r>
-        <w:rPr>
-          <w:sz w:val="24"/>
-          <w:szCs w:val="24"/>
-          <w:lang w:val="en-US"/>
-        </w:rPr>
-        <w:t xml:space="preserve"> (</w:t>
-      </w:r>
-      <w:proofErr w:type="spellStart"/>
-      <w:r>
-        <w:rPr>
-          <w:sz w:val="24"/>
-          <w:szCs w:val="24"/>
-          <w:lang w:val="en-US"/>
-        </w:rPr>
-        <w:t>adustment</w:t>
-      </w:r>
-      <w:proofErr w:type="spellEnd"/>
-      <w:r>
-        <w:rPr>
-          <w:sz w:val="24"/>
-          <w:szCs w:val="24"/>
-          <w:lang w:val="en-US"/>
-        </w:rPr>
-        <w:t>/</w:t>
-      </w:r>
-      <w:proofErr w:type="spellStart"/>
-      <w:r>
-        <w:rPr>
-          <w:sz w:val="24"/>
-          <w:szCs w:val="24"/>
-          <w:lang w:val="en-US"/>
-        </w:rPr>
-        <w:t>adu</w:t>
-      </w:r>
-      <w:proofErr w:type="spellEnd"/>
-      <w:r>
-        <w:rPr>
-          <w:sz w:val="24"/>
-          <w:szCs w:val="24"/>
-          <w:lang w:val="en-US"/>
-        </w:rPr>
-        <w:t xml:space="preserve">) pada </w:t>
-      </w:r>
-      <w:proofErr w:type="spellStart"/>
-      <w:r>
-        <w:rPr>
-          <w:sz w:val="24"/>
-          <w:szCs w:val="24"/>
-          <w:lang w:val="en-US"/>
-        </w:rPr>
-        <w:t>adonan</w:t>
-      </w:r>
-      <w:proofErr w:type="spellEnd"/>
-      <w:r>
-        <w:rPr>
-          <w:sz w:val="24"/>
-          <w:szCs w:val="24"/>
-          <w:lang w:val="en-US"/>
-        </w:rPr>
-        <w:t xml:space="preserve"> </w:t>
-      </w:r>
-      <w:proofErr w:type="spellStart"/>
-      <w:r>
-        <w:rPr>
-          <w:sz w:val="24"/>
-          <w:szCs w:val="24"/>
-          <w:lang w:val="en-US"/>
-        </w:rPr>
-        <w:t>dasar</w:t>
-      </w:r>
-      <w:proofErr w:type="spellEnd"/>
-      <w:r>
-        <w:rPr>
-          <w:sz w:val="24"/>
-          <w:szCs w:val="24"/>
-          <w:lang w:val="en-US"/>
-        </w:rPr>
-        <w:t xml:space="preserve"> (base) yang </w:t>
-      </w:r>
-      <w:proofErr w:type="spellStart"/>
-      <w:r>
-        <w:rPr>
-          <w:sz w:val="24"/>
-          <w:szCs w:val="24"/>
-          <w:lang w:val="en-US"/>
-        </w:rPr>
-        <w:t>tidak</w:t>
-      </w:r>
-      <w:proofErr w:type="spellEnd"/>
-      <w:r>
-        <w:rPr>
-          <w:sz w:val="24"/>
-          <w:szCs w:val="24"/>
-          <w:lang w:val="en-US"/>
-        </w:rPr>
-        <w:t xml:space="preserve"> </w:t>
-      </w:r>
-      <w:proofErr w:type="spellStart"/>
-      <w:r>
-        <w:rPr>
-          <w:sz w:val="24"/>
-          <w:szCs w:val="24"/>
-          <w:lang w:val="en-US"/>
-        </w:rPr>
-        <w:t>memenuhi</w:t>
-      </w:r>
-      <w:proofErr w:type="spellEnd"/>
-      <w:r>
-        <w:rPr>
-          <w:sz w:val="24"/>
-          <w:szCs w:val="24"/>
-          <w:lang w:val="en-US"/>
-        </w:rPr>
-        <w:t xml:space="preserve"> </w:t>
-      </w:r>
-      <w:proofErr w:type="spellStart"/>
-      <w:r>
-        <w:rPr>
-          <w:sz w:val="24"/>
-          <w:szCs w:val="24"/>
-          <w:lang w:val="en-US"/>
-        </w:rPr>
-        <w:t>kriteria</w:t>
-      </w:r>
-      <w:proofErr w:type="spellEnd"/>
-      <w:r>
-        <w:rPr>
-          <w:sz w:val="24"/>
-          <w:szCs w:val="24"/>
-          <w:lang w:val="en-US"/>
-        </w:rPr>
-        <w:t xml:space="preserve"> </w:t>
-      </w:r>
-      <w:proofErr w:type="spellStart"/>
-      <w:r>
-        <w:rPr>
-          <w:sz w:val="24"/>
-          <w:szCs w:val="24"/>
-          <w:lang w:val="en-US"/>
-        </w:rPr>
-        <w:t>standar</w:t>
-      </w:r>
-      <w:proofErr w:type="spellEnd"/>
-      <w:r>
-        <w:rPr>
-          <w:sz w:val="24"/>
-          <w:szCs w:val="24"/>
-          <w:lang w:val="en-US"/>
-        </w:rPr>
-        <w:t xml:space="preserve"> QC (</w:t>
-      </w:r>
-      <w:proofErr w:type="spellStart"/>
-      <w:r>
-        <w:rPr>
-          <w:sz w:val="24"/>
-          <w:szCs w:val="24"/>
-          <w:lang w:val="en-US"/>
-        </w:rPr>
-        <w:t>misal</w:t>
-      </w:r>
-      <w:proofErr w:type="spellEnd"/>
-      <w:r>
-        <w:rPr>
-          <w:sz w:val="24"/>
-          <w:szCs w:val="24"/>
-          <w:lang w:val="en-US"/>
-        </w:rPr>
-        <w:t xml:space="preserve">: </w:t>
-      </w:r>
-      <w:proofErr w:type="spellStart"/>
-      <w:r>
-        <w:rPr>
-          <w:sz w:val="24"/>
-          <w:szCs w:val="24"/>
-          <w:lang w:val="en-US"/>
-        </w:rPr>
-        <w:t>penyesuaian</w:t>
-      </w:r>
-      <w:proofErr w:type="spellEnd"/>
-      <w:r>
-        <w:rPr>
-          <w:sz w:val="24"/>
-          <w:szCs w:val="24"/>
-          <w:lang w:val="en-US"/>
-        </w:rPr>
-        <w:t xml:space="preserve"> </w:t>
-      </w:r>
-      <w:proofErr w:type="spellStart"/>
-      <w:r>
-        <w:rPr>
-          <w:sz w:val="24"/>
-          <w:szCs w:val="24"/>
-          <w:lang w:val="en-US"/>
-        </w:rPr>
-        <w:t>viskositas</w:t>
-      </w:r>
-      <w:proofErr w:type="spellEnd"/>
-      <w:r>
-        <w:rPr>
-          <w:sz w:val="24"/>
-          <w:szCs w:val="24"/>
-          <w:lang w:val="en-US"/>
-        </w:rPr>
-        <w:t xml:space="preserve"> </w:t>
-      </w:r>
-      <w:proofErr w:type="spellStart"/>
-      <w:r>
-        <w:rPr>
-          <w:sz w:val="24"/>
-          <w:szCs w:val="24"/>
-          <w:lang w:val="en-US"/>
-        </w:rPr>
-        <w:t>atau</w:t>
-      </w:r>
-      <w:proofErr w:type="spellEnd"/>
-      <w:r>
-        <w:rPr>
-          <w:sz w:val="24"/>
-          <w:szCs w:val="24"/>
-          <w:lang w:val="en-US"/>
-        </w:rPr>
-        <w:t xml:space="preserve"> </w:t>
-      </w:r>
-      <w:proofErr w:type="spellStart"/>
-      <w:r>
-        <w:rPr>
-          <w:sz w:val="24"/>
-          <w:szCs w:val="24"/>
-          <w:lang w:val="en-US"/>
-        </w:rPr>
-        <w:t>kehalusan</w:t>
-      </w:r>
-      <w:proofErr w:type="spellEnd"/>
-      <w:r>
-        <w:rPr>
-          <w:sz w:val="24"/>
-          <w:szCs w:val="24"/>
-          <w:lang w:val="en-US"/>
-        </w:rPr>
-        <w:t xml:space="preserve"> </w:t>
-      </w:r>
-      <w:proofErr w:type="spellStart"/>
-      <w:r>
-        <w:rPr>
-          <w:sz w:val="24"/>
-          <w:szCs w:val="24"/>
-          <w:lang w:val="en-US"/>
-        </w:rPr>
-        <w:t>gilingan</w:t>
-      </w:r>
-      <w:proofErr w:type="spellEnd"/>
-      <w:r>
-        <w:rPr>
-          <w:sz w:val="24"/>
-          <w:szCs w:val="24"/>
-          <w:lang w:val="en-US"/>
-        </w:rPr>
-        <w:t>).</w:t>
+        <w:t>Fungsi:</w:t>
+      </w:r>
+      <w:r>
+        <w:rPr>
+          <w:sz w:val="24"/>
+          <w:szCs w:val="24"/>
+          <w:lang w:val="en-US"/>
+        </w:rPr>
+        <w:t xml:space="preserve"> </w:t>
+      </w:r>
+      <w:r>
+        <w:rPr>
+          <w:sz w:val="24"/>
+          <w:szCs w:val="24"/>
+          <w:lang w:val="en-US"/>
+        </w:rPr>
+        <w:t>Mengelola dokumen perintah kerja perbaikan / penyesuaian (adustment/adu) pada adonan dasar (base) yang tidak memenuhi kriteria standar QC (misal: penyesuaian viskositas atau kehalusan gilingan).</w:t>
       </w:r>
     </w:p>
     <w:p>
@@ -11857,7 +8169,6 @@
           <w:lang w:val="en-US"/>
         </w:rPr>
       </w:pPr>
-      <w:proofErr w:type="spellStart"/>
       <w:r>
         <w:rPr>
           <w:b/>
@@ -11866,260 +8177,23 @@
           <w:szCs w:val="24"/>
           <w:lang w:val="en-US"/>
         </w:rPr>
-        <w:t>Penjelasan</w:t>
-      </w:r>
-      <w:proofErr w:type="spellEnd"/>
-      <w:r>
-        <w:rPr>
-          <w:b/>
-          <w:bCs/>
-          <w:sz w:val="24"/>
-          <w:szCs w:val="24"/>
-          <w:lang w:val="en-US"/>
-        </w:rPr>
-        <w:t xml:space="preserve"> UI:</w:t>
-      </w:r>
-      <w:r>
-        <w:rPr>
-          <w:sz w:val="24"/>
-          <w:szCs w:val="24"/>
-          <w:lang w:val="en-US"/>
-        </w:rPr>
-        <w:t xml:space="preserve"> </w:t>
-      </w:r>
-      <w:proofErr w:type="spellStart"/>
-      <w:r>
-        <w:rPr>
-          <w:sz w:val="24"/>
-          <w:szCs w:val="24"/>
-          <w:lang w:val="en-US"/>
-        </w:rPr>
-        <w:t>Tampilan</w:t>
-      </w:r>
-      <w:proofErr w:type="spellEnd"/>
-      <w:r>
-        <w:rPr>
-          <w:sz w:val="24"/>
-          <w:szCs w:val="24"/>
-          <w:lang w:val="en-US"/>
-        </w:rPr>
-        <w:t xml:space="preserve"> </w:t>
-      </w:r>
-      <w:proofErr w:type="spellStart"/>
-      <w:r>
-        <w:rPr>
-          <w:sz w:val="24"/>
-          <w:szCs w:val="24"/>
-          <w:lang w:val="en-US"/>
-        </w:rPr>
-        <w:t>awal</w:t>
-      </w:r>
-      <w:proofErr w:type="spellEnd"/>
-      <w:r>
-        <w:rPr>
-          <w:sz w:val="24"/>
-          <w:szCs w:val="24"/>
-          <w:lang w:val="en-US"/>
-        </w:rPr>
-        <w:t xml:space="preserve"> </w:t>
-      </w:r>
-      <w:proofErr w:type="spellStart"/>
-      <w:r>
-        <w:rPr>
-          <w:sz w:val="24"/>
-          <w:szCs w:val="24"/>
-          <w:lang w:val="en-US"/>
-        </w:rPr>
-        <w:t>berupa</w:t>
-      </w:r>
-      <w:proofErr w:type="spellEnd"/>
-      <w:r>
-        <w:rPr>
-          <w:sz w:val="24"/>
-          <w:szCs w:val="24"/>
-          <w:lang w:val="en-US"/>
-        </w:rPr>
-        <w:t xml:space="preserve"> table data grid </w:t>
-      </w:r>
-      <w:proofErr w:type="spellStart"/>
-      <w:r>
-        <w:rPr>
-          <w:sz w:val="24"/>
-          <w:szCs w:val="24"/>
-          <w:lang w:val="en-US"/>
-        </w:rPr>
-        <w:t>menampilkan</w:t>
-      </w:r>
-      <w:proofErr w:type="spellEnd"/>
-      <w:r>
-        <w:rPr>
-          <w:sz w:val="24"/>
-          <w:szCs w:val="24"/>
-          <w:lang w:val="en-US"/>
-        </w:rPr>
-        <w:t xml:space="preserve"> No. SPKP, No. Batch, Product Name, Machine, Jenis Adjustment, Status QC, dan Keputusan </w:t>
-      </w:r>
-      <w:proofErr w:type="spellStart"/>
-      <w:r>
-        <w:rPr>
-          <w:sz w:val="24"/>
-          <w:szCs w:val="24"/>
-          <w:lang w:val="en-US"/>
-        </w:rPr>
-        <w:t>dengan</w:t>
-      </w:r>
-      <w:proofErr w:type="spellEnd"/>
-      <w:r>
-        <w:rPr>
-          <w:sz w:val="24"/>
-          <w:szCs w:val="24"/>
-          <w:lang w:val="en-US"/>
-        </w:rPr>
-        <w:t xml:space="preserve"> </w:t>
-      </w:r>
-      <w:proofErr w:type="spellStart"/>
-      <w:r>
-        <w:rPr>
-          <w:sz w:val="24"/>
-          <w:szCs w:val="24"/>
-          <w:lang w:val="en-US"/>
-        </w:rPr>
-        <w:t>penanda</w:t>
-      </w:r>
-      <w:proofErr w:type="spellEnd"/>
-      <w:r>
-        <w:rPr>
-          <w:sz w:val="24"/>
-          <w:szCs w:val="24"/>
-          <w:lang w:val="en-US"/>
-        </w:rPr>
-        <w:t xml:space="preserve"> badge </w:t>
-      </w:r>
-      <w:proofErr w:type="spellStart"/>
-      <w:r>
-        <w:rPr>
-          <w:sz w:val="24"/>
-          <w:szCs w:val="24"/>
-          <w:lang w:val="en-US"/>
-        </w:rPr>
-        <w:t>warna</w:t>
-      </w:r>
-      <w:proofErr w:type="spellEnd"/>
-      <w:r>
-        <w:rPr>
-          <w:sz w:val="24"/>
-          <w:szCs w:val="24"/>
-          <w:lang w:val="en-US"/>
-        </w:rPr>
-        <w:t xml:space="preserve"> </w:t>
-      </w:r>
-      <w:proofErr w:type="spellStart"/>
-      <w:r>
-        <w:rPr>
-          <w:sz w:val="24"/>
-          <w:szCs w:val="24"/>
-          <w:lang w:val="en-US"/>
-        </w:rPr>
-        <w:t>oranye</w:t>
-      </w:r>
-      <w:proofErr w:type="spellEnd"/>
-      <w:r>
-        <w:rPr>
-          <w:sz w:val="24"/>
-          <w:szCs w:val="24"/>
-          <w:lang w:val="en-US"/>
-        </w:rPr>
-        <w:t>/</w:t>
-      </w:r>
-      <w:proofErr w:type="spellStart"/>
-      <w:r>
-        <w:rPr>
-          <w:sz w:val="24"/>
-          <w:szCs w:val="24"/>
-          <w:lang w:val="en-US"/>
-        </w:rPr>
-        <w:t>kuning</w:t>
-      </w:r>
-      <w:proofErr w:type="spellEnd"/>
-      <w:r>
-        <w:rPr>
-          <w:sz w:val="24"/>
-          <w:szCs w:val="24"/>
-          <w:lang w:val="en-US"/>
-        </w:rPr>
-        <w:t xml:space="preserve"> (Adu/Adjustment). </w:t>
-      </w:r>
-      <w:proofErr w:type="spellStart"/>
-      <w:r>
-        <w:rPr>
-          <w:sz w:val="24"/>
-          <w:szCs w:val="24"/>
-          <w:lang w:val="en-US"/>
-        </w:rPr>
-        <w:t>Tombol</w:t>
-      </w:r>
-      <w:proofErr w:type="spellEnd"/>
-      <w:r>
-        <w:rPr>
-          <w:sz w:val="24"/>
-          <w:szCs w:val="24"/>
-          <w:lang w:val="en-US"/>
-        </w:rPr>
-        <w:t xml:space="preserve"> </w:t>
-      </w:r>
-      <w:proofErr w:type="spellStart"/>
-      <w:r>
-        <w:rPr>
-          <w:sz w:val="24"/>
-          <w:szCs w:val="24"/>
-          <w:lang w:val="en-US"/>
-        </w:rPr>
-        <w:t>Tambah</w:t>
-      </w:r>
-      <w:proofErr w:type="spellEnd"/>
-      <w:r>
-        <w:rPr>
-          <w:sz w:val="24"/>
-          <w:szCs w:val="24"/>
-          <w:lang w:val="en-US"/>
-        </w:rPr>
-        <w:t xml:space="preserve"> </w:t>
-      </w:r>
-      <w:proofErr w:type="spellStart"/>
-      <w:r>
-        <w:rPr>
-          <w:sz w:val="24"/>
-          <w:szCs w:val="24"/>
-          <w:lang w:val="en-US"/>
-        </w:rPr>
-        <w:t>memunculkan</w:t>
-      </w:r>
-      <w:proofErr w:type="spellEnd"/>
-      <w:r>
-        <w:rPr>
-          <w:sz w:val="24"/>
-          <w:szCs w:val="24"/>
-          <w:lang w:val="en-US"/>
-        </w:rPr>
-        <w:t xml:space="preserve"> Pop-up Modal Form </w:t>
-      </w:r>
-      <w:proofErr w:type="spellStart"/>
-      <w:r>
-        <w:rPr>
-          <w:sz w:val="24"/>
-          <w:szCs w:val="24"/>
-          <w:lang w:val="en-US"/>
-        </w:rPr>
-        <w:t>berstruktur</w:t>
-      </w:r>
-      <w:proofErr w:type="spellEnd"/>
-      <w:r>
-        <w:rPr>
-          <w:sz w:val="24"/>
-          <w:szCs w:val="24"/>
-          <w:lang w:val="en-US"/>
-        </w:rPr>
-        <w:t>:</w:t>
+        <w:t>Penjelasan UI:</w:t>
+      </w:r>
+      <w:r>
+        <w:rPr>
+          <w:sz w:val="24"/>
+          <w:szCs w:val="24"/>
+          <w:lang w:val="en-US"/>
+        </w:rPr>
+        <w:t xml:space="preserve"> </w:t>
+      </w:r>
+      <w:r>
+        <w:rPr>
+          <w:sz w:val="24"/>
+          <w:szCs w:val="24"/>
+          <w:lang w:val="en-US"/>
+        </w:rPr>
+        <w:t>Tampilan awal berupa table data grid menampilkan No. SPKP, No. Batch, Product Name, Machine, Jenis Adjustment, Status QC, dan Keputusan dengan penanda badge warna oranye/kuning (Adu/Adjustment). Tombol Tambah memunculkan Pop-up Modal Form berstruktur:</w:t>
       </w:r>
     </w:p>
     <w:p>
@@ -12138,43 +8212,7 @@
           <w:szCs w:val="24"/>
           <w:lang w:val="en-US"/>
         </w:rPr>
-        <w:t xml:space="preserve">1. Header </w:t>
-      </w:r>
-      <w:proofErr w:type="gramStart"/>
-      <w:r>
-        <w:rPr>
-          <w:sz w:val="24"/>
-          <w:szCs w:val="24"/>
-          <w:lang w:val="en-US"/>
-        </w:rPr>
-        <w:t>Info :</w:t>
-      </w:r>
-      <w:proofErr w:type="gramEnd"/>
-      <w:r>
-        <w:rPr>
-          <w:sz w:val="24"/>
-          <w:szCs w:val="24"/>
-          <w:lang w:val="en-US"/>
-        </w:rPr>
-        <w:t xml:space="preserve"> Ref SPKP Asal (Lookup SPKP Reject), No. Batch, Date, </w:t>
-      </w:r>
-      <w:proofErr w:type="gramStart"/>
-      <w:r>
-        <w:rPr>
-          <w:sz w:val="24"/>
-          <w:szCs w:val="24"/>
-          <w:lang w:val="en-US"/>
-        </w:rPr>
-        <w:t>Created</w:t>
-      </w:r>
-      <w:proofErr w:type="gramEnd"/>
-      <w:r>
-        <w:rPr>
-          <w:sz w:val="24"/>
-          <w:szCs w:val="24"/>
-          <w:lang w:val="en-US"/>
-        </w:rPr>
-        <w:t xml:space="preserve"> by, Machine, Basis.</w:t>
+        <w:t>1. Header Info : Ref SPKP Asal (Lookup SPKP Reject), No. Batch, Date, Created by, Machine, Basis.</w:t>
       </w:r>
     </w:p>
     <w:p>
@@ -12193,107 +8231,7 @@
           <w:szCs w:val="24"/>
           <w:lang w:val="en-US"/>
         </w:rPr>
-        <w:t xml:space="preserve">2. Data Grid </w:t>
-      </w:r>
-      <w:proofErr w:type="spellStart"/>
-      <w:r>
-        <w:rPr>
-          <w:sz w:val="24"/>
-          <w:szCs w:val="24"/>
-          <w:lang w:val="en-US"/>
-        </w:rPr>
-        <w:t>Penambahan</w:t>
-      </w:r>
-      <w:proofErr w:type="spellEnd"/>
-      <w:r>
-        <w:rPr>
-          <w:sz w:val="24"/>
-          <w:szCs w:val="24"/>
-          <w:lang w:val="en-US"/>
-        </w:rPr>
-        <w:t xml:space="preserve"> Bahan </w:t>
-      </w:r>
-      <w:proofErr w:type="spellStart"/>
-      <w:proofErr w:type="gramStart"/>
-      <w:r>
-        <w:rPr>
-          <w:sz w:val="24"/>
-          <w:szCs w:val="24"/>
-          <w:lang w:val="en-US"/>
-        </w:rPr>
-        <w:t>Perbaikan</w:t>
-      </w:r>
-      <w:proofErr w:type="spellEnd"/>
-      <w:r>
-        <w:rPr>
-          <w:sz w:val="24"/>
-          <w:szCs w:val="24"/>
-          <w:lang w:val="en-US"/>
-        </w:rPr>
-        <w:t xml:space="preserve"> :</w:t>
-      </w:r>
-      <w:proofErr w:type="gramEnd"/>
-      <w:r>
-        <w:rPr>
-          <w:sz w:val="24"/>
-          <w:szCs w:val="24"/>
-          <w:lang w:val="en-US"/>
-        </w:rPr>
-        <w:t xml:space="preserve"> Detail Bahan Baku </w:t>
-      </w:r>
-      <w:proofErr w:type="spellStart"/>
-      <w:r>
-        <w:rPr>
-          <w:sz w:val="24"/>
-          <w:szCs w:val="24"/>
-          <w:lang w:val="en-US"/>
-        </w:rPr>
-        <w:t>Tambahan</w:t>
-      </w:r>
-      <w:proofErr w:type="spellEnd"/>
-      <w:r>
-        <w:rPr>
-          <w:sz w:val="24"/>
-          <w:szCs w:val="24"/>
-          <w:lang w:val="en-US"/>
-        </w:rPr>
-        <w:t xml:space="preserve"> (Bahan/</w:t>
-      </w:r>
-      <w:proofErr w:type="spellStart"/>
-      <w:r>
-        <w:rPr>
-          <w:sz w:val="24"/>
-          <w:szCs w:val="24"/>
-          <w:lang w:val="en-US"/>
-        </w:rPr>
-        <w:t>Aditif</w:t>
-      </w:r>
-      <w:proofErr w:type="spellEnd"/>
-      <w:r>
-        <w:rPr>
-          <w:sz w:val="24"/>
-          <w:szCs w:val="24"/>
-          <w:lang w:val="en-US"/>
-        </w:rPr>
-        <w:t xml:space="preserve">/Solvent), Required Qty, Actual Production Qty, Adjustment Qty, </w:t>
-      </w:r>
-      <w:proofErr w:type="spellStart"/>
-      <w:r>
-        <w:rPr>
-          <w:sz w:val="24"/>
-          <w:szCs w:val="24"/>
-          <w:lang w:val="en-US"/>
-        </w:rPr>
-        <w:t>Realisasi</w:t>
-      </w:r>
-      <w:proofErr w:type="spellEnd"/>
-      <w:r>
-        <w:rPr>
-          <w:sz w:val="24"/>
-          <w:szCs w:val="24"/>
-          <w:lang w:val="en-US"/>
-        </w:rPr>
-        <w:t xml:space="preserve"> (STBJ).</w:t>
+        <w:t>2. Data Grid Penambahan Bahan Perbaikan : Detail Bahan Baku Tambahan (Bahan/Aditif/Solvent), Required Qty, Actual Production Qty, Adjustment Qty, Realisasi (STBJ).</w:t>
       </w:r>
     </w:p>
     <w:p>
@@ -12312,79 +8250,7 @@
           <w:szCs w:val="24"/>
           <w:lang w:val="en-US"/>
         </w:rPr>
-        <w:t xml:space="preserve">3. Waktu &amp; </w:t>
-      </w:r>
-      <w:proofErr w:type="gramStart"/>
-      <w:r>
-        <w:rPr>
-          <w:sz w:val="24"/>
-          <w:szCs w:val="24"/>
-          <w:lang w:val="en-US"/>
-        </w:rPr>
-        <w:t>Keputusan :</w:t>
-      </w:r>
-      <w:proofErr w:type="gramEnd"/>
-      <w:r>
-        <w:rPr>
-          <w:sz w:val="24"/>
-          <w:szCs w:val="24"/>
-          <w:lang w:val="en-US"/>
-        </w:rPr>
-        <w:t xml:space="preserve"> Timestamp 'Proses BASE' &amp; '</w:t>
-      </w:r>
-      <w:proofErr w:type="spellStart"/>
-      <w:r>
-        <w:rPr>
-          <w:sz w:val="24"/>
-          <w:szCs w:val="24"/>
-          <w:lang w:val="en-US"/>
-        </w:rPr>
-        <w:t>Selesai</w:t>
-      </w:r>
-      <w:proofErr w:type="spellEnd"/>
-      <w:r>
-        <w:rPr>
-          <w:sz w:val="24"/>
-          <w:szCs w:val="24"/>
-          <w:lang w:val="en-US"/>
-        </w:rPr>
-        <w:t xml:space="preserve"> BASE' (Adu), </w:t>
-      </w:r>
-      <w:proofErr w:type="spellStart"/>
-      <w:r>
-        <w:rPr>
-          <w:sz w:val="24"/>
-          <w:szCs w:val="24"/>
-          <w:lang w:val="en-US"/>
-        </w:rPr>
-        <w:t>Catatan</w:t>
-      </w:r>
-      <w:proofErr w:type="spellEnd"/>
-      <w:r>
-        <w:rPr>
-          <w:sz w:val="24"/>
-          <w:szCs w:val="24"/>
-          <w:lang w:val="en-US"/>
-        </w:rPr>
-        <w:t xml:space="preserve"> </w:t>
-      </w:r>
-      <w:proofErr w:type="spellStart"/>
-      <w:r>
-        <w:rPr>
-          <w:sz w:val="24"/>
-          <w:szCs w:val="24"/>
-          <w:lang w:val="en-US"/>
-        </w:rPr>
-        <w:t>Perbaikan</w:t>
-      </w:r>
-      <w:proofErr w:type="spellEnd"/>
-      <w:r>
-        <w:rPr>
-          <w:sz w:val="24"/>
-          <w:szCs w:val="24"/>
-          <w:lang w:val="en-US"/>
-        </w:rPr>
-        <w:t xml:space="preserve"> (Notes), dan Dropdown 'Keputusan' QC Re-check.</w:t>
+        <w:t>3. Waktu &amp; Keputusan : Timestamp 'Proses BASE' &amp; 'Selesai BASE' (Adu), Catatan Perbaikan (Notes), dan Dropdown 'Keputusan' QC Re-check.</w:t>
       </w:r>
     </w:p>
     <w:p>
@@ -12406,115 +8272,7 @@
           <w:szCs w:val="24"/>
           <w:lang w:val="en-US"/>
         </w:rPr>
-        <w:t xml:space="preserve">Edit </w:t>
-      </w:r>
-      <w:proofErr w:type="spellStart"/>
-      <w:r>
-        <w:rPr>
-          <w:sz w:val="24"/>
-          <w:szCs w:val="24"/>
-          <w:lang w:val="en-US"/>
-        </w:rPr>
-        <w:t>memunculkan</w:t>
-      </w:r>
-      <w:proofErr w:type="spellEnd"/>
-      <w:r>
-        <w:rPr>
-          <w:sz w:val="24"/>
-          <w:szCs w:val="24"/>
-          <w:lang w:val="en-US"/>
-        </w:rPr>
-        <w:t xml:space="preserve"> modal </w:t>
-      </w:r>
-      <w:proofErr w:type="spellStart"/>
-      <w:r>
-        <w:rPr>
-          <w:sz w:val="24"/>
-          <w:szCs w:val="24"/>
-          <w:lang w:val="en-US"/>
-        </w:rPr>
-        <w:t>terisi</w:t>
-      </w:r>
-      <w:proofErr w:type="spellEnd"/>
-      <w:r>
-        <w:rPr>
-          <w:sz w:val="24"/>
-          <w:szCs w:val="24"/>
-          <w:lang w:val="en-US"/>
-        </w:rPr>
-        <w:t xml:space="preserve"> </w:t>
-      </w:r>
-      <w:proofErr w:type="spellStart"/>
-      <w:r>
-        <w:rPr>
-          <w:sz w:val="24"/>
-          <w:szCs w:val="24"/>
-          <w:lang w:val="en-US"/>
-        </w:rPr>
-        <w:t>untuk</w:t>
-      </w:r>
-      <w:proofErr w:type="spellEnd"/>
-      <w:r>
-        <w:rPr>
-          <w:sz w:val="24"/>
-          <w:szCs w:val="24"/>
-          <w:lang w:val="en-US"/>
-        </w:rPr>
-        <w:t xml:space="preserve"> </w:t>
-      </w:r>
-      <w:proofErr w:type="spellStart"/>
-      <w:r>
-        <w:rPr>
-          <w:sz w:val="24"/>
-          <w:szCs w:val="24"/>
-          <w:lang w:val="en-US"/>
-        </w:rPr>
-        <w:t>pembaruan</w:t>
-      </w:r>
-      <w:proofErr w:type="spellEnd"/>
-      <w:r>
-        <w:rPr>
-          <w:sz w:val="24"/>
-          <w:szCs w:val="24"/>
-          <w:lang w:val="en-US"/>
-        </w:rPr>
-        <w:t xml:space="preserve"> data, Hapus </w:t>
-      </w:r>
-      <w:proofErr w:type="spellStart"/>
-      <w:r>
-        <w:rPr>
-          <w:sz w:val="24"/>
-          <w:szCs w:val="24"/>
-          <w:lang w:val="en-US"/>
-        </w:rPr>
-        <w:t>memunculkan</w:t>
-      </w:r>
-      <w:proofErr w:type="spellEnd"/>
-      <w:r>
-        <w:rPr>
-          <w:sz w:val="24"/>
-          <w:szCs w:val="24"/>
-          <w:lang w:val="en-US"/>
-        </w:rPr>
-        <w:t xml:space="preserve"> alert </w:t>
-      </w:r>
-      <w:proofErr w:type="spellStart"/>
-      <w:r>
-        <w:rPr>
-          <w:sz w:val="24"/>
-          <w:szCs w:val="24"/>
-          <w:lang w:val="en-US"/>
-        </w:rPr>
-        <w:t>konfirmasi</w:t>
-      </w:r>
-      <w:proofErr w:type="spellEnd"/>
-      <w:r>
-        <w:rPr>
-          <w:sz w:val="24"/>
-          <w:szCs w:val="24"/>
-          <w:lang w:val="en-US"/>
-        </w:rPr>
-        <w:t xml:space="preserve"> modal.</w:t>
+        <w:t>Edit memunculkan modal terisi untuk pembaruan data, Hapus memunculkan alert konfirmasi modal.</w:t>
       </w:r>
     </w:p>
     <w:p/>
@@ -12559,9 +8317,8 @@
           <w:szCs w:val="24"/>
           <w:lang w:val="en-US"/>
         </w:rPr>
-        <w:t xml:space="preserve">SPPBJ ADU (Surat </w:t>
-      </w:r>
-      <w:proofErr w:type="spellStart"/>
+        <w:t>SPPBJ ADU (Surat Perintah Pembuatan Barang Jadi</w:t>
+      </w:r>
       <w:r>
         <w:rPr>
           <w:b/>
@@ -12570,9 +8327,8 @@
           <w:szCs w:val="24"/>
           <w:lang w:val="en-US"/>
         </w:rPr>
-        <w:t>Perintah</w:t>
-      </w:r>
-      <w:proofErr w:type="spellEnd"/>
+        <w:t xml:space="preserve"> </w:t>
+      </w:r>
       <w:r>
         <w:rPr>
           <w:b/>
@@ -12581,9 +8337,8 @@
           <w:szCs w:val="24"/>
           <w:lang w:val="en-US"/>
         </w:rPr>
-        <w:t xml:space="preserve"> </w:t>
-      </w:r>
-      <w:proofErr w:type="spellStart"/>
+        <w:t>Adjustmen</w:t>
+      </w:r>
       <w:r>
         <w:rPr>
           <w:b/>
@@ -12592,9 +8347,8 @@
           <w:szCs w:val="24"/>
           <w:lang w:val="en-US"/>
         </w:rPr>
-        <w:t>Pembuatan</w:t>
-      </w:r>
-      <w:proofErr w:type="spellEnd"/>
+        <w:t>t</w:t>
+      </w:r>
       <w:r>
         <w:rPr>
           <w:b/>
@@ -12603,46 +8357,6 @@
           <w:szCs w:val="24"/>
           <w:lang w:val="en-US"/>
         </w:rPr>
-        <w:t xml:space="preserve"> Barang Jadi</w:t>
-      </w:r>
-      <w:r>
-        <w:rPr>
-          <w:b/>
-          <w:bCs/>
-          <w:sz w:val="24"/>
-          <w:szCs w:val="24"/>
-          <w:lang w:val="en-US"/>
-        </w:rPr>
-        <w:t xml:space="preserve"> </w:t>
-      </w:r>
-      <w:r>
-        <w:rPr>
-          <w:b/>
-          <w:bCs/>
-          <w:sz w:val="24"/>
-          <w:szCs w:val="24"/>
-          <w:lang w:val="en-US"/>
-        </w:rPr>
-        <w:t>Adjustmen</w:t>
-      </w:r>
-      <w:r>
-        <w:rPr>
-          <w:b/>
-          <w:bCs/>
-          <w:sz w:val="24"/>
-          <w:szCs w:val="24"/>
-          <w:lang w:val="en-US"/>
-        </w:rPr>
-        <w:t>t</w:t>
-      </w:r>
-      <w:r>
-        <w:rPr>
-          <w:b/>
-          <w:bCs/>
-          <w:sz w:val="24"/>
-          <w:szCs w:val="24"/>
-          <w:lang w:val="en-US"/>
-        </w:rPr>
         <w:t xml:space="preserve">) </w:t>
       </w:r>
       <w:r>
@@ -12651,25 +8365,7 @@
           <w:szCs w:val="24"/>
           <w:lang w:val="en-US"/>
         </w:rPr>
-        <w:t>`production-process-</w:t>
-      </w:r>
-      <w:proofErr w:type="spellStart"/>
-      <w:r>
-        <w:rPr>
-          <w:sz w:val="24"/>
-          <w:szCs w:val="24"/>
-          <w:lang w:val="en-US"/>
-        </w:rPr>
-        <w:t>sppbjadu</w:t>
-      </w:r>
-      <w:proofErr w:type="spellEnd"/>
-      <w:r>
-        <w:rPr>
-          <w:sz w:val="24"/>
-          <w:szCs w:val="24"/>
-          <w:lang w:val="en-US"/>
-        </w:rPr>
-        <w:t>`</w:t>
+        <w:t>`production-process-sppbjadu`</w:t>
       </w:r>
     </w:p>
     <w:p>
@@ -12688,7 +8384,6 @@
           <w:lang w:val="en-US"/>
         </w:rPr>
       </w:pPr>
-      <w:proofErr w:type="spellStart"/>
       <w:r>
         <w:rPr>
           <w:b/>
@@ -12697,160 +8392,23 @@
           <w:szCs w:val="24"/>
           <w:lang w:val="en-US"/>
         </w:rPr>
-        <w:t>Komponen</w:t>
-      </w:r>
-      <w:proofErr w:type="spellEnd"/>
-      <w:r>
-        <w:rPr>
-          <w:b/>
-          <w:bCs/>
-          <w:sz w:val="24"/>
-          <w:szCs w:val="24"/>
-          <w:lang w:val="en-US"/>
-        </w:rPr>
-        <w:t>:</w:t>
-      </w:r>
-      <w:r>
-        <w:rPr>
-          <w:sz w:val="24"/>
-          <w:szCs w:val="24"/>
-          <w:lang w:val="en-US"/>
-        </w:rPr>
-        <w:t xml:space="preserve"> </w:t>
-      </w:r>
-      <w:r>
-        <w:rPr>
-          <w:sz w:val="24"/>
-          <w:szCs w:val="24"/>
-          <w:lang w:val="en-US"/>
-        </w:rPr>
-        <w:t xml:space="preserve">Production ID, Jadwal, No. SPKP, No. Batch, Date, </w:t>
-      </w:r>
-      <w:proofErr w:type="gramStart"/>
-      <w:r>
-        <w:rPr>
-          <w:sz w:val="24"/>
-          <w:szCs w:val="24"/>
-          <w:lang w:val="en-US"/>
-        </w:rPr>
-        <w:t>Created</w:t>
-      </w:r>
-      <w:proofErr w:type="gramEnd"/>
-      <w:r>
-        <w:rPr>
-          <w:sz w:val="24"/>
-          <w:szCs w:val="24"/>
-          <w:lang w:val="en-US"/>
-        </w:rPr>
-        <w:t xml:space="preserve"> by, Product Name, Proses CM, </w:t>
-      </w:r>
-      <w:proofErr w:type="spellStart"/>
-      <w:r>
-        <w:rPr>
-          <w:sz w:val="24"/>
-          <w:szCs w:val="24"/>
-          <w:lang w:val="en-US"/>
-        </w:rPr>
-        <w:t>Selesai</w:t>
-      </w:r>
-      <w:proofErr w:type="spellEnd"/>
-      <w:r>
-        <w:rPr>
-          <w:sz w:val="24"/>
-          <w:szCs w:val="24"/>
-          <w:lang w:val="en-US"/>
-        </w:rPr>
-        <w:t xml:space="preserve"> CM, Machine, </w:t>
-      </w:r>
-      <w:proofErr w:type="spellStart"/>
-      <w:r>
-        <w:rPr>
-          <w:sz w:val="24"/>
-          <w:szCs w:val="24"/>
-          <w:lang w:val="en-US"/>
-        </w:rPr>
-        <w:t>Tipe</w:t>
-      </w:r>
-      <w:proofErr w:type="spellEnd"/>
-      <w:r>
-        <w:rPr>
-          <w:sz w:val="24"/>
-          <w:szCs w:val="24"/>
-          <w:lang w:val="en-US"/>
-        </w:rPr>
-        <w:t xml:space="preserve"> </w:t>
-      </w:r>
-      <w:proofErr w:type="spellStart"/>
-      <w:r>
-        <w:rPr>
-          <w:sz w:val="24"/>
-          <w:szCs w:val="24"/>
-          <w:lang w:val="en-US"/>
-        </w:rPr>
-        <w:t>Produk</w:t>
-      </w:r>
-      <w:proofErr w:type="spellEnd"/>
-      <w:r>
-        <w:rPr>
-          <w:sz w:val="24"/>
-          <w:szCs w:val="24"/>
-          <w:lang w:val="en-US"/>
-        </w:rPr>
-        <w:t xml:space="preserve">, </w:t>
-      </w:r>
-      <w:proofErr w:type="spellStart"/>
-      <w:r>
-        <w:rPr>
-          <w:sz w:val="24"/>
-          <w:szCs w:val="24"/>
-          <w:lang w:val="en-US"/>
-        </w:rPr>
-        <w:t>Formulasi</w:t>
-      </w:r>
-      <w:proofErr w:type="spellEnd"/>
-      <w:r>
-        <w:rPr>
-          <w:sz w:val="24"/>
-          <w:szCs w:val="24"/>
-          <w:lang w:val="en-US"/>
-        </w:rPr>
-        <w:t xml:space="preserve">, FK, Basis, Required, </w:t>
-      </w:r>
-      <w:proofErr w:type="spellStart"/>
-      <w:r>
-        <w:rPr>
-          <w:sz w:val="24"/>
-          <w:szCs w:val="24"/>
-          <w:lang w:val="en-US"/>
-        </w:rPr>
-        <w:t>Recanning</w:t>
-      </w:r>
-      <w:proofErr w:type="spellEnd"/>
-      <w:r>
-        <w:rPr>
-          <w:sz w:val="24"/>
-          <w:szCs w:val="24"/>
-          <w:lang w:val="en-US"/>
-        </w:rPr>
-        <w:t xml:space="preserve">, Bahan Baku, Production, </w:t>
-      </w:r>
-      <w:proofErr w:type="spellStart"/>
-      <w:r>
-        <w:rPr>
-          <w:sz w:val="24"/>
-          <w:szCs w:val="24"/>
-          <w:lang w:val="en-US"/>
-        </w:rPr>
-        <w:t>Realisasi</w:t>
-      </w:r>
-      <w:proofErr w:type="spellEnd"/>
-      <w:r>
-        <w:rPr>
-          <w:sz w:val="24"/>
-          <w:szCs w:val="24"/>
-          <w:lang w:val="en-US"/>
-        </w:rPr>
-        <w:t xml:space="preserve"> (STBJ), QC, Adjustment, Notes, Keputusan</w:t>
+        <w:t>Komponen:</w:t>
+      </w:r>
+      <w:r>
+        <w:rPr>
+          <w:sz w:val="24"/>
+          <w:szCs w:val="24"/>
+          <w:lang w:val="en-US"/>
+        </w:rPr>
+        <w:t xml:space="preserve"> </w:t>
+      </w:r>
+      <w:r>
+        <w:rPr>
+          <w:sz w:val="24"/>
+          <w:szCs w:val="24"/>
+          <w:lang w:val="en-US"/>
+        </w:rPr>
+        <w:t>Production ID, Jadwal, No. SPKP, No. Batch, Date, Created by, Product Name, Proses CM, Selesai CM, Machine, Tipe Produk, Formulasi, FK, Basis, Required, Recanning, Bahan Baku, Production, Realisasi (STBJ), QC, Adjustment, Notes, Keputusan</w:t>
       </w:r>
     </w:p>
     <w:p>
@@ -12869,7 +8427,6 @@
           <w:lang w:val="en-US"/>
         </w:rPr>
       </w:pPr>
-      <w:proofErr w:type="spellStart"/>
       <w:r>
         <w:rPr>
           <w:b/>
@@ -12878,224 +8435,23 @@
           <w:szCs w:val="24"/>
           <w:lang w:val="en-US"/>
         </w:rPr>
-        <w:t>Fungsi</w:t>
-      </w:r>
-      <w:proofErr w:type="spellEnd"/>
-      <w:r>
-        <w:rPr>
-          <w:b/>
-          <w:bCs/>
-          <w:sz w:val="24"/>
-          <w:szCs w:val="24"/>
-          <w:lang w:val="en-US"/>
-        </w:rPr>
-        <w:t>:</w:t>
-      </w:r>
-      <w:r>
-        <w:rPr>
-          <w:sz w:val="24"/>
-          <w:szCs w:val="24"/>
-          <w:lang w:val="en-US"/>
-        </w:rPr>
-        <w:t xml:space="preserve"> </w:t>
-      </w:r>
-      <w:proofErr w:type="spellStart"/>
-      <w:r>
-        <w:rPr>
-          <w:sz w:val="24"/>
-          <w:szCs w:val="24"/>
-          <w:lang w:val="en-US"/>
-        </w:rPr>
-        <w:t>Mengelola</w:t>
-      </w:r>
-      <w:proofErr w:type="spellEnd"/>
-      <w:r>
-        <w:rPr>
-          <w:sz w:val="24"/>
-          <w:szCs w:val="24"/>
-          <w:lang w:val="en-US"/>
-        </w:rPr>
-        <w:t xml:space="preserve"> </w:t>
-      </w:r>
-      <w:proofErr w:type="spellStart"/>
-      <w:r>
-        <w:rPr>
-          <w:sz w:val="24"/>
-          <w:szCs w:val="24"/>
-          <w:lang w:val="en-US"/>
-        </w:rPr>
-        <w:t>dokumen</w:t>
-      </w:r>
-      <w:proofErr w:type="spellEnd"/>
-      <w:r>
-        <w:rPr>
-          <w:sz w:val="24"/>
-          <w:szCs w:val="24"/>
-          <w:lang w:val="en-US"/>
-        </w:rPr>
-        <w:t xml:space="preserve"> </w:t>
-      </w:r>
-      <w:proofErr w:type="spellStart"/>
-      <w:r>
-        <w:rPr>
-          <w:sz w:val="24"/>
-          <w:szCs w:val="24"/>
-          <w:lang w:val="en-US"/>
-        </w:rPr>
-        <w:t>perintah</w:t>
-      </w:r>
-      <w:proofErr w:type="spellEnd"/>
-      <w:r>
-        <w:rPr>
-          <w:sz w:val="24"/>
-          <w:szCs w:val="24"/>
-          <w:lang w:val="en-US"/>
-        </w:rPr>
-        <w:t xml:space="preserve"> </w:t>
-      </w:r>
-      <w:proofErr w:type="spellStart"/>
-      <w:r>
-        <w:rPr>
-          <w:sz w:val="24"/>
-          <w:szCs w:val="24"/>
-          <w:lang w:val="en-US"/>
-        </w:rPr>
-        <w:t>kerja</w:t>
-      </w:r>
-      <w:proofErr w:type="spellEnd"/>
-      <w:r>
-        <w:rPr>
-          <w:sz w:val="24"/>
-          <w:szCs w:val="24"/>
-          <w:lang w:val="en-US"/>
-        </w:rPr>
-        <w:t xml:space="preserve"> </w:t>
-      </w:r>
-      <w:proofErr w:type="spellStart"/>
-      <w:r>
-        <w:rPr>
-          <w:sz w:val="24"/>
-          <w:szCs w:val="24"/>
-          <w:lang w:val="en-US"/>
-        </w:rPr>
-        <w:t>perbaikan</w:t>
-      </w:r>
-      <w:proofErr w:type="spellEnd"/>
-      <w:r>
-        <w:rPr>
-          <w:sz w:val="24"/>
-          <w:szCs w:val="24"/>
-          <w:lang w:val="en-US"/>
-        </w:rPr>
-        <w:t xml:space="preserve"> / </w:t>
-      </w:r>
-      <w:proofErr w:type="spellStart"/>
-      <w:r>
-        <w:rPr>
-          <w:sz w:val="24"/>
-          <w:szCs w:val="24"/>
-          <w:lang w:val="en-US"/>
-        </w:rPr>
-        <w:t>penyesuaian</w:t>
-      </w:r>
-      <w:proofErr w:type="spellEnd"/>
-      <w:r>
-        <w:rPr>
-          <w:sz w:val="24"/>
-          <w:szCs w:val="24"/>
-          <w:lang w:val="en-US"/>
-        </w:rPr>
-        <w:t xml:space="preserve"> </w:t>
-      </w:r>
-      <w:proofErr w:type="spellStart"/>
-      <w:r>
-        <w:rPr>
-          <w:sz w:val="24"/>
-          <w:szCs w:val="24"/>
-          <w:lang w:val="en-US"/>
-        </w:rPr>
-        <w:t>warna</w:t>
-      </w:r>
-      <w:proofErr w:type="spellEnd"/>
-      <w:r>
-        <w:rPr>
-          <w:sz w:val="24"/>
-          <w:szCs w:val="24"/>
-          <w:lang w:val="en-US"/>
-        </w:rPr>
-        <w:t xml:space="preserve"> (rework color matching) pada batch yang di-reject oleh QC </w:t>
-      </w:r>
-      <w:proofErr w:type="spellStart"/>
-      <w:r>
-        <w:rPr>
-          <w:sz w:val="24"/>
-          <w:szCs w:val="24"/>
-          <w:lang w:val="en-US"/>
-        </w:rPr>
-        <w:t>karena</w:t>
-      </w:r>
-      <w:proofErr w:type="spellEnd"/>
-      <w:r>
-        <w:rPr>
-          <w:sz w:val="24"/>
-          <w:szCs w:val="24"/>
-          <w:lang w:val="en-US"/>
-        </w:rPr>
-        <w:t xml:space="preserve"> </w:t>
-      </w:r>
-      <w:proofErr w:type="spellStart"/>
-      <w:r>
-        <w:rPr>
-          <w:sz w:val="24"/>
-          <w:szCs w:val="24"/>
-          <w:lang w:val="en-US"/>
-        </w:rPr>
-        <w:t>ketidaksesuaian</w:t>
-      </w:r>
-      <w:proofErr w:type="spellEnd"/>
-      <w:r>
-        <w:rPr>
-          <w:sz w:val="24"/>
-          <w:szCs w:val="24"/>
-          <w:lang w:val="en-US"/>
-        </w:rPr>
-        <w:t xml:space="preserve"> </w:t>
-      </w:r>
-      <w:proofErr w:type="spellStart"/>
-      <w:r>
-        <w:rPr>
-          <w:sz w:val="24"/>
-          <w:szCs w:val="24"/>
-          <w:lang w:val="en-US"/>
-        </w:rPr>
-        <w:t>standar</w:t>
-      </w:r>
-      <w:proofErr w:type="spellEnd"/>
-      <w:r>
-        <w:rPr>
-          <w:sz w:val="24"/>
-          <w:szCs w:val="24"/>
-          <w:lang w:val="en-US"/>
-        </w:rPr>
-        <w:t xml:space="preserve"> </w:t>
-      </w:r>
-      <w:proofErr w:type="spellStart"/>
-      <w:r>
-        <w:rPr>
-          <w:sz w:val="24"/>
-          <w:szCs w:val="24"/>
-          <w:lang w:val="en-US"/>
-        </w:rPr>
-        <w:t>warna</w:t>
-      </w:r>
-      <w:proofErr w:type="spellEnd"/>
-      <w:r>
-        <w:rPr>
-          <w:sz w:val="24"/>
-          <w:szCs w:val="24"/>
-          <w:lang w:val="en-US"/>
-        </w:rPr>
-        <w:t xml:space="preserve"> (tinting adjustment).</w:t>
+        <w:t>Fungsi:</w:t>
+      </w:r>
+      <w:r>
+        <w:rPr>
+          <w:sz w:val="24"/>
+          <w:szCs w:val="24"/>
+          <w:lang w:val="en-US"/>
+        </w:rPr>
+        <w:t xml:space="preserve"> </w:t>
+      </w:r>
+      <w:r>
+        <w:rPr>
+          <w:sz w:val="24"/>
+          <w:szCs w:val="24"/>
+          <w:lang w:val="en-US"/>
+        </w:rPr>
+        <w:t>Mengelola dokumen perintah kerja perbaikan / penyesuaian warna (rework color matching) pada batch yang di-reject oleh QC karena ketidaksesuaian standar warna (tinting adjustment).</w:t>
       </w:r>
     </w:p>
     <w:p>
@@ -13111,7 +8467,6 @@
           <w:lang w:val="en-US"/>
         </w:rPr>
       </w:pPr>
-      <w:proofErr w:type="spellStart"/>
       <w:r>
         <w:rPr>
           <w:b/>
@@ -13120,188 +8475,23 @@
           <w:szCs w:val="24"/>
           <w:lang w:val="en-US"/>
         </w:rPr>
-        <w:t>Penjelasan</w:t>
-      </w:r>
-      <w:proofErr w:type="spellEnd"/>
-      <w:r>
-        <w:rPr>
-          <w:b/>
-          <w:bCs/>
-          <w:sz w:val="24"/>
-          <w:szCs w:val="24"/>
-          <w:lang w:val="en-US"/>
-        </w:rPr>
-        <w:t xml:space="preserve"> UI:</w:t>
-      </w:r>
-      <w:r>
-        <w:rPr>
-          <w:sz w:val="24"/>
-          <w:szCs w:val="24"/>
-          <w:lang w:val="en-US"/>
-        </w:rPr>
-        <w:t xml:space="preserve"> </w:t>
-      </w:r>
-      <w:proofErr w:type="spellStart"/>
-      <w:r>
-        <w:rPr>
-          <w:sz w:val="24"/>
-          <w:szCs w:val="24"/>
-          <w:lang w:val="en-US"/>
-        </w:rPr>
-        <w:t>Tampilan</w:t>
-      </w:r>
-      <w:proofErr w:type="spellEnd"/>
-      <w:r>
-        <w:rPr>
-          <w:sz w:val="24"/>
-          <w:szCs w:val="24"/>
-          <w:lang w:val="en-US"/>
-        </w:rPr>
-        <w:t xml:space="preserve"> </w:t>
-      </w:r>
-      <w:proofErr w:type="spellStart"/>
-      <w:r>
-        <w:rPr>
-          <w:sz w:val="24"/>
-          <w:szCs w:val="24"/>
-          <w:lang w:val="en-US"/>
-        </w:rPr>
-        <w:t>awal</w:t>
-      </w:r>
-      <w:proofErr w:type="spellEnd"/>
-      <w:r>
-        <w:rPr>
-          <w:sz w:val="24"/>
-          <w:szCs w:val="24"/>
-          <w:lang w:val="en-US"/>
-        </w:rPr>
-        <w:t xml:space="preserve"> </w:t>
-      </w:r>
-      <w:proofErr w:type="spellStart"/>
-      <w:r>
-        <w:rPr>
-          <w:sz w:val="24"/>
-          <w:szCs w:val="24"/>
-          <w:lang w:val="en-US"/>
-        </w:rPr>
-        <w:t>berupa</w:t>
-      </w:r>
-      <w:proofErr w:type="spellEnd"/>
-      <w:r>
-        <w:rPr>
-          <w:sz w:val="24"/>
-          <w:szCs w:val="24"/>
-          <w:lang w:val="en-US"/>
-        </w:rPr>
-        <w:t xml:space="preserve"> table data grid </w:t>
-      </w:r>
-      <w:proofErr w:type="spellStart"/>
-      <w:r>
-        <w:rPr>
-          <w:sz w:val="24"/>
-          <w:szCs w:val="24"/>
-          <w:lang w:val="en-US"/>
-        </w:rPr>
-        <w:t>menampilkan</w:t>
-      </w:r>
-      <w:proofErr w:type="spellEnd"/>
-      <w:r>
-        <w:rPr>
-          <w:sz w:val="24"/>
-          <w:szCs w:val="24"/>
-          <w:lang w:val="en-US"/>
-        </w:rPr>
-        <w:t xml:space="preserve"> No. SPKP, No. Batch, Product Name, Machine, </w:t>
-      </w:r>
-      <w:proofErr w:type="spellStart"/>
-      <w:r>
-        <w:rPr>
-          <w:sz w:val="24"/>
-          <w:szCs w:val="24"/>
-          <w:lang w:val="en-US"/>
-        </w:rPr>
-        <w:t>Catatan</w:t>
-      </w:r>
-      <w:proofErr w:type="spellEnd"/>
-      <w:r>
-        <w:rPr>
-          <w:sz w:val="24"/>
-          <w:szCs w:val="24"/>
-          <w:lang w:val="en-US"/>
-        </w:rPr>
-        <w:t xml:space="preserve"> Reject QC Asal, Status QC, dan Keputusan. </w:t>
-      </w:r>
-      <w:proofErr w:type="spellStart"/>
-      <w:r>
-        <w:rPr>
-          <w:sz w:val="24"/>
-          <w:szCs w:val="24"/>
-          <w:lang w:val="en-US"/>
-        </w:rPr>
-        <w:t>Tombol</w:t>
-      </w:r>
-      <w:proofErr w:type="spellEnd"/>
-      <w:r>
-        <w:rPr>
-          <w:sz w:val="24"/>
-          <w:szCs w:val="24"/>
-          <w:lang w:val="en-US"/>
-        </w:rPr>
-        <w:t xml:space="preserve"> </w:t>
-      </w:r>
-      <w:proofErr w:type="spellStart"/>
-      <w:r>
-        <w:rPr>
-          <w:sz w:val="24"/>
-          <w:szCs w:val="24"/>
-          <w:lang w:val="en-US"/>
-        </w:rPr>
-        <w:t>Tambah</w:t>
-      </w:r>
-      <w:proofErr w:type="spellEnd"/>
-      <w:r>
-        <w:rPr>
-          <w:sz w:val="24"/>
-          <w:szCs w:val="24"/>
-          <w:lang w:val="en-US"/>
-        </w:rPr>
-        <w:t xml:space="preserve"> </w:t>
-      </w:r>
-      <w:proofErr w:type="spellStart"/>
-      <w:r>
-        <w:rPr>
-          <w:sz w:val="24"/>
-          <w:szCs w:val="24"/>
-          <w:lang w:val="en-US"/>
-        </w:rPr>
-        <w:t>memunculkan</w:t>
-      </w:r>
-      <w:proofErr w:type="spellEnd"/>
-      <w:r>
-        <w:rPr>
-          <w:sz w:val="24"/>
-          <w:szCs w:val="24"/>
-          <w:lang w:val="en-US"/>
-        </w:rPr>
-        <w:t xml:space="preserve"> Pop-up Modal Form </w:t>
-      </w:r>
-      <w:proofErr w:type="spellStart"/>
-      <w:r>
-        <w:rPr>
-          <w:sz w:val="24"/>
-          <w:szCs w:val="24"/>
-          <w:lang w:val="en-US"/>
-        </w:rPr>
-        <w:t>berstruktur</w:t>
-      </w:r>
-      <w:proofErr w:type="spellEnd"/>
-      <w:r>
-        <w:rPr>
-          <w:sz w:val="24"/>
-          <w:szCs w:val="24"/>
-          <w:lang w:val="en-US"/>
-        </w:rPr>
-        <w:t>:</w:t>
+        <w:t>Penjelasan UI:</w:t>
+      </w:r>
+      <w:r>
+        <w:rPr>
+          <w:sz w:val="24"/>
+          <w:szCs w:val="24"/>
+          <w:lang w:val="en-US"/>
+        </w:rPr>
+        <w:t xml:space="preserve"> </w:t>
+      </w:r>
+      <w:r>
+        <w:rPr>
+          <w:sz w:val="24"/>
+          <w:szCs w:val="24"/>
+          <w:lang w:val="en-US"/>
+        </w:rPr>
+        <w:t>Tampilan awal berupa table data grid menampilkan No. SPKP, No. Batch, Product Name, Machine, Catatan Reject QC Asal, Status QC, dan Keputusan. Tombol Tambah memunculkan Pop-up Modal Form berstruktur:</w:t>
       </w:r>
     </w:p>
     <w:p>
@@ -13320,43 +8510,7 @@
           <w:szCs w:val="24"/>
           <w:lang w:val="en-US"/>
         </w:rPr>
-        <w:t xml:space="preserve">1. Header </w:t>
-      </w:r>
-      <w:proofErr w:type="gramStart"/>
-      <w:r>
-        <w:rPr>
-          <w:sz w:val="24"/>
-          <w:szCs w:val="24"/>
-          <w:lang w:val="en-US"/>
-        </w:rPr>
-        <w:t>Info :</w:t>
-      </w:r>
-      <w:proofErr w:type="gramEnd"/>
-      <w:r>
-        <w:rPr>
-          <w:sz w:val="24"/>
-          <w:szCs w:val="24"/>
-          <w:lang w:val="en-US"/>
-        </w:rPr>
-        <w:t xml:space="preserve"> Ref SPPBJ Asal (Lookup SPPBJ Rework/Reject), No. Batch, Date, </w:t>
-      </w:r>
-      <w:proofErr w:type="gramStart"/>
-      <w:r>
-        <w:rPr>
-          <w:sz w:val="24"/>
-          <w:szCs w:val="24"/>
-          <w:lang w:val="en-US"/>
-        </w:rPr>
-        <w:t>Created</w:t>
-      </w:r>
-      <w:proofErr w:type="gramEnd"/>
-      <w:r>
-        <w:rPr>
-          <w:sz w:val="24"/>
-          <w:szCs w:val="24"/>
-          <w:lang w:val="en-US"/>
-        </w:rPr>
-        <w:t xml:space="preserve"> by, Machine, Target Kode Warna.</w:t>
+        <w:t>1. Header Info : Ref SPPBJ Asal (Lookup SPPBJ Rework/Reject), No. Batch, Date, Created by, Machine, Target Kode Warna.</w:t>
       </w:r>
     </w:p>
     <w:p>
@@ -13375,97 +8529,16 @@
           <w:szCs w:val="24"/>
           <w:lang w:val="en-US"/>
         </w:rPr>
-        <w:t xml:space="preserve">2. Data Grid </w:t>
-      </w:r>
-      <w:proofErr w:type="spellStart"/>
-      <w:r>
-        <w:rPr>
-          <w:sz w:val="24"/>
-          <w:szCs w:val="24"/>
-          <w:lang w:val="en-US"/>
-        </w:rPr>
-        <w:t>Koreksi</w:t>
-      </w:r>
-      <w:proofErr w:type="spellEnd"/>
-      <w:r>
-        <w:rPr>
-          <w:sz w:val="24"/>
-          <w:szCs w:val="24"/>
-          <w:lang w:val="en-US"/>
-        </w:rPr>
-        <w:t xml:space="preserve"> </w:t>
-      </w:r>
-      <w:proofErr w:type="spellStart"/>
-      <w:r>
-        <w:rPr>
-          <w:sz w:val="24"/>
-          <w:szCs w:val="24"/>
-          <w:lang w:val="en-US"/>
-        </w:rPr>
-        <w:t>Takaran</w:t>
-      </w:r>
-      <w:proofErr w:type="spellEnd"/>
-      <w:r>
-        <w:rPr>
-          <w:sz w:val="24"/>
-          <w:szCs w:val="24"/>
-          <w:lang w:val="en-US"/>
-        </w:rPr>
-        <w:t xml:space="preserve"> </w:t>
-      </w:r>
-      <w:proofErr w:type="gramStart"/>
-      <w:r>
-        <w:rPr>
-          <w:sz w:val="24"/>
-          <w:szCs w:val="24"/>
-          <w:lang w:val="en-US"/>
-        </w:rPr>
-        <w:t>Warna :</w:t>
-      </w:r>
-      <w:proofErr w:type="gramEnd"/>
-      <w:r>
-        <w:rPr>
-          <w:sz w:val="24"/>
-          <w:szCs w:val="24"/>
-          <w:lang w:val="en-US"/>
-        </w:rPr>
-        <w:t xml:space="preserve"> Detail Bahan Baku (Pasta/Pigmen </w:t>
-      </w:r>
-      <w:proofErr w:type="spellStart"/>
-      <w:r>
-        <w:rPr>
-          <w:sz w:val="24"/>
-          <w:szCs w:val="24"/>
-          <w:lang w:val="en-US"/>
-        </w:rPr>
-        <w:t>Tambahan</w:t>
-      </w:r>
-      <w:proofErr w:type="spellEnd"/>
-      <w:r>
-        <w:rPr>
-          <w:sz w:val="24"/>
-          <w:szCs w:val="24"/>
-          <w:lang w:val="en-US"/>
-        </w:rPr>
-        <w:t xml:space="preserve">), Required Qty, Actual Production Qty, Adjustment Qty, </w:t>
-      </w:r>
-      <w:proofErr w:type="spellStart"/>
-      <w:r>
-        <w:rPr>
-          <w:sz w:val="24"/>
-          <w:szCs w:val="24"/>
-          <w:lang w:val="en-US"/>
-        </w:rPr>
-        <w:t>Realisasi</w:t>
-      </w:r>
-      <w:proofErr w:type="spellEnd"/>
-      <w:r>
-        <w:rPr>
-          <w:sz w:val="24"/>
-          <w:szCs w:val="24"/>
-          <w:lang w:val="en-US"/>
-        </w:rPr>
-        <w:t xml:space="preserve"> (STBJ).</w:t>
+        <w:t xml:space="preserve">2. Data Grid Koreksi Takaran Warna : Detail Bahan Baku (Pasta/Pigmen Tambahan), </w:t>
+      </w:r>
+      <w:r>
+        <w:rPr>
+          <w:sz w:val="24"/>
+          <w:szCs w:val="24"/>
+          <w:lang w:val="en-US"/>
+        </w:rPr>
+        <w:lastRenderedPageBreak/>
+        <w:t>Required Qty, Actual Production Qty, Adjustment Qty, Realisasi (STBJ).</w:t>
       </w:r>
     </w:p>
     <w:p>
@@ -13484,79 +8557,7 @@
           <w:szCs w:val="24"/>
           <w:lang w:val="en-US"/>
         </w:rPr>
-        <w:t xml:space="preserve">3. Waktu &amp; </w:t>
-      </w:r>
-      <w:proofErr w:type="gramStart"/>
-      <w:r>
-        <w:rPr>
-          <w:sz w:val="24"/>
-          <w:szCs w:val="24"/>
-          <w:lang w:val="en-US"/>
-        </w:rPr>
-        <w:t>Keputusan :</w:t>
-      </w:r>
-      <w:proofErr w:type="gramEnd"/>
-      <w:r>
-        <w:rPr>
-          <w:sz w:val="24"/>
-          <w:szCs w:val="24"/>
-          <w:lang w:val="en-US"/>
-        </w:rPr>
-        <w:t xml:space="preserve"> Timestamp 'Proses CM' &amp; '</w:t>
-      </w:r>
-      <w:proofErr w:type="spellStart"/>
-      <w:r>
-        <w:rPr>
-          <w:sz w:val="24"/>
-          <w:szCs w:val="24"/>
-          <w:lang w:val="en-US"/>
-        </w:rPr>
-        <w:t>Selesai</w:t>
-      </w:r>
-      <w:proofErr w:type="spellEnd"/>
-      <w:r>
-        <w:rPr>
-          <w:sz w:val="24"/>
-          <w:szCs w:val="24"/>
-          <w:lang w:val="en-US"/>
-        </w:rPr>
-        <w:t xml:space="preserve"> CM' (Adu), </w:t>
-      </w:r>
-      <w:proofErr w:type="spellStart"/>
-      <w:r>
-        <w:rPr>
-          <w:sz w:val="24"/>
-          <w:szCs w:val="24"/>
-          <w:lang w:val="en-US"/>
-        </w:rPr>
-        <w:t>Textarea</w:t>
-      </w:r>
-      <w:proofErr w:type="spellEnd"/>
-      <w:r>
-        <w:rPr>
-          <w:sz w:val="24"/>
-          <w:szCs w:val="24"/>
-          <w:lang w:val="en-US"/>
-        </w:rPr>
-        <w:t xml:space="preserve"> Notes </w:t>
-      </w:r>
-      <w:proofErr w:type="spellStart"/>
-      <w:r>
-        <w:rPr>
-          <w:sz w:val="24"/>
-          <w:szCs w:val="24"/>
-          <w:lang w:val="en-US"/>
-        </w:rPr>
-        <w:t>Koreksi</w:t>
-      </w:r>
-      <w:proofErr w:type="spellEnd"/>
-      <w:r>
-        <w:rPr>
-          <w:sz w:val="24"/>
-          <w:szCs w:val="24"/>
-          <w:lang w:val="en-US"/>
-        </w:rPr>
-        <w:t>, dan Dropdown 'Keputusan' QC Re-check.</w:t>
+        <w:t>3. Waktu &amp; Keputusan : Timestamp 'Proses CM' &amp; 'Selesai CM' (Adu), Textarea Notes Koreksi, dan Dropdown 'Keputusan' QC Re-check.</w:t>
       </w:r>
     </w:p>
     <w:p>
@@ -13578,124 +8579,7 @@
           <w:szCs w:val="24"/>
           <w:lang w:val="en-US"/>
         </w:rPr>
-        <w:t xml:space="preserve">Edit </w:t>
-      </w:r>
-      <w:proofErr w:type="spellStart"/>
-      <w:r>
-        <w:rPr>
-          <w:sz w:val="24"/>
-          <w:szCs w:val="24"/>
-          <w:lang w:val="en-US"/>
-        </w:rPr>
-        <w:t>memunculkan</w:t>
-      </w:r>
-      <w:proofErr w:type="spellEnd"/>
-      <w:r>
-        <w:rPr>
-          <w:sz w:val="24"/>
-          <w:szCs w:val="24"/>
-          <w:lang w:val="en-US"/>
-        </w:rPr>
-        <w:t xml:space="preserve"> modal </w:t>
-      </w:r>
-      <w:proofErr w:type="spellStart"/>
-      <w:r>
-        <w:rPr>
-          <w:sz w:val="24"/>
-          <w:szCs w:val="24"/>
-          <w:lang w:val="en-US"/>
-        </w:rPr>
-        <w:t>terisi</w:t>
-      </w:r>
-      <w:proofErr w:type="spellEnd"/>
-      <w:r>
-        <w:rPr>
-          <w:sz w:val="24"/>
-          <w:szCs w:val="24"/>
-          <w:lang w:val="en-US"/>
-        </w:rPr>
-        <w:t xml:space="preserve"> </w:t>
-      </w:r>
-      <w:proofErr w:type="spellStart"/>
-      <w:r>
-        <w:rPr>
-          <w:sz w:val="24"/>
-          <w:szCs w:val="24"/>
-          <w:lang w:val="en-US"/>
-        </w:rPr>
-        <w:t>untuk</w:t>
-      </w:r>
-      <w:proofErr w:type="spellEnd"/>
-      <w:r>
-        <w:rPr>
-          <w:sz w:val="24"/>
-          <w:szCs w:val="24"/>
-          <w:lang w:val="en-US"/>
-        </w:rPr>
-        <w:t xml:space="preserve"> </w:t>
-      </w:r>
-      <w:proofErr w:type="spellStart"/>
-      <w:r>
-        <w:rPr>
-          <w:sz w:val="24"/>
-          <w:szCs w:val="24"/>
-          <w:lang w:val="en-US"/>
-        </w:rPr>
-        <w:t>pembaruan</w:t>
-      </w:r>
-      <w:proofErr w:type="spellEnd"/>
-      <w:r>
-        <w:rPr>
-          <w:sz w:val="24"/>
-          <w:szCs w:val="24"/>
-          <w:lang w:val="en-US"/>
-        </w:rPr>
-        <w:t xml:space="preserve"> data, Hapus </w:t>
-      </w:r>
-      <w:proofErr w:type="spellStart"/>
-      <w:r>
-        <w:rPr>
-          <w:sz w:val="24"/>
-          <w:szCs w:val="24"/>
-          <w:lang w:val="en-US"/>
-        </w:rPr>
-        <w:t>memunculkan</w:t>
-      </w:r>
-      <w:proofErr w:type="spellEnd"/>
-      <w:r>
-        <w:rPr>
-          <w:sz w:val="24"/>
-          <w:szCs w:val="24"/>
-          <w:lang w:val="en-US"/>
-        </w:rPr>
-        <w:t xml:space="preserve"> alert </w:t>
-      </w:r>
-      <w:proofErr w:type="spellStart"/>
-      <w:r>
-        <w:rPr>
-          <w:sz w:val="24"/>
-          <w:szCs w:val="24"/>
-          <w:lang w:val="en-US"/>
-        </w:rPr>
-        <w:t>konfirmasi</w:t>
-      </w:r>
-      <w:proofErr w:type="spellEnd"/>
-      <w:r>
-        <w:rPr>
-          <w:sz w:val="24"/>
-          <w:szCs w:val="24"/>
-          <w:lang w:val="en-US"/>
-        </w:rPr>
-        <w:t xml:space="preserve"> </w:t>
-      </w:r>
-      <w:r>
-        <w:rPr>
-          <w:sz w:val="24"/>
-          <w:szCs w:val="24"/>
-          <w:lang w:val="en-US"/>
-        </w:rPr>
-        <w:lastRenderedPageBreak/>
-        <w:t>modal.</w:t>
+        <w:t>Edit memunculkan modal terisi untuk pembaruan data, Hapus memunculkan alert konfirmasi modal.</w:t>
       </w:r>
     </w:p>
     <w:p/>
@@ -13740,121 +8624,15 @@
           <w:szCs w:val="24"/>
           <w:lang w:val="en-US"/>
         </w:rPr>
-        <w:t xml:space="preserve">SPPI (Surat </w:t>
-      </w:r>
-      <w:proofErr w:type="spellStart"/>
-      <w:r>
-        <w:rPr>
-          <w:b/>
-          <w:bCs/>
-          <w:sz w:val="24"/>
-          <w:szCs w:val="24"/>
-          <w:lang w:val="en-US"/>
-        </w:rPr>
-        <w:t>Perintah</w:t>
-      </w:r>
-      <w:proofErr w:type="spellEnd"/>
-      <w:r>
-        <w:rPr>
-          <w:b/>
-          <w:bCs/>
-          <w:sz w:val="24"/>
-          <w:szCs w:val="24"/>
-          <w:lang w:val="en-US"/>
-        </w:rPr>
-        <w:t xml:space="preserve"> </w:t>
-      </w:r>
-      <w:proofErr w:type="spellStart"/>
-      <w:r>
-        <w:rPr>
-          <w:b/>
-          <w:bCs/>
-          <w:sz w:val="24"/>
-          <w:szCs w:val="24"/>
-          <w:lang w:val="en-US"/>
-        </w:rPr>
-        <w:t>Penggunaan</w:t>
-      </w:r>
-      <w:proofErr w:type="spellEnd"/>
-      <w:r>
-        <w:rPr>
-          <w:b/>
-          <w:bCs/>
-          <w:sz w:val="24"/>
-          <w:szCs w:val="24"/>
-          <w:lang w:val="en-US"/>
-        </w:rPr>
-        <w:t xml:space="preserve"> </w:t>
-      </w:r>
-      <w:proofErr w:type="spellStart"/>
-      <w:r>
-        <w:rPr>
-          <w:b/>
-          <w:bCs/>
-          <w:sz w:val="24"/>
-          <w:szCs w:val="24"/>
-          <w:lang w:val="en-US"/>
-        </w:rPr>
-        <w:t>Insektisida</w:t>
-      </w:r>
-      <w:proofErr w:type="spellEnd"/>
-      <w:r>
-        <w:rPr>
-          <w:b/>
-          <w:bCs/>
-          <w:sz w:val="24"/>
-          <w:szCs w:val="24"/>
-          <w:lang w:val="en-US"/>
-        </w:rPr>
-        <w:t xml:space="preserve"> / Bahan </w:t>
-      </w:r>
-      <w:proofErr w:type="spellStart"/>
-      <w:r>
-        <w:rPr>
-          <w:b/>
-          <w:bCs/>
-          <w:sz w:val="24"/>
-          <w:szCs w:val="24"/>
-          <w:lang w:val="en-US"/>
-        </w:rPr>
-        <w:t>Penolong</w:t>
-      </w:r>
-      <w:proofErr w:type="spellEnd"/>
-      <w:r>
-        <w:rPr>
-          <w:b/>
-          <w:bCs/>
-          <w:sz w:val="24"/>
-          <w:szCs w:val="24"/>
-          <w:lang w:val="en-US"/>
-        </w:rPr>
-        <w:t xml:space="preserve"> Khusus) </w:t>
-      </w:r>
-      <w:r>
-        <w:rPr>
-          <w:sz w:val="24"/>
-          <w:szCs w:val="24"/>
-          <w:lang w:val="en-US"/>
-        </w:rPr>
-        <w:t>`production-process-</w:t>
-      </w:r>
-      <w:proofErr w:type="spellStart"/>
-      <w:r>
-        <w:rPr>
-          <w:sz w:val="24"/>
-          <w:szCs w:val="24"/>
-          <w:lang w:val="en-US"/>
-        </w:rPr>
-        <w:t>sppi</w:t>
-      </w:r>
-      <w:proofErr w:type="spellEnd"/>
-      <w:r>
-        <w:rPr>
-          <w:sz w:val="24"/>
-          <w:szCs w:val="24"/>
-          <w:lang w:val="en-US"/>
-        </w:rPr>
-        <w:t>`</w:t>
+        <w:t xml:space="preserve">SPPI (Surat Perintah Penggunaan Insektisida / Bahan Penolong Khusus) </w:t>
+      </w:r>
+      <w:r>
+        <w:rPr>
+          <w:sz w:val="24"/>
+          <w:szCs w:val="24"/>
+          <w:lang w:val="en-US"/>
+        </w:rPr>
+        <w:t>`production-process-sppi`</w:t>
       </w:r>
     </w:p>
     <w:p>
@@ -13873,7 +8651,6 @@
           <w:lang w:val="en-US"/>
         </w:rPr>
       </w:pPr>
-      <w:proofErr w:type="spellStart"/>
       <w:r>
         <w:rPr>
           <w:b/>
@@ -13882,216 +8659,23 @@
           <w:szCs w:val="24"/>
           <w:lang w:val="en-US"/>
         </w:rPr>
-        <w:t>Komponen</w:t>
-      </w:r>
-      <w:proofErr w:type="spellEnd"/>
-      <w:r>
-        <w:rPr>
-          <w:b/>
-          <w:bCs/>
-          <w:sz w:val="24"/>
-          <w:szCs w:val="24"/>
-          <w:lang w:val="en-US"/>
-        </w:rPr>
-        <w:t>:</w:t>
-      </w:r>
-      <w:r>
-        <w:rPr>
-          <w:sz w:val="24"/>
-          <w:szCs w:val="24"/>
-          <w:lang w:val="en-US"/>
-        </w:rPr>
-        <w:t xml:space="preserve"> </w:t>
-      </w:r>
-      <w:r>
-        <w:rPr>
-          <w:sz w:val="24"/>
-          <w:szCs w:val="24"/>
-          <w:lang w:val="en-US"/>
-        </w:rPr>
-        <w:t xml:space="preserve">Production ID, </w:t>
-      </w:r>
-      <w:proofErr w:type="spellStart"/>
-      <w:r>
-        <w:rPr>
-          <w:sz w:val="24"/>
-          <w:szCs w:val="24"/>
-          <w:lang w:val="en-US"/>
-        </w:rPr>
-        <w:t>SPPI_No</w:t>
-      </w:r>
-      <w:proofErr w:type="spellEnd"/>
-      <w:r>
-        <w:rPr>
-          <w:sz w:val="24"/>
-          <w:szCs w:val="24"/>
-          <w:lang w:val="en-US"/>
-        </w:rPr>
-        <w:t xml:space="preserve">, Date, </w:t>
-      </w:r>
-      <w:proofErr w:type="spellStart"/>
-      <w:proofErr w:type="gramStart"/>
-      <w:r>
-        <w:rPr>
-          <w:sz w:val="24"/>
-          <w:szCs w:val="24"/>
-          <w:lang w:val="en-US"/>
-        </w:rPr>
-        <w:t>Created</w:t>
-      </w:r>
-      <w:proofErr w:type="gramEnd"/>
-      <w:r>
-        <w:rPr>
-          <w:sz w:val="24"/>
-          <w:szCs w:val="24"/>
-          <w:lang w:val="en-US"/>
-        </w:rPr>
-        <w:t>_By</w:t>
-      </w:r>
-      <w:proofErr w:type="spellEnd"/>
-      <w:r>
-        <w:rPr>
-          <w:sz w:val="24"/>
-          <w:szCs w:val="24"/>
-          <w:lang w:val="en-US"/>
-        </w:rPr>
-        <w:t xml:space="preserve">, </w:t>
-      </w:r>
-      <w:proofErr w:type="spellStart"/>
-      <w:proofErr w:type="gramStart"/>
-      <w:r>
-        <w:rPr>
-          <w:sz w:val="24"/>
-          <w:szCs w:val="24"/>
-          <w:lang w:val="en-US"/>
-        </w:rPr>
-        <w:t>No</w:t>
-      </w:r>
-      <w:proofErr w:type="gramEnd"/>
-      <w:r>
-        <w:rPr>
-          <w:sz w:val="24"/>
-          <w:szCs w:val="24"/>
-          <w:lang w:val="en-US"/>
-        </w:rPr>
-        <w:t>_Batch</w:t>
-      </w:r>
-      <w:proofErr w:type="spellEnd"/>
-      <w:r>
-        <w:rPr>
-          <w:sz w:val="24"/>
-          <w:szCs w:val="24"/>
-          <w:lang w:val="en-US"/>
-        </w:rPr>
-        <w:t xml:space="preserve">, </w:t>
-      </w:r>
-      <w:proofErr w:type="spellStart"/>
-      <w:r>
-        <w:rPr>
-          <w:sz w:val="24"/>
-          <w:szCs w:val="24"/>
-          <w:lang w:val="en-US"/>
-        </w:rPr>
-        <w:t>Product_Name</w:t>
-      </w:r>
-      <w:proofErr w:type="spellEnd"/>
-      <w:r>
-        <w:rPr>
-          <w:sz w:val="24"/>
-          <w:szCs w:val="24"/>
-          <w:lang w:val="en-US"/>
-        </w:rPr>
-        <w:t xml:space="preserve">, Machine, </w:t>
-      </w:r>
-      <w:proofErr w:type="spellStart"/>
-      <w:r>
-        <w:rPr>
-          <w:sz w:val="24"/>
-          <w:szCs w:val="24"/>
-          <w:lang w:val="en-US"/>
-        </w:rPr>
-        <w:t>Material_ID</w:t>
-      </w:r>
-      <w:proofErr w:type="spellEnd"/>
-      <w:r>
-        <w:rPr>
-          <w:sz w:val="24"/>
-          <w:szCs w:val="24"/>
-          <w:lang w:val="en-US"/>
-        </w:rPr>
-        <w:t xml:space="preserve">, </w:t>
-      </w:r>
-      <w:proofErr w:type="spellStart"/>
-      <w:r>
-        <w:rPr>
-          <w:sz w:val="24"/>
-          <w:szCs w:val="24"/>
-          <w:lang w:val="en-US"/>
-        </w:rPr>
-        <w:t>Material_Name</w:t>
-      </w:r>
-      <w:proofErr w:type="spellEnd"/>
-      <w:r>
-        <w:rPr>
-          <w:sz w:val="24"/>
-          <w:szCs w:val="24"/>
-          <w:lang w:val="en-US"/>
-        </w:rPr>
-        <w:t xml:space="preserve">, </w:t>
-      </w:r>
-      <w:proofErr w:type="spellStart"/>
-      <w:r>
-        <w:rPr>
-          <w:sz w:val="24"/>
-          <w:szCs w:val="24"/>
-          <w:lang w:val="en-US"/>
-        </w:rPr>
-        <w:t>Target_Dose_Qty</w:t>
-      </w:r>
-      <w:proofErr w:type="spellEnd"/>
-      <w:r>
-        <w:rPr>
-          <w:sz w:val="24"/>
-          <w:szCs w:val="24"/>
-          <w:lang w:val="en-US"/>
-        </w:rPr>
-        <w:t xml:space="preserve">, </w:t>
-      </w:r>
-      <w:proofErr w:type="spellStart"/>
-      <w:r>
-        <w:rPr>
-          <w:sz w:val="24"/>
-          <w:szCs w:val="24"/>
-          <w:lang w:val="en-US"/>
-        </w:rPr>
-        <w:t>Actual_Dose_Qty</w:t>
-      </w:r>
-      <w:proofErr w:type="spellEnd"/>
-      <w:r>
-        <w:rPr>
-          <w:sz w:val="24"/>
-          <w:szCs w:val="24"/>
-          <w:lang w:val="en-US"/>
-        </w:rPr>
-        <w:t xml:space="preserve">, UOM, </w:t>
-      </w:r>
-      <w:proofErr w:type="spellStart"/>
-      <w:r>
-        <w:rPr>
-          <w:sz w:val="24"/>
-          <w:szCs w:val="24"/>
-          <w:lang w:val="en-US"/>
-        </w:rPr>
-        <w:t>Mixing_Time</w:t>
-      </w:r>
-      <w:proofErr w:type="spellEnd"/>
-      <w:r>
-        <w:rPr>
-          <w:sz w:val="24"/>
-          <w:szCs w:val="24"/>
-          <w:lang w:val="en-US"/>
-        </w:rPr>
-        <w:t>, Operator, Notes, Status</w:t>
+        <w:t>Komponen:</w:t>
+      </w:r>
+      <w:r>
+        <w:rPr>
+          <w:sz w:val="24"/>
+          <w:szCs w:val="24"/>
+          <w:lang w:val="en-US"/>
+        </w:rPr>
+        <w:t xml:space="preserve"> </w:t>
+      </w:r>
+      <w:r>
+        <w:rPr>
+          <w:sz w:val="24"/>
+          <w:szCs w:val="24"/>
+          <w:lang w:val="en-US"/>
+        </w:rPr>
+        <w:t>Production ID, SPPI_No, Date, Created_By, No_Batch, Product_Name, Machine, Material_ID, Material_Name, Target_Dose_Qty, Actual_Dose_Qty, UOM, Mixing_Time, Operator, Notes, Status</w:t>
       </w:r>
     </w:p>
     <w:p>
@@ -14110,7 +8694,6 @@
           <w:lang w:val="en-US"/>
         </w:rPr>
       </w:pPr>
-      <w:proofErr w:type="spellStart"/>
       <w:r>
         <w:rPr>
           <w:b/>
@@ -14119,440 +8702,23 @@
           <w:szCs w:val="24"/>
           <w:lang w:val="en-US"/>
         </w:rPr>
-        <w:t>Fungsi</w:t>
-      </w:r>
-      <w:proofErr w:type="spellEnd"/>
-      <w:r>
-        <w:rPr>
-          <w:b/>
-          <w:bCs/>
-          <w:sz w:val="24"/>
-          <w:szCs w:val="24"/>
-          <w:lang w:val="en-US"/>
-        </w:rPr>
-        <w:t>:</w:t>
-      </w:r>
-      <w:r>
-        <w:rPr>
-          <w:sz w:val="24"/>
-          <w:szCs w:val="24"/>
-          <w:lang w:val="en-US"/>
-        </w:rPr>
-        <w:t xml:space="preserve"> </w:t>
-      </w:r>
-      <w:proofErr w:type="spellStart"/>
-      <w:r>
-        <w:rPr>
-          <w:sz w:val="24"/>
-          <w:szCs w:val="24"/>
-          <w:lang w:val="en-US"/>
-        </w:rPr>
-        <w:t>Mengelola</w:t>
-      </w:r>
-      <w:proofErr w:type="spellEnd"/>
-      <w:r>
-        <w:rPr>
-          <w:sz w:val="24"/>
-          <w:szCs w:val="24"/>
-          <w:lang w:val="en-US"/>
-        </w:rPr>
-        <w:t xml:space="preserve"> </w:t>
-      </w:r>
-      <w:proofErr w:type="spellStart"/>
-      <w:r>
-        <w:rPr>
-          <w:sz w:val="24"/>
-          <w:szCs w:val="24"/>
-          <w:lang w:val="en-US"/>
-        </w:rPr>
-        <w:t>instruksi</w:t>
-      </w:r>
-      <w:proofErr w:type="spellEnd"/>
-      <w:r>
-        <w:rPr>
-          <w:sz w:val="24"/>
-          <w:szCs w:val="24"/>
-          <w:lang w:val="en-US"/>
-        </w:rPr>
-        <w:t xml:space="preserve"> dan </w:t>
-      </w:r>
-      <w:proofErr w:type="spellStart"/>
-      <w:r>
-        <w:rPr>
-          <w:sz w:val="24"/>
-          <w:szCs w:val="24"/>
-          <w:lang w:val="en-US"/>
-        </w:rPr>
-        <w:t>pencatatan</w:t>
-      </w:r>
-      <w:proofErr w:type="spellEnd"/>
-      <w:r>
-        <w:rPr>
-          <w:sz w:val="24"/>
-          <w:szCs w:val="24"/>
-          <w:lang w:val="en-US"/>
-        </w:rPr>
-        <w:t xml:space="preserve"> </w:t>
-      </w:r>
-      <w:proofErr w:type="spellStart"/>
-      <w:r>
-        <w:rPr>
-          <w:sz w:val="24"/>
-          <w:szCs w:val="24"/>
-          <w:lang w:val="en-US"/>
-        </w:rPr>
-        <w:t>khusus</w:t>
-      </w:r>
-      <w:proofErr w:type="spellEnd"/>
-      <w:r>
-        <w:rPr>
-          <w:sz w:val="24"/>
-          <w:szCs w:val="24"/>
-          <w:lang w:val="en-US"/>
-        </w:rPr>
-        <w:t xml:space="preserve"> </w:t>
-      </w:r>
-      <w:proofErr w:type="spellStart"/>
-      <w:r>
-        <w:rPr>
-          <w:sz w:val="24"/>
-          <w:szCs w:val="24"/>
-          <w:lang w:val="en-US"/>
-        </w:rPr>
-        <w:t>penambahan</w:t>
-      </w:r>
-      <w:proofErr w:type="spellEnd"/>
-      <w:r>
-        <w:rPr>
-          <w:sz w:val="24"/>
-          <w:szCs w:val="24"/>
-          <w:lang w:val="en-US"/>
-        </w:rPr>
-        <w:t xml:space="preserve"> </w:t>
-      </w:r>
-      <w:proofErr w:type="spellStart"/>
-      <w:r>
-        <w:rPr>
-          <w:sz w:val="24"/>
-          <w:szCs w:val="24"/>
-          <w:lang w:val="en-US"/>
-        </w:rPr>
-        <w:t>bahan</w:t>
-      </w:r>
-      <w:proofErr w:type="spellEnd"/>
-      <w:r>
-        <w:rPr>
-          <w:sz w:val="24"/>
-          <w:szCs w:val="24"/>
-          <w:lang w:val="en-US"/>
-        </w:rPr>
-        <w:t xml:space="preserve"> </w:t>
-      </w:r>
-      <w:proofErr w:type="spellStart"/>
-      <w:r>
-        <w:rPr>
-          <w:sz w:val="24"/>
-          <w:szCs w:val="24"/>
-          <w:lang w:val="en-US"/>
-        </w:rPr>
-        <w:t>aditif</w:t>
-      </w:r>
-      <w:proofErr w:type="spellEnd"/>
-      <w:r>
-        <w:rPr>
-          <w:sz w:val="24"/>
-          <w:szCs w:val="24"/>
-          <w:lang w:val="en-US"/>
-        </w:rPr>
-        <w:t>/</w:t>
-      </w:r>
-      <w:proofErr w:type="spellStart"/>
-      <w:r>
-        <w:rPr>
-          <w:sz w:val="24"/>
-          <w:szCs w:val="24"/>
-          <w:lang w:val="en-US"/>
-        </w:rPr>
-        <w:t>penolong</w:t>
-      </w:r>
-      <w:proofErr w:type="spellEnd"/>
-      <w:r>
-        <w:rPr>
-          <w:sz w:val="24"/>
-          <w:szCs w:val="24"/>
-          <w:lang w:val="en-US"/>
-        </w:rPr>
-        <w:t xml:space="preserve"> </w:t>
-      </w:r>
-      <w:proofErr w:type="spellStart"/>
-      <w:r>
-        <w:rPr>
-          <w:sz w:val="24"/>
-          <w:szCs w:val="24"/>
-          <w:lang w:val="en-US"/>
-        </w:rPr>
-        <w:t>berbahaya</w:t>
-      </w:r>
-      <w:proofErr w:type="spellEnd"/>
-      <w:r>
-        <w:rPr>
-          <w:sz w:val="24"/>
-          <w:szCs w:val="24"/>
-          <w:lang w:val="en-US"/>
-        </w:rPr>
-        <w:t xml:space="preserve"> </w:t>
-      </w:r>
-      <w:proofErr w:type="spellStart"/>
-      <w:r>
-        <w:rPr>
-          <w:sz w:val="24"/>
-          <w:szCs w:val="24"/>
-          <w:lang w:val="en-US"/>
-        </w:rPr>
-        <w:t>atau</w:t>
-      </w:r>
-      <w:proofErr w:type="spellEnd"/>
-      <w:r>
-        <w:rPr>
-          <w:sz w:val="24"/>
-          <w:szCs w:val="24"/>
-          <w:lang w:val="en-US"/>
-        </w:rPr>
-        <w:t xml:space="preserve"> </w:t>
-      </w:r>
-      <w:proofErr w:type="spellStart"/>
-      <w:r>
-        <w:rPr>
-          <w:sz w:val="24"/>
-          <w:szCs w:val="24"/>
-          <w:lang w:val="en-US"/>
-        </w:rPr>
-        <w:t>berpresisi</w:t>
-      </w:r>
-      <w:proofErr w:type="spellEnd"/>
-      <w:r>
-        <w:rPr>
-          <w:sz w:val="24"/>
-          <w:szCs w:val="24"/>
-          <w:lang w:val="en-US"/>
-        </w:rPr>
-        <w:t xml:space="preserve"> </w:t>
-      </w:r>
-      <w:proofErr w:type="spellStart"/>
-      <w:r>
-        <w:rPr>
-          <w:sz w:val="24"/>
-          <w:szCs w:val="24"/>
-          <w:lang w:val="en-US"/>
-        </w:rPr>
-        <w:t>tinggi</w:t>
-      </w:r>
-      <w:proofErr w:type="spellEnd"/>
-      <w:r>
-        <w:rPr>
-          <w:sz w:val="24"/>
-          <w:szCs w:val="24"/>
-          <w:lang w:val="en-US"/>
-        </w:rPr>
-        <w:t xml:space="preserve"> (</w:t>
-      </w:r>
-      <w:proofErr w:type="spellStart"/>
-      <w:r>
-        <w:rPr>
-          <w:sz w:val="24"/>
-          <w:szCs w:val="24"/>
-          <w:lang w:val="en-US"/>
-        </w:rPr>
-        <w:t>seperti</w:t>
-      </w:r>
-      <w:proofErr w:type="spellEnd"/>
-      <w:r>
-        <w:rPr>
-          <w:sz w:val="24"/>
-          <w:szCs w:val="24"/>
-          <w:lang w:val="en-US"/>
-        </w:rPr>
-        <w:t xml:space="preserve"> anti-</w:t>
-      </w:r>
-      <w:proofErr w:type="spellStart"/>
-      <w:r>
-        <w:rPr>
-          <w:sz w:val="24"/>
-          <w:szCs w:val="24"/>
-          <w:lang w:val="en-US"/>
-        </w:rPr>
-        <w:t>jamur</w:t>
-      </w:r>
-      <w:proofErr w:type="spellEnd"/>
-      <w:r>
-        <w:rPr>
-          <w:sz w:val="24"/>
-          <w:szCs w:val="24"/>
-          <w:lang w:val="en-US"/>
-        </w:rPr>
-        <w:t xml:space="preserve">, </w:t>
-      </w:r>
-      <w:proofErr w:type="spellStart"/>
-      <w:r>
-        <w:rPr>
-          <w:sz w:val="24"/>
-          <w:szCs w:val="24"/>
-          <w:lang w:val="en-US"/>
-        </w:rPr>
-        <w:t>insektisida</w:t>
-      </w:r>
-      <w:proofErr w:type="spellEnd"/>
-      <w:r>
-        <w:rPr>
-          <w:sz w:val="24"/>
-          <w:szCs w:val="24"/>
-          <w:lang w:val="en-US"/>
-        </w:rPr>
-        <w:t xml:space="preserve">, </w:t>
-      </w:r>
-      <w:proofErr w:type="spellStart"/>
-      <w:r>
-        <w:rPr>
-          <w:sz w:val="24"/>
-          <w:szCs w:val="24"/>
-          <w:lang w:val="en-US"/>
-        </w:rPr>
-        <w:t>biosida</w:t>
-      </w:r>
-      <w:proofErr w:type="spellEnd"/>
-      <w:r>
-        <w:rPr>
-          <w:sz w:val="24"/>
-          <w:szCs w:val="24"/>
-          <w:lang w:val="en-US"/>
-        </w:rPr>
-        <w:t xml:space="preserve">, </w:t>
-      </w:r>
-      <w:proofErr w:type="spellStart"/>
-      <w:r>
-        <w:rPr>
-          <w:sz w:val="24"/>
-          <w:szCs w:val="24"/>
-          <w:lang w:val="en-US"/>
-        </w:rPr>
-        <w:t>atau</w:t>
-      </w:r>
-      <w:proofErr w:type="spellEnd"/>
-      <w:r>
-        <w:rPr>
-          <w:sz w:val="24"/>
-          <w:szCs w:val="24"/>
-          <w:lang w:val="en-US"/>
-        </w:rPr>
-        <w:t xml:space="preserve"> </w:t>
-      </w:r>
-      <w:proofErr w:type="spellStart"/>
-      <w:r>
-        <w:rPr>
-          <w:sz w:val="24"/>
-          <w:szCs w:val="24"/>
-          <w:lang w:val="en-US"/>
-        </w:rPr>
-        <w:t>aditif</w:t>
-      </w:r>
-      <w:proofErr w:type="spellEnd"/>
-      <w:r>
-        <w:rPr>
-          <w:sz w:val="24"/>
-          <w:szCs w:val="24"/>
-          <w:lang w:val="en-US"/>
-        </w:rPr>
-        <w:t xml:space="preserve"> </w:t>
-      </w:r>
-      <w:proofErr w:type="spellStart"/>
-      <w:r>
-        <w:rPr>
-          <w:sz w:val="24"/>
-          <w:szCs w:val="24"/>
-          <w:lang w:val="en-US"/>
-        </w:rPr>
-        <w:t>khusus</w:t>
-      </w:r>
-      <w:proofErr w:type="spellEnd"/>
-      <w:r>
-        <w:rPr>
-          <w:sz w:val="24"/>
-          <w:szCs w:val="24"/>
-          <w:lang w:val="en-US"/>
-        </w:rPr>
-        <w:t xml:space="preserve">) </w:t>
-      </w:r>
-      <w:proofErr w:type="spellStart"/>
-      <w:r>
-        <w:rPr>
-          <w:sz w:val="24"/>
-          <w:szCs w:val="24"/>
-          <w:lang w:val="en-US"/>
-        </w:rPr>
-        <w:t>ke</w:t>
-      </w:r>
-      <w:proofErr w:type="spellEnd"/>
-      <w:r>
-        <w:rPr>
-          <w:sz w:val="24"/>
-          <w:szCs w:val="24"/>
-          <w:lang w:val="en-US"/>
-        </w:rPr>
-        <w:t xml:space="preserve"> </w:t>
-      </w:r>
-      <w:proofErr w:type="spellStart"/>
-      <w:r>
-        <w:rPr>
-          <w:sz w:val="24"/>
-          <w:szCs w:val="24"/>
-          <w:lang w:val="en-US"/>
-        </w:rPr>
-        <w:t>dalam</w:t>
-      </w:r>
-      <w:proofErr w:type="spellEnd"/>
-      <w:r>
-        <w:rPr>
-          <w:sz w:val="24"/>
-          <w:szCs w:val="24"/>
-          <w:lang w:val="en-US"/>
-        </w:rPr>
-        <w:t xml:space="preserve"> </w:t>
-      </w:r>
-      <w:proofErr w:type="spellStart"/>
-      <w:r>
-        <w:rPr>
-          <w:sz w:val="24"/>
-          <w:szCs w:val="24"/>
-          <w:lang w:val="en-US"/>
-        </w:rPr>
-        <w:t>adonan</w:t>
-      </w:r>
-      <w:proofErr w:type="spellEnd"/>
-      <w:r>
-        <w:rPr>
-          <w:sz w:val="24"/>
-          <w:szCs w:val="24"/>
-          <w:lang w:val="en-US"/>
-        </w:rPr>
-        <w:t xml:space="preserve"> </w:t>
-      </w:r>
-      <w:proofErr w:type="spellStart"/>
-      <w:r>
-        <w:rPr>
-          <w:sz w:val="24"/>
-          <w:szCs w:val="24"/>
-          <w:lang w:val="en-US"/>
-        </w:rPr>
-        <w:t>produksi</w:t>
-      </w:r>
-      <w:proofErr w:type="spellEnd"/>
-      <w:r>
-        <w:rPr>
-          <w:sz w:val="24"/>
-          <w:szCs w:val="24"/>
-          <w:lang w:val="en-US"/>
-        </w:rPr>
-        <w:t>.</w:t>
+        <w:t>Fungsi:</w:t>
+      </w:r>
+      <w:r>
+        <w:rPr>
+          <w:sz w:val="24"/>
+          <w:szCs w:val="24"/>
+          <w:lang w:val="en-US"/>
+        </w:rPr>
+        <w:t xml:space="preserve"> </w:t>
+      </w:r>
+      <w:r>
+        <w:rPr>
+          <w:sz w:val="24"/>
+          <w:szCs w:val="24"/>
+          <w:lang w:val="en-US"/>
+        </w:rPr>
+        <w:t>Mengelola instruksi dan pencatatan khusus penambahan bahan aditif/penolong berbahaya atau berpresisi tinggi (seperti anti-jamur, insektisida, biosida, atau aditif khusus) ke dalam adonan produksi.</w:t>
       </w:r>
     </w:p>
     <w:p>
@@ -14568,7 +8734,6 @@
           <w:lang w:val="en-US"/>
         </w:rPr>
       </w:pPr>
-      <w:proofErr w:type="spellStart"/>
       <w:r>
         <w:rPr>
           <w:b/>
@@ -14577,278 +8742,23 @@
           <w:szCs w:val="24"/>
           <w:lang w:val="en-US"/>
         </w:rPr>
-        <w:t>Penjelasan</w:t>
-      </w:r>
-      <w:proofErr w:type="spellEnd"/>
-      <w:r>
-        <w:rPr>
-          <w:b/>
-          <w:bCs/>
-          <w:sz w:val="24"/>
-          <w:szCs w:val="24"/>
-          <w:lang w:val="en-US"/>
-        </w:rPr>
-        <w:t xml:space="preserve"> UI:</w:t>
-      </w:r>
-      <w:r>
-        <w:rPr>
-          <w:sz w:val="24"/>
-          <w:szCs w:val="24"/>
-          <w:lang w:val="en-US"/>
-        </w:rPr>
-        <w:t xml:space="preserve"> </w:t>
-      </w:r>
-      <w:proofErr w:type="spellStart"/>
-      <w:r>
-        <w:rPr>
-          <w:sz w:val="24"/>
-          <w:szCs w:val="24"/>
-          <w:lang w:val="en-US"/>
-        </w:rPr>
-        <w:t>Tampilan</w:t>
-      </w:r>
-      <w:proofErr w:type="spellEnd"/>
-      <w:r>
-        <w:rPr>
-          <w:sz w:val="24"/>
-          <w:szCs w:val="24"/>
-          <w:lang w:val="en-US"/>
-        </w:rPr>
-        <w:t xml:space="preserve"> </w:t>
-      </w:r>
-      <w:proofErr w:type="spellStart"/>
-      <w:r>
-        <w:rPr>
-          <w:sz w:val="24"/>
-          <w:szCs w:val="24"/>
-          <w:lang w:val="en-US"/>
-        </w:rPr>
-        <w:t>awal</w:t>
-      </w:r>
-      <w:proofErr w:type="spellEnd"/>
-      <w:r>
-        <w:rPr>
-          <w:sz w:val="24"/>
-          <w:szCs w:val="24"/>
-          <w:lang w:val="en-US"/>
-        </w:rPr>
-        <w:t xml:space="preserve"> </w:t>
-      </w:r>
-      <w:proofErr w:type="spellStart"/>
-      <w:r>
-        <w:rPr>
-          <w:sz w:val="24"/>
-          <w:szCs w:val="24"/>
-          <w:lang w:val="en-US"/>
-        </w:rPr>
-        <w:t>berupa</w:t>
-      </w:r>
-      <w:proofErr w:type="spellEnd"/>
-      <w:r>
-        <w:rPr>
-          <w:sz w:val="24"/>
-          <w:szCs w:val="24"/>
-          <w:lang w:val="en-US"/>
-        </w:rPr>
-        <w:t xml:space="preserve"> table data grid </w:t>
-      </w:r>
-      <w:proofErr w:type="spellStart"/>
-      <w:r>
-        <w:rPr>
-          <w:sz w:val="24"/>
-          <w:szCs w:val="24"/>
-          <w:lang w:val="en-US"/>
-        </w:rPr>
-        <w:t>menampilkan</w:t>
-      </w:r>
-      <w:proofErr w:type="spellEnd"/>
-      <w:r>
-        <w:rPr>
-          <w:sz w:val="24"/>
-          <w:szCs w:val="24"/>
-          <w:lang w:val="en-US"/>
-        </w:rPr>
-        <w:t xml:space="preserve"> </w:t>
-      </w:r>
-      <w:proofErr w:type="spellStart"/>
-      <w:r>
-        <w:rPr>
-          <w:sz w:val="24"/>
-          <w:szCs w:val="24"/>
-          <w:lang w:val="en-US"/>
-        </w:rPr>
-        <w:t>SPPI_No</w:t>
-      </w:r>
-      <w:proofErr w:type="spellEnd"/>
-      <w:r>
-        <w:rPr>
-          <w:sz w:val="24"/>
-          <w:szCs w:val="24"/>
-          <w:lang w:val="en-US"/>
-        </w:rPr>
-        <w:t xml:space="preserve">, Date, </w:t>
-      </w:r>
-      <w:proofErr w:type="spellStart"/>
-      <w:r>
-        <w:rPr>
-          <w:sz w:val="24"/>
-          <w:szCs w:val="24"/>
-          <w:lang w:val="en-US"/>
-        </w:rPr>
-        <w:t>No_Batch</w:t>
-      </w:r>
-      <w:proofErr w:type="spellEnd"/>
-      <w:r>
-        <w:rPr>
-          <w:sz w:val="24"/>
-          <w:szCs w:val="24"/>
-          <w:lang w:val="en-US"/>
-        </w:rPr>
-        <w:t xml:space="preserve">, </w:t>
-      </w:r>
-      <w:proofErr w:type="spellStart"/>
-      <w:r>
-        <w:rPr>
-          <w:sz w:val="24"/>
-          <w:szCs w:val="24"/>
-          <w:lang w:val="en-US"/>
-        </w:rPr>
-        <w:t>Product_Name</w:t>
-      </w:r>
-      <w:proofErr w:type="spellEnd"/>
-      <w:r>
-        <w:rPr>
-          <w:sz w:val="24"/>
-          <w:szCs w:val="24"/>
-          <w:lang w:val="en-US"/>
-        </w:rPr>
-        <w:t xml:space="preserve">, </w:t>
-      </w:r>
-      <w:proofErr w:type="spellStart"/>
-      <w:r>
-        <w:rPr>
-          <w:sz w:val="24"/>
-          <w:szCs w:val="24"/>
-          <w:lang w:val="en-US"/>
-        </w:rPr>
-        <w:t>Material_Name</w:t>
-      </w:r>
-      <w:proofErr w:type="spellEnd"/>
-      <w:r>
-        <w:rPr>
-          <w:sz w:val="24"/>
-          <w:szCs w:val="24"/>
-          <w:lang w:val="en-US"/>
-        </w:rPr>
-        <w:t xml:space="preserve">, </w:t>
-      </w:r>
-      <w:proofErr w:type="spellStart"/>
-      <w:r>
-        <w:rPr>
-          <w:sz w:val="24"/>
-          <w:szCs w:val="24"/>
-          <w:lang w:val="en-US"/>
-        </w:rPr>
-        <w:t>Target_Dose_Qty</w:t>
-      </w:r>
-      <w:proofErr w:type="spellEnd"/>
-      <w:r>
-        <w:rPr>
-          <w:sz w:val="24"/>
-          <w:szCs w:val="24"/>
-          <w:lang w:val="en-US"/>
-        </w:rPr>
-        <w:t xml:space="preserve">, </w:t>
-      </w:r>
-      <w:proofErr w:type="spellStart"/>
-      <w:r>
-        <w:rPr>
-          <w:sz w:val="24"/>
-          <w:szCs w:val="24"/>
-          <w:lang w:val="en-US"/>
-        </w:rPr>
-        <w:t>Actual_Dose_Qty</w:t>
-      </w:r>
-      <w:proofErr w:type="spellEnd"/>
-      <w:r>
-        <w:rPr>
-          <w:sz w:val="24"/>
-          <w:szCs w:val="24"/>
-          <w:lang w:val="en-US"/>
-        </w:rPr>
-        <w:t xml:space="preserve">, Operator, dan Status. </w:t>
-      </w:r>
-      <w:proofErr w:type="spellStart"/>
-      <w:r>
-        <w:rPr>
-          <w:sz w:val="24"/>
-          <w:szCs w:val="24"/>
-          <w:lang w:val="en-US"/>
-        </w:rPr>
-        <w:t>Tombol</w:t>
-      </w:r>
-      <w:proofErr w:type="spellEnd"/>
-      <w:r>
-        <w:rPr>
-          <w:sz w:val="24"/>
-          <w:szCs w:val="24"/>
-          <w:lang w:val="en-US"/>
-        </w:rPr>
-        <w:t xml:space="preserve"> </w:t>
-      </w:r>
-      <w:proofErr w:type="spellStart"/>
-      <w:r>
-        <w:rPr>
-          <w:sz w:val="24"/>
-          <w:szCs w:val="24"/>
-          <w:lang w:val="en-US"/>
-        </w:rPr>
-        <w:t>Tambah</w:t>
-      </w:r>
-      <w:proofErr w:type="spellEnd"/>
-      <w:r>
-        <w:rPr>
-          <w:sz w:val="24"/>
-          <w:szCs w:val="24"/>
-          <w:lang w:val="en-US"/>
-        </w:rPr>
-        <w:t xml:space="preserve"> </w:t>
-      </w:r>
-      <w:proofErr w:type="spellStart"/>
-      <w:r>
-        <w:rPr>
-          <w:sz w:val="24"/>
-          <w:szCs w:val="24"/>
-          <w:lang w:val="en-US"/>
-        </w:rPr>
-        <w:t>memunculkan</w:t>
-      </w:r>
-      <w:proofErr w:type="spellEnd"/>
-      <w:r>
-        <w:rPr>
-          <w:sz w:val="24"/>
-          <w:szCs w:val="24"/>
-          <w:lang w:val="en-US"/>
-        </w:rPr>
-        <w:t xml:space="preserve"> Pop-up Modal Form </w:t>
-      </w:r>
-      <w:proofErr w:type="spellStart"/>
-      <w:r>
-        <w:rPr>
-          <w:sz w:val="24"/>
-          <w:szCs w:val="24"/>
-          <w:lang w:val="en-US"/>
-        </w:rPr>
-        <w:t>berstruktur</w:t>
-      </w:r>
-      <w:proofErr w:type="spellEnd"/>
-      <w:r>
-        <w:rPr>
-          <w:sz w:val="24"/>
-          <w:szCs w:val="24"/>
-          <w:lang w:val="en-US"/>
-        </w:rPr>
-        <w:t>:</w:t>
+        <w:t>Penjelasan UI:</w:t>
+      </w:r>
+      <w:r>
+        <w:rPr>
+          <w:sz w:val="24"/>
+          <w:szCs w:val="24"/>
+          <w:lang w:val="en-US"/>
+        </w:rPr>
+        <w:t xml:space="preserve"> </w:t>
+      </w:r>
+      <w:r>
+        <w:rPr>
+          <w:sz w:val="24"/>
+          <w:szCs w:val="24"/>
+          <w:lang w:val="en-US"/>
+        </w:rPr>
+        <w:t>Tampilan awal berupa table data grid menampilkan SPPI_No, Date, No_Batch, Product_Name, Material_Name, Target_Dose_Qty, Actual_Dose_Qty, Operator, dan Status. Tombol Tambah memunculkan Pop-up Modal Form berstruktur:</w:t>
       </w:r>
     </w:p>
     <w:p>
@@ -14867,25 +8777,7 @@
           <w:szCs w:val="24"/>
           <w:lang w:val="en-US"/>
         </w:rPr>
-        <w:t xml:space="preserve">1. Header </w:t>
-      </w:r>
-      <w:proofErr w:type="gramStart"/>
-      <w:r>
-        <w:rPr>
-          <w:sz w:val="24"/>
-          <w:szCs w:val="24"/>
-          <w:lang w:val="en-US"/>
-        </w:rPr>
-        <w:t>Info :</w:t>
-      </w:r>
-      <w:proofErr w:type="gramEnd"/>
-      <w:r>
-        <w:rPr>
-          <w:sz w:val="24"/>
-          <w:szCs w:val="24"/>
-          <w:lang w:val="en-US"/>
-        </w:rPr>
-        <w:t xml:space="preserve"> SPPI No (Auto), Date, Created By, Ref Batch No, Product Name, Machine.</w:t>
+        <w:t>1. Header Info : SPPI No (Auto), Date, Created By, Ref Batch No, Product Name, Machine.</w:t>
       </w:r>
     </w:p>
     <w:p>
@@ -14904,187 +8796,7 @@
           <w:szCs w:val="24"/>
           <w:lang w:val="en-US"/>
         </w:rPr>
-        <w:t xml:space="preserve">2. Detail </w:t>
-      </w:r>
-      <w:proofErr w:type="spellStart"/>
-      <w:r>
-        <w:rPr>
-          <w:sz w:val="24"/>
-          <w:szCs w:val="24"/>
-          <w:lang w:val="en-US"/>
-        </w:rPr>
-        <w:t>Dosis</w:t>
-      </w:r>
-      <w:proofErr w:type="spellEnd"/>
-      <w:r>
-        <w:rPr>
-          <w:sz w:val="24"/>
-          <w:szCs w:val="24"/>
-          <w:lang w:val="en-US"/>
-        </w:rPr>
-        <w:t xml:space="preserve"> &amp; </w:t>
-      </w:r>
-      <w:proofErr w:type="gramStart"/>
-      <w:r>
-        <w:rPr>
-          <w:sz w:val="24"/>
-          <w:szCs w:val="24"/>
-          <w:lang w:val="en-US"/>
-        </w:rPr>
-        <w:t>Bahan :</w:t>
-      </w:r>
-      <w:proofErr w:type="gramEnd"/>
-      <w:r>
-        <w:rPr>
-          <w:sz w:val="24"/>
-          <w:szCs w:val="24"/>
-          <w:lang w:val="en-US"/>
-        </w:rPr>
-        <w:t xml:space="preserve"> Material ID/Name (</w:t>
-      </w:r>
-      <w:proofErr w:type="spellStart"/>
-      <w:r>
-        <w:rPr>
-          <w:sz w:val="24"/>
-          <w:szCs w:val="24"/>
-          <w:lang w:val="en-US"/>
-        </w:rPr>
-        <w:t>Aditif</w:t>
-      </w:r>
-      <w:proofErr w:type="spellEnd"/>
-      <w:r>
-        <w:rPr>
-          <w:sz w:val="24"/>
-          <w:szCs w:val="24"/>
-          <w:lang w:val="en-US"/>
-        </w:rPr>
-        <w:t>/</w:t>
-      </w:r>
-      <w:proofErr w:type="spellStart"/>
-      <w:r>
-        <w:rPr>
-          <w:sz w:val="24"/>
-          <w:szCs w:val="24"/>
-          <w:lang w:val="en-US"/>
-        </w:rPr>
-        <w:t>Biosida</w:t>
-      </w:r>
-      <w:proofErr w:type="spellEnd"/>
-      <w:r>
-        <w:rPr>
-          <w:sz w:val="24"/>
-          <w:szCs w:val="24"/>
-          <w:lang w:val="en-US"/>
-        </w:rPr>
-        <w:t>/</w:t>
-      </w:r>
-      <w:proofErr w:type="spellStart"/>
-      <w:r>
-        <w:rPr>
-          <w:sz w:val="24"/>
-          <w:szCs w:val="24"/>
-          <w:lang w:val="en-US"/>
-        </w:rPr>
-        <w:t>Insektisida</w:t>
-      </w:r>
-      <w:proofErr w:type="spellEnd"/>
-      <w:r>
-        <w:rPr>
-          <w:sz w:val="24"/>
-          <w:szCs w:val="24"/>
-          <w:lang w:val="en-US"/>
-        </w:rPr>
-        <w:t>), Target Dose Qty, Actual Dose Qty (</w:t>
-      </w:r>
-      <w:proofErr w:type="spellStart"/>
-      <w:r>
-        <w:rPr>
-          <w:sz w:val="24"/>
-          <w:szCs w:val="24"/>
-          <w:lang w:val="en-US"/>
-        </w:rPr>
-        <w:t>Penimbangan</w:t>
-      </w:r>
-      <w:proofErr w:type="spellEnd"/>
-      <w:r>
-        <w:rPr>
-          <w:sz w:val="24"/>
-          <w:szCs w:val="24"/>
-          <w:lang w:val="en-US"/>
-        </w:rPr>
-        <w:t xml:space="preserve"> </w:t>
-      </w:r>
-      <w:proofErr w:type="spellStart"/>
-      <w:r>
-        <w:rPr>
-          <w:sz w:val="24"/>
-          <w:szCs w:val="24"/>
-          <w:lang w:val="en-US"/>
-        </w:rPr>
-        <w:t>Presisi</w:t>
-      </w:r>
-      <w:proofErr w:type="spellEnd"/>
-      <w:r>
-        <w:rPr>
-          <w:sz w:val="24"/>
-          <w:szCs w:val="24"/>
-          <w:lang w:val="en-US"/>
-        </w:rPr>
-        <w:t>), UOM, Mixing Time (</w:t>
-      </w:r>
-      <w:proofErr w:type="spellStart"/>
-      <w:r>
-        <w:rPr>
-          <w:sz w:val="24"/>
-          <w:szCs w:val="24"/>
-          <w:lang w:val="en-US"/>
-        </w:rPr>
-        <w:t>Durasi</w:t>
-      </w:r>
-      <w:proofErr w:type="spellEnd"/>
-      <w:r>
-        <w:rPr>
-          <w:sz w:val="24"/>
-          <w:szCs w:val="24"/>
-          <w:lang w:val="en-US"/>
-        </w:rPr>
-        <w:t xml:space="preserve"> </w:t>
-      </w:r>
-      <w:proofErr w:type="spellStart"/>
-      <w:r>
-        <w:rPr>
-          <w:sz w:val="24"/>
-          <w:szCs w:val="24"/>
-          <w:lang w:val="en-US"/>
-        </w:rPr>
-        <w:t>Pengadukan</w:t>
-      </w:r>
-      <w:proofErr w:type="spellEnd"/>
-      <w:r>
-        <w:rPr>
-          <w:sz w:val="24"/>
-          <w:szCs w:val="24"/>
-          <w:lang w:val="en-US"/>
-        </w:rPr>
-        <w:t xml:space="preserve">), Operator </w:t>
-      </w:r>
-      <w:proofErr w:type="spellStart"/>
-      <w:r>
-        <w:rPr>
-          <w:sz w:val="24"/>
-          <w:szCs w:val="24"/>
-          <w:lang w:val="en-US"/>
-        </w:rPr>
-        <w:t>Pelaksana</w:t>
-      </w:r>
-      <w:proofErr w:type="spellEnd"/>
-      <w:r>
-        <w:rPr>
-          <w:sz w:val="24"/>
-          <w:szCs w:val="24"/>
-          <w:lang w:val="en-US"/>
-        </w:rPr>
-        <w:t>.</w:t>
+        <w:t>2. Detail Dosis &amp; Bahan : Material ID/Name (Aditif/Biosida/Insektisida), Target Dose Qty, Actual Dose Qty (Penimbangan Presisi), UOM, Mixing Time (Durasi Pengadukan), Operator Pelaksana.</w:t>
       </w:r>
     </w:p>
     <w:p>
@@ -15103,97 +8815,7 @@
           <w:szCs w:val="24"/>
           <w:lang w:val="en-US"/>
         </w:rPr>
-        <w:t xml:space="preserve">3. </w:t>
-      </w:r>
-      <w:proofErr w:type="gramStart"/>
-      <w:r>
-        <w:rPr>
-          <w:sz w:val="24"/>
-          <w:szCs w:val="24"/>
-          <w:lang w:val="en-US"/>
-        </w:rPr>
-        <w:t>Footer :</w:t>
-      </w:r>
-      <w:proofErr w:type="gramEnd"/>
-      <w:r>
-        <w:rPr>
-          <w:sz w:val="24"/>
-          <w:szCs w:val="24"/>
-          <w:lang w:val="en-US"/>
-        </w:rPr>
-        <w:t xml:space="preserve"> Field </w:t>
-      </w:r>
-      <w:proofErr w:type="spellStart"/>
-      <w:r>
-        <w:rPr>
-          <w:sz w:val="24"/>
-          <w:szCs w:val="24"/>
-          <w:lang w:val="en-US"/>
-        </w:rPr>
-        <w:t>Textarea</w:t>
-      </w:r>
-      <w:proofErr w:type="spellEnd"/>
-      <w:r>
-        <w:rPr>
-          <w:sz w:val="24"/>
-          <w:szCs w:val="24"/>
-          <w:lang w:val="en-US"/>
-        </w:rPr>
-        <w:t xml:space="preserve"> Notes dan </w:t>
-      </w:r>
-      <w:proofErr w:type="spellStart"/>
-      <w:r>
-        <w:rPr>
-          <w:sz w:val="24"/>
-          <w:szCs w:val="24"/>
-          <w:lang w:val="en-US"/>
-        </w:rPr>
-        <w:t>Tombol</w:t>
-      </w:r>
-      <w:proofErr w:type="spellEnd"/>
-      <w:r>
-        <w:rPr>
-          <w:sz w:val="24"/>
-          <w:szCs w:val="24"/>
-          <w:lang w:val="en-US"/>
-        </w:rPr>
-        <w:t xml:space="preserve"> [ </w:t>
-      </w:r>
-      <w:proofErr w:type="spellStart"/>
-      <w:r>
-        <w:rPr>
-          <w:sz w:val="24"/>
-          <w:szCs w:val="24"/>
-          <w:lang w:val="en-US"/>
-        </w:rPr>
-        <w:t>Simpan</w:t>
-      </w:r>
-      <w:proofErr w:type="spellEnd"/>
-      <w:r>
-        <w:rPr>
-          <w:sz w:val="24"/>
-          <w:szCs w:val="24"/>
-          <w:lang w:val="en-US"/>
-        </w:rPr>
-        <w:t xml:space="preserve"> </w:t>
-      </w:r>
-      <w:proofErr w:type="gramStart"/>
-      <w:r>
-        <w:rPr>
-          <w:sz w:val="24"/>
-          <w:szCs w:val="24"/>
-          <w:lang w:val="en-US"/>
-        </w:rPr>
-        <w:t>SPPI ]</w:t>
-      </w:r>
-      <w:proofErr w:type="gramEnd"/>
-      <w:r>
-        <w:rPr>
-          <w:sz w:val="24"/>
-          <w:szCs w:val="24"/>
-          <w:lang w:val="en-US"/>
-        </w:rPr>
-        <w:t>.</w:t>
+        <w:t>3. Footer : Field Textarea Notes dan Tombol [ Simpan SPPI ].</w:t>
       </w:r>
     </w:p>
     <w:p>
@@ -15215,115 +8837,7 @@
           <w:szCs w:val="24"/>
           <w:lang w:val="en-US"/>
         </w:rPr>
-        <w:t xml:space="preserve">Edit </w:t>
-      </w:r>
-      <w:proofErr w:type="spellStart"/>
-      <w:r>
-        <w:rPr>
-          <w:sz w:val="24"/>
-          <w:szCs w:val="24"/>
-          <w:lang w:val="en-US"/>
-        </w:rPr>
-        <w:t>memunculkan</w:t>
-      </w:r>
-      <w:proofErr w:type="spellEnd"/>
-      <w:r>
-        <w:rPr>
-          <w:sz w:val="24"/>
-          <w:szCs w:val="24"/>
-          <w:lang w:val="en-US"/>
-        </w:rPr>
-        <w:t xml:space="preserve"> modal </w:t>
-      </w:r>
-      <w:proofErr w:type="spellStart"/>
-      <w:r>
-        <w:rPr>
-          <w:sz w:val="24"/>
-          <w:szCs w:val="24"/>
-          <w:lang w:val="en-US"/>
-        </w:rPr>
-        <w:t>terisi</w:t>
-      </w:r>
-      <w:proofErr w:type="spellEnd"/>
-      <w:r>
-        <w:rPr>
-          <w:sz w:val="24"/>
-          <w:szCs w:val="24"/>
-          <w:lang w:val="en-US"/>
-        </w:rPr>
-        <w:t xml:space="preserve"> </w:t>
-      </w:r>
-      <w:proofErr w:type="spellStart"/>
-      <w:r>
-        <w:rPr>
-          <w:sz w:val="24"/>
-          <w:szCs w:val="24"/>
-          <w:lang w:val="en-US"/>
-        </w:rPr>
-        <w:t>untuk</w:t>
-      </w:r>
-      <w:proofErr w:type="spellEnd"/>
-      <w:r>
-        <w:rPr>
-          <w:sz w:val="24"/>
-          <w:szCs w:val="24"/>
-          <w:lang w:val="en-US"/>
-        </w:rPr>
-        <w:t xml:space="preserve"> </w:t>
-      </w:r>
-      <w:proofErr w:type="spellStart"/>
-      <w:r>
-        <w:rPr>
-          <w:sz w:val="24"/>
-          <w:szCs w:val="24"/>
-          <w:lang w:val="en-US"/>
-        </w:rPr>
-        <w:t>pembaruan</w:t>
-      </w:r>
-      <w:proofErr w:type="spellEnd"/>
-      <w:r>
-        <w:rPr>
-          <w:sz w:val="24"/>
-          <w:szCs w:val="24"/>
-          <w:lang w:val="en-US"/>
-        </w:rPr>
-        <w:t xml:space="preserve"> data, Hapus </w:t>
-      </w:r>
-      <w:proofErr w:type="spellStart"/>
-      <w:r>
-        <w:rPr>
-          <w:sz w:val="24"/>
-          <w:szCs w:val="24"/>
-          <w:lang w:val="en-US"/>
-        </w:rPr>
-        <w:t>memunculkan</w:t>
-      </w:r>
-      <w:proofErr w:type="spellEnd"/>
-      <w:r>
-        <w:rPr>
-          <w:sz w:val="24"/>
-          <w:szCs w:val="24"/>
-          <w:lang w:val="en-US"/>
-        </w:rPr>
-        <w:t xml:space="preserve"> alert </w:t>
-      </w:r>
-      <w:proofErr w:type="spellStart"/>
-      <w:r>
-        <w:rPr>
-          <w:sz w:val="24"/>
-          <w:szCs w:val="24"/>
-          <w:lang w:val="en-US"/>
-        </w:rPr>
-        <w:t>konfirmasi</w:t>
-      </w:r>
-      <w:proofErr w:type="spellEnd"/>
-      <w:r>
-        <w:rPr>
-          <w:sz w:val="24"/>
-          <w:szCs w:val="24"/>
-          <w:lang w:val="en-US"/>
-        </w:rPr>
-        <w:t xml:space="preserve"> modal.</w:t>
+        <w:t>Edit memunculkan modal terisi untuk pembaruan data, Hapus memunculkan alert konfirmasi modal.</w:t>
       </w:r>
     </w:p>
     <w:p/>
@@ -15368,121 +8882,15 @@
           <w:szCs w:val="24"/>
           <w:lang w:val="en-US"/>
         </w:rPr>
-        <w:t xml:space="preserve">SPPPK (Surat </w:t>
-      </w:r>
-      <w:proofErr w:type="spellStart"/>
-      <w:r>
-        <w:rPr>
-          <w:b/>
-          <w:bCs/>
-          <w:sz w:val="24"/>
-          <w:szCs w:val="24"/>
-          <w:lang w:val="en-US"/>
-        </w:rPr>
-        <w:t>Perintah</w:t>
-      </w:r>
-      <w:proofErr w:type="spellEnd"/>
-      <w:r>
-        <w:rPr>
-          <w:b/>
-          <w:bCs/>
-          <w:sz w:val="24"/>
-          <w:szCs w:val="24"/>
-          <w:lang w:val="en-US"/>
-        </w:rPr>
-        <w:t xml:space="preserve"> </w:t>
-      </w:r>
-      <w:proofErr w:type="spellStart"/>
-      <w:r>
-        <w:rPr>
-          <w:b/>
-          <w:bCs/>
-          <w:sz w:val="24"/>
-          <w:szCs w:val="24"/>
-          <w:lang w:val="en-US"/>
-        </w:rPr>
-        <w:t>Persiapan</w:t>
-      </w:r>
-      <w:proofErr w:type="spellEnd"/>
-      <w:r>
-        <w:rPr>
-          <w:b/>
-          <w:bCs/>
-          <w:sz w:val="24"/>
-          <w:szCs w:val="24"/>
-          <w:lang w:val="en-US"/>
-        </w:rPr>
-        <w:t xml:space="preserve"> &amp; </w:t>
-      </w:r>
-      <w:proofErr w:type="spellStart"/>
-      <w:r>
-        <w:rPr>
-          <w:b/>
-          <w:bCs/>
-          <w:sz w:val="24"/>
-          <w:szCs w:val="24"/>
-          <w:lang w:val="en-US"/>
-        </w:rPr>
-        <w:t>Penggunaan</w:t>
-      </w:r>
-      <w:proofErr w:type="spellEnd"/>
-      <w:r>
-        <w:rPr>
-          <w:b/>
-          <w:bCs/>
-          <w:sz w:val="24"/>
-          <w:szCs w:val="24"/>
-          <w:lang w:val="en-US"/>
-        </w:rPr>
-        <w:t xml:space="preserve"> </w:t>
-      </w:r>
-      <w:proofErr w:type="spellStart"/>
-      <w:r>
-        <w:rPr>
-          <w:b/>
-          <w:bCs/>
-          <w:sz w:val="24"/>
-          <w:szCs w:val="24"/>
-          <w:lang w:val="en-US"/>
-        </w:rPr>
-        <w:t>Kemasan</w:t>
-      </w:r>
-      <w:proofErr w:type="spellEnd"/>
-      <w:r>
-        <w:rPr>
-          <w:b/>
-          <w:bCs/>
-          <w:sz w:val="24"/>
-          <w:szCs w:val="24"/>
-          <w:lang w:val="en-US"/>
-        </w:rPr>
-        <w:t xml:space="preserve">) </w:t>
-      </w:r>
-      <w:r>
-        <w:rPr>
-          <w:sz w:val="24"/>
-          <w:szCs w:val="24"/>
-          <w:lang w:val="en-US"/>
-        </w:rPr>
-        <w:t>`production-process-</w:t>
-      </w:r>
-      <w:proofErr w:type="spellStart"/>
-      <w:r>
-        <w:rPr>
-          <w:sz w:val="24"/>
-          <w:szCs w:val="24"/>
-          <w:lang w:val="en-US"/>
-        </w:rPr>
-        <w:t>spppk</w:t>
-      </w:r>
-      <w:proofErr w:type="spellEnd"/>
-      <w:r>
-        <w:rPr>
-          <w:sz w:val="24"/>
-          <w:szCs w:val="24"/>
-          <w:lang w:val="en-US"/>
-        </w:rPr>
-        <w:t>`</w:t>
+        <w:t xml:space="preserve">SPPPK (Surat Perintah Persiapan &amp; Penggunaan Kemasan) </w:t>
+      </w:r>
+      <w:r>
+        <w:rPr>
+          <w:sz w:val="24"/>
+          <w:szCs w:val="24"/>
+          <w:lang w:val="en-US"/>
+        </w:rPr>
+        <w:t>`production-process-spppk`</w:t>
       </w:r>
     </w:p>
     <w:p>
@@ -15501,7 +8909,6 @@
           <w:lang w:val="en-US"/>
         </w:rPr>
       </w:pPr>
-      <w:proofErr w:type="spellStart"/>
       <w:r>
         <w:rPr>
           <w:b/>
@@ -15510,306 +8917,23 @@
           <w:szCs w:val="24"/>
           <w:lang w:val="en-US"/>
         </w:rPr>
-        <w:t>Komponen</w:t>
-      </w:r>
-      <w:proofErr w:type="spellEnd"/>
-      <w:r>
-        <w:rPr>
-          <w:b/>
-          <w:bCs/>
-          <w:sz w:val="24"/>
-          <w:szCs w:val="24"/>
-          <w:lang w:val="en-US"/>
-        </w:rPr>
-        <w:t>:</w:t>
-      </w:r>
-      <w:r>
-        <w:rPr>
-          <w:sz w:val="24"/>
-          <w:szCs w:val="24"/>
-          <w:lang w:val="en-US"/>
-        </w:rPr>
-        <w:t xml:space="preserve"> </w:t>
-      </w:r>
-      <w:r>
-        <w:rPr>
-          <w:sz w:val="24"/>
-          <w:szCs w:val="24"/>
-          <w:lang w:val="en-US"/>
-        </w:rPr>
-        <w:t xml:space="preserve">Production ID, </w:t>
-      </w:r>
-      <w:proofErr w:type="spellStart"/>
-      <w:r>
-        <w:rPr>
-          <w:sz w:val="24"/>
-          <w:szCs w:val="24"/>
-          <w:lang w:val="en-US"/>
-        </w:rPr>
-        <w:t>SPPPK_No</w:t>
-      </w:r>
-      <w:proofErr w:type="spellEnd"/>
-      <w:r>
-        <w:rPr>
-          <w:sz w:val="24"/>
-          <w:szCs w:val="24"/>
-          <w:lang w:val="en-US"/>
-        </w:rPr>
-        <w:t xml:space="preserve">, Date, </w:t>
-      </w:r>
-      <w:proofErr w:type="spellStart"/>
-      <w:proofErr w:type="gramStart"/>
-      <w:r>
-        <w:rPr>
-          <w:sz w:val="24"/>
-          <w:szCs w:val="24"/>
-          <w:lang w:val="en-US"/>
-        </w:rPr>
-        <w:t>Created</w:t>
-      </w:r>
-      <w:proofErr w:type="gramEnd"/>
-      <w:r>
-        <w:rPr>
-          <w:sz w:val="24"/>
-          <w:szCs w:val="24"/>
-          <w:lang w:val="en-US"/>
-        </w:rPr>
-        <w:t>_By</w:t>
-      </w:r>
-      <w:proofErr w:type="spellEnd"/>
-      <w:r>
-        <w:rPr>
-          <w:sz w:val="24"/>
-          <w:szCs w:val="24"/>
-          <w:lang w:val="en-US"/>
-        </w:rPr>
-        <w:t xml:space="preserve">, </w:t>
-      </w:r>
-      <w:proofErr w:type="spellStart"/>
-      <w:proofErr w:type="gramStart"/>
-      <w:r>
-        <w:rPr>
-          <w:sz w:val="24"/>
-          <w:szCs w:val="24"/>
-          <w:lang w:val="en-US"/>
-        </w:rPr>
-        <w:t>No</w:t>
-      </w:r>
-      <w:proofErr w:type="gramEnd"/>
-      <w:r>
-        <w:rPr>
-          <w:sz w:val="24"/>
-          <w:szCs w:val="24"/>
-          <w:lang w:val="en-US"/>
-        </w:rPr>
-        <w:t>_Batch</w:t>
-      </w:r>
-      <w:proofErr w:type="spellEnd"/>
-      <w:r>
-        <w:rPr>
-          <w:sz w:val="24"/>
-          <w:szCs w:val="24"/>
-          <w:lang w:val="en-US"/>
-        </w:rPr>
-        <w:t xml:space="preserve">, </w:t>
-      </w:r>
-      <w:proofErr w:type="spellStart"/>
-      <w:r>
-        <w:rPr>
-          <w:sz w:val="24"/>
-          <w:szCs w:val="24"/>
-          <w:lang w:val="en-US"/>
-        </w:rPr>
-        <w:t>Product_Name</w:t>
-      </w:r>
-      <w:proofErr w:type="spellEnd"/>
-      <w:r>
-        <w:rPr>
-          <w:sz w:val="24"/>
-          <w:szCs w:val="24"/>
-          <w:lang w:val="en-US"/>
-        </w:rPr>
-        <w:t xml:space="preserve">, </w:t>
-      </w:r>
-      <w:proofErr w:type="spellStart"/>
-      <w:r>
-        <w:rPr>
-          <w:sz w:val="24"/>
-          <w:szCs w:val="24"/>
-          <w:lang w:val="en-US"/>
-        </w:rPr>
-        <w:t>Packaging_Line_ID</w:t>
-      </w:r>
-      <w:proofErr w:type="spellEnd"/>
-      <w:r>
-        <w:rPr>
-          <w:sz w:val="24"/>
-          <w:szCs w:val="24"/>
-          <w:lang w:val="en-US"/>
-        </w:rPr>
-        <w:t xml:space="preserve">, </w:t>
-      </w:r>
-      <w:proofErr w:type="spellStart"/>
-      <w:r>
-        <w:rPr>
-          <w:sz w:val="24"/>
-          <w:szCs w:val="24"/>
-          <w:lang w:val="en-US"/>
-        </w:rPr>
-        <w:t>Package_Type</w:t>
-      </w:r>
-      <w:proofErr w:type="spellEnd"/>
-      <w:r>
-        <w:rPr>
-          <w:sz w:val="24"/>
-          <w:szCs w:val="24"/>
-          <w:lang w:val="en-US"/>
-        </w:rPr>
-        <w:t xml:space="preserve"> (</w:t>
-      </w:r>
-      <w:proofErr w:type="spellStart"/>
-      <w:r>
-        <w:rPr>
-          <w:sz w:val="24"/>
-          <w:szCs w:val="24"/>
-          <w:lang w:val="en-US"/>
-        </w:rPr>
-        <w:t>Kaleng</w:t>
-      </w:r>
-      <w:proofErr w:type="spellEnd"/>
-      <w:r>
-        <w:rPr>
-          <w:sz w:val="24"/>
-          <w:szCs w:val="24"/>
-          <w:lang w:val="en-US"/>
-        </w:rPr>
-        <w:t xml:space="preserve">/Galon/Pail), </w:t>
-      </w:r>
-      <w:proofErr w:type="spellStart"/>
-      <w:r>
-        <w:rPr>
-          <w:sz w:val="24"/>
-          <w:szCs w:val="24"/>
-          <w:lang w:val="en-US"/>
-        </w:rPr>
-        <w:t>Target_Packing_Qty_Pcs</w:t>
-      </w:r>
-      <w:proofErr w:type="spellEnd"/>
-      <w:r>
-        <w:rPr>
-          <w:sz w:val="24"/>
-          <w:szCs w:val="24"/>
-          <w:lang w:val="en-US"/>
-        </w:rPr>
-        <w:t xml:space="preserve">, </w:t>
-      </w:r>
-      <w:proofErr w:type="spellStart"/>
-      <w:r>
-        <w:rPr>
-          <w:sz w:val="24"/>
-          <w:szCs w:val="24"/>
-          <w:lang w:val="en-US"/>
-        </w:rPr>
-        <w:t>Target_Weight_Kg</w:t>
-      </w:r>
-      <w:proofErr w:type="spellEnd"/>
-      <w:r>
-        <w:rPr>
-          <w:sz w:val="24"/>
-          <w:szCs w:val="24"/>
-          <w:lang w:val="en-US"/>
-        </w:rPr>
-        <w:t xml:space="preserve">, </w:t>
-      </w:r>
-      <w:proofErr w:type="spellStart"/>
-      <w:r>
-        <w:rPr>
-          <w:sz w:val="24"/>
-          <w:szCs w:val="24"/>
-          <w:lang w:val="en-US"/>
-        </w:rPr>
-        <w:t>Tare_Weight_Check</w:t>
-      </w:r>
-      <w:proofErr w:type="spellEnd"/>
-      <w:r>
-        <w:rPr>
-          <w:sz w:val="24"/>
-          <w:szCs w:val="24"/>
-          <w:lang w:val="en-US"/>
-        </w:rPr>
-        <w:t xml:space="preserve">, </w:t>
-      </w:r>
-      <w:proofErr w:type="spellStart"/>
-      <w:r>
-        <w:rPr>
-          <w:sz w:val="24"/>
-          <w:szCs w:val="24"/>
-          <w:lang w:val="en-US"/>
-        </w:rPr>
-        <w:t>Actual_Packed_Pcs</w:t>
-      </w:r>
-      <w:proofErr w:type="spellEnd"/>
-      <w:r>
-        <w:rPr>
-          <w:sz w:val="24"/>
-          <w:szCs w:val="24"/>
-          <w:lang w:val="en-US"/>
-        </w:rPr>
-        <w:t xml:space="preserve">, </w:t>
-      </w:r>
-      <w:proofErr w:type="spellStart"/>
-      <w:r>
-        <w:rPr>
-          <w:sz w:val="24"/>
-          <w:szCs w:val="24"/>
-          <w:lang w:val="en-US"/>
-        </w:rPr>
-        <w:t>Actual_Packed_Kg</w:t>
-      </w:r>
-      <w:proofErr w:type="spellEnd"/>
-      <w:r>
-        <w:rPr>
-          <w:sz w:val="24"/>
-          <w:szCs w:val="24"/>
-          <w:lang w:val="en-US"/>
-        </w:rPr>
-        <w:t xml:space="preserve">, </w:t>
-      </w:r>
-      <w:proofErr w:type="spellStart"/>
-      <w:r>
-        <w:rPr>
-          <w:sz w:val="24"/>
-          <w:szCs w:val="24"/>
-          <w:lang w:val="en-US"/>
-        </w:rPr>
-        <w:t>Reject_Packaging_Pcs</w:t>
-      </w:r>
-      <w:proofErr w:type="spellEnd"/>
-      <w:r>
-        <w:rPr>
-          <w:sz w:val="24"/>
-          <w:szCs w:val="24"/>
-          <w:lang w:val="en-US"/>
-        </w:rPr>
-        <w:t xml:space="preserve">, </w:t>
-      </w:r>
-      <w:proofErr w:type="spellStart"/>
-      <w:r>
-        <w:rPr>
-          <w:sz w:val="24"/>
-          <w:szCs w:val="24"/>
-          <w:lang w:val="en-US"/>
-        </w:rPr>
-        <w:t>Operator_Packing</w:t>
-      </w:r>
-      <w:proofErr w:type="spellEnd"/>
-      <w:r>
-        <w:rPr>
-          <w:sz w:val="24"/>
-          <w:szCs w:val="24"/>
-          <w:lang w:val="en-US"/>
-        </w:rPr>
-        <w:t>, Notes, Status</w:t>
+        <w:t>Komponen:</w:t>
+      </w:r>
+      <w:r>
+        <w:rPr>
+          <w:sz w:val="24"/>
+          <w:szCs w:val="24"/>
+          <w:lang w:val="en-US"/>
+        </w:rPr>
+        <w:t xml:space="preserve"> </w:t>
+      </w:r>
+      <w:r>
+        <w:rPr>
+          <w:sz w:val="24"/>
+          <w:szCs w:val="24"/>
+          <w:lang w:val="en-US"/>
+        </w:rPr>
+        <w:t>Production ID, SPPPK_No, Date, Created_By, No_Batch, Product_Name, Packaging_Line_ID, Package_Type (Kaleng/Galon/Pail), Target_Packing_Qty_Pcs, Target_Weight_Kg, Tare_Weight_Check, Actual_Packed_Pcs, Actual_Packed_Kg, Reject_Packaging_Pcs, Operator_Packing, Notes, Status</w:t>
       </w:r>
     </w:p>
     <w:p>
@@ -15828,7 +8952,6 @@
           <w:lang w:val="en-US"/>
         </w:rPr>
       </w:pPr>
-      <w:proofErr w:type="spellStart"/>
       <w:r>
         <w:rPr>
           <w:b/>
@@ -15837,332 +8960,23 @@
           <w:szCs w:val="24"/>
           <w:lang w:val="en-US"/>
         </w:rPr>
-        <w:t>Fungsi</w:t>
-      </w:r>
-      <w:proofErr w:type="spellEnd"/>
-      <w:r>
-        <w:rPr>
-          <w:b/>
-          <w:bCs/>
-          <w:sz w:val="24"/>
-          <w:szCs w:val="24"/>
-          <w:lang w:val="en-US"/>
-        </w:rPr>
-        <w:t>:</w:t>
-      </w:r>
-      <w:r>
-        <w:rPr>
-          <w:sz w:val="24"/>
-          <w:szCs w:val="24"/>
-          <w:lang w:val="en-US"/>
-        </w:rPr>
-        <w:t xml:space="preserve"> </w:t>
-      </w:r>
-      <w:proofErr w:type="spellStart"/>
-      <w:r>
-        <w:rPr>
-          <w:sz w:val="24"/>
-          <w:szCs w:val="24"/>
-          <w:lang w:val="en-US"/>
-        </w:rPr>
-        <w:t>Mengelola</w:t>
-      </w:r>
-      <w:proofErr w:type="spellEnd"/>
-      <w:r>
-        <w:rPr>
-          <w:sz w:val="24"/>
-          <w:szCs w:val="24"/>
-          <w:lang w:val="en-US"/>
-        </w:rPr>
-        <w:t xml:space="preserve"> </w:t>
-      </w:r>
-      <w:proofErr w:type="spellStart"/>
-      <w:r>
-        <w:rPr>
-          <w:sz w:val="24"/>
-          <w:szCs w:val="24"/>
-          <w:lang w:val="en-US"/>
-        </w:rPr>
-        <w:t>instruksi</w:t>
-      </w:r>
-      <w:proofErr w:type="spellEnd"/>
-      <w:r>
-        <w:rPr>
-          <w:sz w:val="24"/>
-          <w:szCs w:val="24"/>
-          <w:lang w:val="en-US"/>
-        </w:rPr>
-        <w:t xml:space="preserve"> </w:t>
-      </w:r>
-      <w:proofErr w:type="spellStart"/>
-      <w:r>
-        <w:rPr>
-          <w:sz w:val="24"/>
-          <w:szCs w:val="24"/>
-          <w:lang w:val="en-US"/>
-        </w:rPr>
-        <w:t>penarikan</w:t>
-      </w:r>
-      <w:proofErr w:type="spellEnd"/>
-      <w:r>
-        <w:rPr>
-          <w:sz w:val="24"/>
-          <w:szCs w:val="24"/>
-          <w:lang w:val="en-US"/>
-        </w:rPr>
-        <w:t xml:space="preserve">, </w:t>
-      </w:r>
-      <w:proofErr w:type="spellStart"/>
-      <w:r>
-        <w:rPr>
-          <w:sz w:val="24"/>
-          <w:szCs w:val="24"/>
-          <w:lang w:val="en-US"/>
-        </w:rPr>
-        <w:t>pemeriksaan</w:t>
-      </w:r>
-      <w:proofErr w:type="spellEnd"/>
-      <w:r>
-        <w:rPr>
-          <w:sz w:val="24"/>
-          <w:szCs w:val="24"/>
-          <w:lang w:val="en-US"/>
-        </w:rPr>
-        <w:t xml:space="preserve"> tare/</w:t>
-      </w:r>
-      <w:proofErr w:type="spellStart"/>
-      <w:r>
-        <w:rPr>
-          <w:sz w:val="24"/>
-          <w:szCs w:val="24"/>
-          <w:lang w:val="en-US"/>
-        </w:rPr>
-        <w:t>kondisi</w:t>
-      </w:r>
-      <w:proofErr w:type="spellEnd"/>
-      <w:r>
-        <w:rPr>
-          <w:sz w:val="24"/>
-          <w:szCs w:val="24"/>
-          <w:lang w:val="en-US"/>
-        </w:rPr>
-        <w:t xml:space="preserve"> </w:t>
-      </w:r>
-      <w:proofErr w:type="spellStart"/>
-      <w:r>
-        <w:rPr>
-          <w:sz w:val="24"/>
-          <w:szCs w:val="24"/>
-          <w:lang w:val="en-US"/>
-        </w:rPr>
-        <w:t>wadah</w:t>
-      </w:r>
-      <w:proofErr w:type="spellEnd"/>
-      <w:r>
-        <w:rPr>
-          <w:sz w:val="24"/>
-          <w:szCs w:val="24"/>
-          <w:lang w:val="en-US"/>
-        </w:rPr>
-        <w:t xml:space="preserve"> </w:t>
-      </w:r>
-      <w:proofErr w:type="spellStart"/>
-      <w:r>
-        <w:rPr>
-          <w:sz w:val="24"/>
-          <w:szCs w:val="24"/>
-          <w:lang w:val="en-US"/>
-        </w:rPr>
-        <w:t>fisik</w:t>
-      </w:r>
-      <w:proofErr w:type="spellEnd"/>
-      <w:r>
-        <w:rPr>
-          <w:sz w:val="24"/>
-          <w:szCs w:val="24"/>
-          <w:lang w:val="en-US"/>
-        </w:rPr>
-        <w:t xml:space="preserve">, </w:t>
-      </w:r>
-      <w:proofErr w:type="spellStart"/>
-      <w:r>
-        <w:rPr>
-          <w:sz w:val="24"/>
-          <w:szCs w:val="24"/>
-          <w:lang w:val="en-US"/>
-        </w:rPr>
-        <w:t>serta</w:t>
-      </w:r>
-      <w:proofErr w:type="spellEnd"/>
-      <w:r>
-        <w:rPr>
-          <w:sz w:val="24"/>
-          <w:szCs w:val="24"/>
-          <w:lang w:val="en-US"/>
-        </w:rPr>
-        <w:t xml:space="preserve"> </w:t>
-      </w:r>
-      <w:proofErr w:type="spellStart"/>
-      <w:r>
-        <w:rPr>
-          <w:sz w:val="24"/>
-          <w:szCs w:val="24"/>
-          <w:lang w:val="en-US"/>
-        </w:rPr>
-        <w:t>eksekusi</w:t>
-      </w:r>
-      <w:proofErr w:type="spellEnd"/>
-      <w:r>
-        <w:rPr>
-          <w:sz w:val="24"/>
-          <w:szCs w:val="24"/>
-          <w:lang w:val="en-US"/>
-        </w:rPr>
-        <w:t xml:space="preserve"> </w:t>
-      </w:r>
-      <w:proofErr w:type="spellStart"/>
-      <w:r>
-        <w:rPr>
-          <w:sz w:val="24"/>
-          <w:szCs w:val="24"/>
-          <w:lang w:val="en-US"/>
-        </w:rPr>
-        <w:t>pengisian</w:t>
-      </w:r>
-      <w:proofErr w:type="spellEnd"/>
-      <w:r>
-        <w:rPr>
-          <w:sz w:val="24"/>
-          <w:szCs w:val="24"/>
-          <w:lang w:val="en-US"/>
-        </w:rPr>
-        <w:t xml:space="preserve"> (filling) </w:t>
-      </w:r>
-      <w:proofErr w:type="spellStart"/>
-      <w:r>
-        <w:rPr>
-          <w:sz w:val="24"/>
-          <w:szCs w:val="24"/>
-          <w:lang w:val="en-US"/>
-        </w:rPr>
-        <w:t>produk</w:t>
-      </w:r>
-      <w:proofErr w:type="spellEnd"/>
-      <w:r>
-        <w:rPr>
-          <w:sz w:val="24"/>
-          <w:szCs w:val="24"/>
-          <w:lang w:val="en-US"/>
-        </w:rPr>
-        <w:t xml:space="preserve"> cat yang </w:t>
-      </w:r>
-      <w:proofErr w:type="spellStart"/>
-      <w:r>
-        <w:rPr>
-          <w:sz w:val="24"/>
-          <w:szCs w:val="24"/>
-          <w:lang w:val="en-US"/>
-        </w:rPr>
-        <w:t>sudah</w:t>
-      </w:r>
-      <w:proofErr w:type="spellEnd"/>
-      <w:r>
-        <w:rPr>
-          <w:sz w:val="24"/>
-          <w:szCs w:val="24"/>
-          <w:lang w:val="en-US"/>
-        </w:rPr>
-        <w:t xml:space="preserve"> lulus QC </w:t>
-      </w:r>
-      <w:proofErr w:type="spellStart"/>
-      <w:r>
-        <w:rPr>
-          <w:sz w:val="24"/>
-          <w:szCs w:val="24"/>
-          <w:lang w:val="en-US"/>
-        </w:rPr>
-        <w:t>ke</w:t>
-      </w:r>
-      <w:proofErr w:type="spellEnd"/>
-      <w:r>
-        <w:rPr>
-          <w:sz w:val="24"/>
-          <w:szCs w:val="24"/>
-          <w:lang w:val="en-US"/>
-        </w:rPr>
-        <w:t xml:space="preserve"> </w:t>
-      </w:r>
-      <w:proofErr w:type="spellStart"/>
-      <w:r>
-        <w:rPr>
-          <w:sz w:val="24"/>
-          <w:szCs w:val="24"/>
-          <w:lang w:val="en-US"/>
-        </w:rPr>
-        <w:t>dalam</w:t>
-      </w:r>
-      <w:proofErr w:type="spellEnd"/>
-      <w:r>
-        <w:rPr>
-          <w:sz w:val="24"/>
-          <w:szCs w:val="24"/>
-          <w:lang w:val="en-US"/>
-        </w:rPr>
-        <w:t xml:space="preserve"> </w:t>
-      </w:r>
-      <w:proofErr w:type="spellStart"/>
-      <w:r>
-        <w:rPr>
-          <w:sz w:val="24"/>
-          <w:szCs w:val="24"/>
-          <w:lang w:val="en-US"/>
-        </w:rPr>
-        <w:t>wadah</w:t>
-      </w:r>
-      <w:proofErr w:type="spellEnd"/>
-      <w:r>
-        <w:rPr>
-          <w:sz w:val="24"/>
-          <w:szCs w:val="24"/>
-          <w:lang w:val="en-US"/>
-        </w:rPr>
-        <w:t xml:space="preserve"> </w:t>
-      </w:r>
-      <w:proofErr w:type="spellStart"/>
-      <w:r>
-        <w:rPr>
-          <w:sz w:val="24"/>
-          <w:szCs w:val="24"/>
-          <w:lang w:val="en-US"/>
-        </w:rPr>
-        <w:t>kemasan</w:t>
-      </w:r>
-      <w:proofErr w:type="spellEnd"/>
-      <w:r>
-        <w:rPr>
-          <w:sz w:val="24"/>
-          <w:szCs w:val="24"/>
-          <w:lang w:val="en-US"/>
-        </w:rPr>
-        <w:t xml:space="preserve"> </w:t>
-      </w:r>
-      <w:proofErr w:type="spellStart"/>
-      <w:r>
-        <w:rPr>
-          <w:sz w:val="24"/>
-          <w:szCs w:val="24"/>
-          <w:lang w:val="en-US"/>
-        </w:rPr>
-        <w:t>akhir</w:t>
-      </w:r>
-      <w:proofErr w:type="spellEnd"/>
-      <w:r>
-        <w:rPr>
-          <w:sz w:val="24"/>
-          <w:szCs w:val="24"/>
-          <w:lang w:val="en-US"/>
-        </w:rPr>
-        <w:t>.</w:t>
+        <w:t>Fungsi:</w:t>
+      </w:r>
+      <w:r>
+        <w:rPr>
+          <w:sz w:val="24"/>
+          <w:szCs w:val="24"/>
+          <w:lang w:val="en-US"/>
+        </w:rPr>
+        <w:t xml:space="preserve"> </w:t>
+      </w:r>
+      <w:r>
+        <w:rPr>
+          <w:sz w:val="24"/>
+          <w:szCs w:val="24"/>
+          <w:lang w:val="en-US"/>
+        </w:rPr>
+        <w:t>Mengelola instruksi penarikan, pemeriksaan tare/kondisi wadah fisik, serta eksekusi pengisian (filling) produk cat yang sudah lulus QC ke dalam wadah kemasan akhir.</w:t>
       </w:r>
     </w:p>
     <w:p>
@@ -16178,7 +8992,6 @@
           <w:lang w:val="en-US"/>
         </w:rPr>
       </w:pPr>
-      <w:proofErr w:type="spellStart"/>
       <w:r>
         <w:rPr>
           <w:b/>
@@ -16187,306 +9000,32 @@
           <w:szCs w:val="24"/>
           <w:lang w:val="en-US"/>
         </w:rPr>
-        <w:t>Penjelasan</w:t>
-      </w:r>
-      <w:proofErr w:type="spellEnd"/>
-      <w:r>
-        <w:rPr>
-          <w:b/>
-          <w:bCs/>
-          <w:sz w:val="24"/>
-          <w:szCs w:val="24"/>
-          <w:lang w:val="en-US"/>
-        </w:rPr>
-        <w:t xml:space="preserve"> UI:</w:t>
-      </w:r>
-      <w:r>
-        <w:rPr>
-          <w:sz w:val="24"/>
-          <w:szCs w:val="24"/>
-          <w:lang w:val="en-US"/>
-        </w:rPr>
-        <w:t xml:space="preserve"> </w:t>
-      </w:r>
-      <w:proofErr w:type="spellStart"/>
-      <w:r>
-        <w:rPr>
-          <w:sz w:val="24"/>
-          <w:szCs w:val="24"/>
-          <w:lang w:val="en-US"/>
-        </w:rPr>
-        <w:t>Tampilan</w:t>
-      </w:r>
-      <w:proofErr w:type="spellEnd"/>
-      <w:r>
-        <w:rPr>
-          <w:sz w:val="24"/>
-          <w:szCs w:val="24"/>
-          <w:lang w:val="en-US"/>
-        </w:rPr>
-        <w:t xml:space="preserve"> </w:t>
-      </w:r>
-      <w:proofErr w:type="spellStart"/>
-      <w:r>
-        <w:rPr>
-          <w:sz w:val="24"/>
-          <w:szCs w:val="24"/>
-          <w:lang w:val="en-US"/>
-        </w:rPr>
-        <w:t>awal</w:t>
-      </w:r>
-      <w:proofErr w:type="spellEnd"/>
-      <w:r>
-        <w:rPr>
-          <w:sz w:val="24"/>
-          <w:szCs w:val="24"/>
-          <w:lang w:val="en-US"/>
-        </w:rPr>
-        <w:t xml:space="preserve"> </w:t>
-      </w:r>
-      <w:proofErr w:type="spellStart"/>
-      <w:r>
-        <w:rPr>
-          <w:sz w:val="24"/>
-          <w:szCs w:val="24"/>
-          <w:lang w:val="en-US"/>
-        </w:rPr>
-        <w:t>berupa</w:t>
-      </w:r>
-      <w:proofErr w:type="spellEnd"/>
-      <w:r>
-        <w:rPr>
-          <w:sz w:val="24"/>
-          <w:szCs w:val="24"/>
-          <w:lang w:val="en-US"/>
-        </w:rPr>
-        <w:t xml:space="preserve"> table data grid </w:t>
-      </w:r>
-      <w:proofErr w:type="spellStart"/>
-      <w:r>
-        <w:rPr>
-          <w:sz w:val="24"/>
-          <w:szCs w:val="24"/>
-          <w:lang w:val="en-US"/>
-        </w:rPr>
-        <w:t>menampilkan</w:t>
-      </w:r>
-      <w:proofErr w:type="spellEnd"/>
-      <w:r>
-        <w:rPr>
-          <w:sz w:val="24"/>
-          <w:szCs w:val="24"/>
-          <w:lang w:val="en-US"/>
-        </w:rPr>
-        <w:t xml:space="preserve"> </w:t>
-      </w:r>
-      <w:proofErr w:type="spellStart"/>
-      <w:r>
-        <w:rPr>
-          <w:sz w:val="24"/>
-          <w:szCs w:val="24"/>
-          <w:lang w:val="en-US"/>
-        </w:rPr>
-        <w:t>SPPPK_No</w:t>
-      </w:r>
-      <w:proofErr w:type="spellEnd"/>
-      <w:r>
-        <w:rPr>
-          <w:sz w:val="24"/>
-          <w:szCs w:val="24"/>
-          <w:lang w:val="en-US"/>
-        </w:rPr>
-        <w:t xml:space="preserve">, Date, </w:t>
-      </w:r>
-      <w:proofErr w:type="spellStart"/>
-      <w:proofErr w:type="gramStart"/>
-      <w:r>
-        <w:rPr>
-          <w:sz w:val="24"/>
-          <w:szCs w:val="24"/>
-          <w:lang w:val="en-US"/>
-        </w:rPr>
-        <w:t>No</w:t>
-      </w:r>
-      <w:proofErr w:type="gramEnd"/>
-      <w:r>
-        <w:rPr>
-          <w:sz w:val="24"/>
-          <w:szCs w:val="24"/>
-          <w:lang w:val="en-US"/>
-        </w:rPr>
-        <w:t>_Batch</w:t>
-      </w:r>
-      <w:proofErr w:type="spellEnd"/>
-      <w:r>
-        <w:rPr>
-          <w:sz w:val="24"/>
-          <w:szCs w:val="24"/>
-          <w:lang w:val="en-US"/>
-        </w:rPr>
-        <w:t xml:space="preserve">, </w:t>
-      </w:r>
-      <w:proofErr w:type="spellStart"/>
-      <w:r>
-        <w:rPr>
-          <w:sz w:val="24"/>
-          <w:szCs w:val="24"/>
-          <w:lang w:val="en-US"/>
-        </w:rPr>
-        <w:t>Product_Name</w:t>
-      </w:r>
-      <w:proofErr w:type="spellEnd"/>
-      <w:r>
-        <w:rPr>
-          <w:sz w:val="24"/>
-          <w:szCs w:val="24"/>
-          <w:lang w:val="en-US"/>
-        </w:rPr>
-        <w:t xml:space="preserve">, </w:t>
-      </w:r>
-      <w:proofErr w:type="spellStart"/>
-      <w:r>
-        <w:rPr>
-          <w:sz w:val="24"/>
-          <w:szCs w:val="24"/>
-          <w:lang w:val="en-US"/>
-        </w:rPr>
-        <w:t>Packaging_Line_ID</w:t>
-      </w:r>
-      <w:proofErr w:type="spellEnd"/>
-      <w:r>
-        <w:rPr>
-          <w:sz w:val="24"/>
-          <w:szCs w:val="24"/>
-          <w:lang w:val="en-US"/>
-        </w:rPr>
-        <w:t xml:space="preserve">, </w:t>
-      </w:r>
-      <w:proofErr w:type="spellStart"/>
-      <w:r>
-        <w:rPr>
-          <w:sz w:val="24"/>
-          <w:szCs w:val="24"/>
-          <w:lang w:val="en-US"/>
-        </w:rPr>
-        <w:t>Package_Type</w:t>
-      </w:r>
-      <w:proofErr w:type="spellEnd"/>
-      <w:r>
-        <w:rPr>
-          <w:sz w:val="24"/>
-          <w:szCs w:val="24"/>
-          <w:lang w:val="en-US"/>
-        </w:rPr>
-        <w:t xml:space="preserve">, </w:t>
-      </w:r>
-      <w:proofErr w:type="spellStart"/>
-      <w:r>
-        <w:rPr>
-          <w:sz w:val="24"/>
-          <w:szCs w:val="24"/>
-          <w:lang w:val="en-US"/>
-        </w:rPr>
-        <w:t>Target_Packing_Qty_Pcs</w:t>
-      </w:r>
-      <w:proofErr w:type="spellEnd"/>
-      <w:r>
-        <w:rPr>
-          <w:sz w:val="24"/>
-          <w:szCs w:val="24"/>
-          <w:lang w:val="en-US"/>
-        </w:rPr>
-        <w:t xml:space="preserve">, </w:t>
-      </w:r>
-      <w:proofErr w:type="spellStart"/>
-      <w:r>
-        <w:rPr>
-          <w:sz w:val="24"/>
-          <w:szCs w:val="24"/>
-          <w:lang w:val="en-US"/>
-        </w:rPr>
-        <w:t>Actual_Packed_Pcs</w:t>
-      </w:r>
-      <w:proofErr w:type="spellEnd"/>
-      <w:r>
-        <w:rPr>
-          <w:sz w:val="24"/>
-          <w:szCs w:val="24"/>
-          <w:lang w:val="en-US"/>
-        </w:rPr>
-        <w:t xml:space="preserve">, Status, dan Notes. </w:t>
-      </w:r>
-      <w:proofErr w:type="spellStart"/>
-      <w:r>
-        <w:rPr>
-          <w:sz w:val="24"/>
-          <w:szCs w:val="24"/>
-          <w:lang w:val="en-US"/>
-        </w:rPr>
-        <w:t>Tombol</w:t>
-      </w:r>
-      <w:proofErr w:type="spellEnd"/>
-      <w:r>
-        <w:rPr>
-          <w:sz w:val="24"/>
-          <w:szCs w:val="24"/>
-          <w:lang w:val="en-US"/>
-        </w:rPr>
-        <w:t xml:space="preserve"> </w:t>
-      </w:r>
-      <w:proofErr w:type="spellStart"/>
-      <w:r>
-        <w:rPr>
-          <w:sz w:val="24"/>
-          <w:szCs w:val="24"/>
-          <w:lang w:val="en-US"/>
-        </w:rPr>
-        <w:t>Tambah</w:t>
-      </w:r>
-      <w:proofErr w:type="spellEnd"/>
-      <w:r>
-        <w:rPr>
-          <w:sz w:val="24"/>
-          <w:szCs w:val="24"/>
-          <w:lang w:val="en-US"/>
-        </w:rPr>
-        <w:t xml:space="preserve"> </w:t>
-      </w:r>
-      <w:proofErr w:type="spellStart"/>
-      <w:r>
-        <w:rPr>
-          <w:sz w:val="24"/>
-          <w:szCs w:val="24"/>
-          <w:lang w:val="en-US"/>
-        </w:rPr>
-        <w:t>memunculkan</w:t>
-      </w:r>
-      <w:proofErr w:type="spellEnd"/>
-      <w:r>
-        <w:rPr>
-          <w:sz w:val="24"/>
-          <w:szCs w:val="24"/>
-          <w:lang w:val="en-US"/>
-        </w:rPr>
-        <w:t xml:space="preserve"> Pop-up Modal Form </w:t>
-      </w:r>
-      <w:proofErr w:type="spellStart"/>
-      <w:r>
-        <w:rPr>
-          <w:sz w:val="24"/>
-          <w:szCs w:val="24"/>
-          <w:lang w:val="en-US"/>
-        </w:rPr>
-        <w:t>berstruktur</w:t>
-      </w:r>
-      <w:proofErr w:type="spellEnd"/>
-      <w:r>
-        <w:rPr>
-          <w:sz w:val="24"/>
-          <w:szCs w:val="24"/>
-          <w:lang w:val="en-US"/>
-        </w:rPr>
-        <w:t>:</w:t>
+        <w:t>Penjelasan UI:</w:t>
+      </w:r>
+      <w:r>
+        <w:rPr>
+          <w:sz w:val="24"/>
+          <w:szCs w:val="24"/>
+          <w:lang w:val="en-US"/>
+        </w:rPr>
+        <w:t xml:space="preserve"> </w:t>
+      </w:r>
+      <w:r>
+        <w:rPr>
+          <w:sz w:val="24"/>
+          <w:szCs w:val="24"/>
+          <w:lang w:val="en-US"/>
+        </w:rPr>
+        <w:t xml:space="preserve">Tampilan awal berupa table data grid menampilkan SPPPK_No, Date, No_Batch, </w:t>
+      </w:r>
+      <w:r>
+        <w:rPr>
+          <w:sz w:val="24"/>
+          <w:szCs w:val="24"/>
+          <w:lang w:val="en-US"/>
+        </w:rPr>
+        <w:lastRenderedPageBreak/>
+        <w:t>Product_Name, Packaging_Line_ID, Package_Type, Target_Packing_Qty_Pcs, Actual_Packed_Pcs, Status, dan Notes. Tombol Tambah memunculkan Pop-up Modal Form berstruktur:</w:t>
       </w:r>
     </w:p>
     <w:p>
@@ -16505,34 +9044,7 @@
           <w:szCs w:val="24"/>
           <w:lang w:val="en-US"/>
         </w:rPr>
-        <w:t xml:space="preserve">1. Header </w:t>
-      </w:r>
-      <w:proofErr w:type="gramStart"/>
-      <w:r>
-        <w:rPr>
-          <w:sz w:val="24"/>
-          <w:szCs w:val="24"/>
-          <w:lang w:val="en-US"/>
-        </w:rPr>
-        <w:t>Info :</w:t>
-      </w:r>
-      <w:proofErr w:type="gramEnd"/>
-      <w:r>
-        <w:rPr>
-          <w:sz w:val="24"/>
-          <w:szCs w:val="24"/>
-          <w:lang w:val="en-US"/>
-        </w:rPr>
-        <w:t xml:space="preserve"> SPPPK No (Auto), Date, Created By, Ref Production ID / Batch No (QC </w:t>
-      </w:r>
-      <w:r>
-        <w:rPr>
-          <w:sz w:val="24"/>
-          <w:szCs w:val="24"/>
-          <w:lang w:val="en-US"/>
-        </w:rPr>
-        <w:lastRenderedPageBreak/>
-        <w:t>Approved), Product Name, Packaging Line ID.</w:t>
+        <w:t>1. Header Info : SPPPK No (Auto), Date, Created By, Ref Production ID / Batch No (QC Approved), Product Name, Packaging Line ID.</w:t>
       </w:r>
     </w:p>
     <w:p>
@@ -16551,107 +9063,7 @@
           <w:szCs w:val="24"/>
           <w:lang w:val="en-US"/>
         </w:rPr>
-        <w:t xml:space="preserve">2. Detail </w:t>
-      </w:r>
-      <w:proofErr w:type="spellStart"/>
-      <w:r>
-        <w:rPr>
-          <w:sz w:val="24"/>
-          <w:szCs w:val="24"/>
-          <w:lang w:val="en-US"/>
-        </w:rPr>
-        <w:t>Spesifikasi</w:t>
-      </w:r>
-      <w:proofErr w:type="spellEnd"/>
-      <w:r>
-        <w:rPr>
-          <w:sz w:val="24"/>
-          <w:szCs w:val="24"/>
-          <w:lang w:val="en-US"/>
-        </w:rPr>
-        <w:t xml:space="preserve"> </w:t>
-      </w:r>
-      <w:proofErr w:type="spellStart"/>
-      <w:proofErr w:type="gramStart"/>
-      <w:r>
-        <w:rPr>
-          <w:sz w:val="24"/>
-          <w:szCs w:val="24"/>
-          <w:lang w:val="en-US"/>
-        </w:rPr>
-        <w:t>Kemasan</w:t>
-      </w:r>
-      <w:proofErr w:type="spellEnd"/>
-      <w:r>
-        <w:rPr>
-          <w:sz w:val="24"/>
-          <w:szCs w:val="24"/>
-          <w:lang w:val="en-US"/>
-        </w:rPr>
-        <w:t xml:space="preserve"> :</w:t>
-      </w:r>
-      <w:proofErr w:type="gramEnd"/>
-      <w:r>
-        <w:rPr>
-          <w:sz w:val="24"/>
-          <w:szCs w:val="24"/>
-          <w:lang w:val="en-US"/>
-        </w:rPr>
-        <w:t xml:space="preserve"> Package Type (Dropdown: </w:t>
-      </w:r>
-      <w:proofErr w:type="spellStart"/>
-      <w:r>
-        <w:rPr>
-          <w:sz w:val="24"/>
-          <w:szCs w:val="24"/>
-          <w:lang w:val="en-US"/>
-        </w:rPr>
-        <w:t>Kaleng</w:t>
-      </w:r>
-      <w:proofErr w:type="spellEnd"/>
-      <w:r>
-        <w:rPr>
-          <w:sz w:val="24"/>
-          <w:szCs w:val="24"/>
-          <w:lang w:val="en-US"/>
-        </w:rPr>
-        <w:t xml:space="preserve"> 0.1L, 0.9L, Galon, Pail, </w:t>
-      </w:r>
-      <w:proofErr w:type="spellStart"/>
-      <w:r>
-        <w:rPr>
-          <w:sz w:val="24"/>
-          <w:szCs w:val="24"/>
-          <w:lang w:val="en-US"/>
-        </w:rPr>
-        <w:t>dll</w:t>
-      </w:r>
-      <w:proofErr w:type="spellEnd"/>
-      <w:r>
-        <w:rPr>
-          <w:sz w:val="24"/>
-          <w:szCs w:val="24"/>
-          <w:lang w:val="en-US"/>
-        </w:rPr>
-        <w:t xml:space="preserve">.), Target Packing Qty (Pcs &amp; Kg), Cek Berat </w:t>
-      </w:r>
-      <w:proofErr w:type="spellStart"/>
-      <w:r>
-        <w:rPr>
-          <w:sz w:val="24"/>
-          <w:szCs w:val="24"/>
-          <w:lang w:val="en-US"/>
-        </w:rPr>
-        <w:t>Kosong</w:t>
-      </w:r>
-      <w:proofErr w:type="spellEnd"/>
-      <w:r>
-        <w:rPr>
-          <w:sz w:val="24"/>
-          <w:szCs w:val="24"/>
-          <w:lang w:val="en-US"/>
-        </w:rPr>
-        <w:t xml:space="preserve"> (Tare Weight Check).</w:t>
+        <w:t>2. Detail Spesifikasi Kemasan : Package Type (Dropdown: Kaleng 0.1L, 0.9L, Galon, Pail, dll.), Target Packing Qty (Pcs &amp; Kg), Cek Berat Kosong (Tare Weight Check).</w:t>
       </w:r>
     </w:p>
     <w:p>
@@ -16670,143 +9082,7 @@
           <w:szCs w:val="24"/>
           <w:lang w:val="en-US"/>
         </w:rPr>
-        <w:t xml:space="preserve">3. </w:t>
-      </w:r>
-      <w:proofErr w:type="spellStart"/>
-      <w:r>
-        <w:rPr>
-          <w:sz w:val="24"/>
-          <w:szCs w:val="24"/>
-          <w:lang w:val="en-US"/>
-        </w:rPr>
-        <w:t>Realisasi</w:t>
-      </w:r>
-      <w:proofErr w:type="spellEnd"/>
-      <w:r>
-        <w:rPr>
-          <w:sz w:val="24"/>
-          <w:szCs w:val="24"/>
-          <w:lang w:val="en-US"/>
-        </w:rPr>
-        <w:t xml:space="preserve"> Filling &amp; </w:t>
-      </w:r>
-      <w:proofErr w:type="spellStart"/>
-      <w:proofErr w:type="gramStart"/>
-      <w:r>
-        <w:rPr>
-          <w:sz w:val="24"/>
-          <w:szCs w:val="24"/>
-          <w:lang w:val="en-US"/>
-        </w:rPr>
-        <w:t>Penimbangan</w:t>
-      </w:r>
-      <w:proofErr w:type="spellEnd"/>
-      <w:r>
-        <w:rPr>
-          <w:sz w:val="24"/>
-          <w:szCs w:val="24"/>
-          <w:lang w:val="en-US"/>
-        </w:rPr>
-        <w:t xml:space="preserve"> :</w:t>
-      </w:r>
-      <w:proofErr w:type="gramEnd"/>
-      <w:r>
-        <w:rPr>
-          <w:sz w:val="24"/>
-          <w:szCs w:val="24"/>
-          <w:lang w:val="en-US"/>
-        </w:rPr>
-        <w:t xml:space="preserve"> Actual Packed Pcs, Actual Packed Kg, Reject/Damaged Packaging Pcs, Operator Packing (Multi-select), </w:t>
-      </w:r>
-      <w:proofErr w:type="spellStart"/>
-      <w:r>
-        <w:rPr>
-          <w:sz w:val="24"/>
-          <w:szCs w:val="24"/>
-          <w:lang w:val="en-US"/>
-        </w:rPr>
-        <w:t>Textarea</w:t>
-      </w:r>
-      <w:proofErr w:type="spellEnd"/>
-      <w:r>
-        <w:rPr>
-          <w:sz w:val="24"/>
-          <w:szCs w:val="24"/>
-          <w:lang w:val="en-US"/>
-        </w:rPr>
-        <w:t xml:space="preserve"> Notes, </w:t>
-      </w:r>
-      <w:proofErr w:type="spellStart"/>
-      <w:r>
-        <w:rPr>
-          <w:sz w:val="24"/>
-          <w:szCs w:val="24"/>
-          <w:lang w:val="en-US"/>
-        </w:rPr>
-        <w:t>serta</w:t>
-      </w:r>
-      <w:proofErr w:type="spellEnd"/>
-      <w:r>
-        <w:rPr>
-          <w:sz w:val="24"/>
-          <w:szCs w:val="24"/>
-          <w:lang w:val="en-US"/>
-        </w:rPr>
-        <w:t xml:space="preserve"> </w:t>
-      </w:r>
-      <w:proofErr w:type="spellStart"/>
-      <w:r>
-        <w:rPr>
-          <w:sz w:val="24"/>
-          <w:szCs w:val="24"/>
-          <w:lang w:val="en-US"/>
-        </w:rPr>
-        <w:t>Tombol</w:t>
-      </w:r>
-      <w:proofErr w:type="spellEnd"/>
-      <w:r>
-        <w:rPr>
-          <w:sz w:val="24"/>
-          <w:szCs w:val="24"/>
-          <w:lang w:val="en-US"/>
-        </w:rPr>
-        <w:t xml:space="preserve"> [ </w:t>
-      </w:r>
-      <w:proofErr w:type="spellStart"/>
-      <w:r>
-        <w:rPr>
-          <w:sz w:val="24"/>
-          <w:szCs w:val="24"/>
-          <w:lang w:val="en-US"/>
-        </w:rPr>
-        <w:t>Simpan</w:t>
-      </w:r>
-      <w:proofErr w:type="spellEnd"/>
-      <w:r>
-        <w:rPr>
-          <w:sz w:val="24"/>
-          <w:szCs w:val="24"/>
-          <w:lang w:val="en-US"/>
-        </w:rPr>
-        <w:t xml:space="preserve"> </w:t>
-      </w:r>
-      <w:proofErr w:type="gramStart"/>
-      <w:r>
-        <w:rPr>
-          <w:sz w:val="24"/>
-          <w:szCs w:val="24"/>
-          <w:lang w:val="en-US"/>
-        </w:rPr>
-        <w:t>SPPPK ]</w:t>
-      </w:r>
-      <w:proofErr w:type="gramEnd"/>
-      <w:r>
-        <w:rPr>
-          <w:sz w:val="24"/>
-          <w:szCs w:val="24"/>
-          <w:lang w:val="en-US"/>
-        </w:rPr>
-        <w:t>.</w:t>
+        <w:t>3. Realisasi Filling &amp; Penimbangan : Actual Packed Pcs, Actual Packed Kg, Reject/Damaged Packaging Pcs, Operator Packing (Multi-select), Textarea Notes, serta Tombol [ Simpan SPPPK ].</w:t>
       </w:r>
     </w:p>
     <w:p>
@@ -16828,115 +9104,7 @@
           <w:szCs w:val="24"/>
           <w:lang w:val="en-US"/>
         </w:rPr>
-        <w:t xml:space="preserve">Edit </w:t>
-      </w:r>
-      <w:proofErr w:type="spellStart"/>
-      <w:r>
-        <w:rPr>
-          <w:sz w:val="24"/>
-          <w:szCs w:val="24"/>
-          <w:lang w:val="en-US"/>
-        </w:rPr>
-        <w:t>memunculkan</w:t>
-      </w:r>
-      <w:proofErr w:type="spellEnd"/>
-      <w:r>
-        <w:rPr>
-          <w:sz w:val="24"/>
-          <w:szCs w:val="24"/>
-          <w:lang w:val="en-US"/>
-        </w:rPr>
-        <w:t xml:space="preserve"> modal </w:t>
-      </w:r>
-      <w:proofErr w:type="spellStart"/>
-      <w:r>
-        <w:rPr>
-          <w:sz w:val="24"/>
-          <w:szCs w:val="24"/>
-          <w:lang w:val="en-US"/>
-        </w:rPr>
-        <w:t>terisi</w:t>
-      </w:r>
-      <w:proofErr w:type="spellEnd"/>
-      <w:r>
-        <w:rPr>
-          <w:sz w:val="24"/>
-          <w:szCs w:val="24"/>
-          <w:lang w:val="en-US"/>
-        </w:rPr>
-        <w:t xml:space="preserve"> </w:t>
-      </w:r>
-      <w:proofErr w:type="spellStart"/>
-      <w:r>
-        <w:rPr>
-          <w:sz w:val="24"/>
-          <w:szCs w:val="24"/>
-          <w:lang w:val="en-US"/>
-        </w:rPr>
-        <w:t>untuk</w:t>
-      </w:r>
-      <w:proofErr w:type="spellEnd"/>
-      <w:r>
-        <w:rPr>
-          <w:sz w:val="24"/>
-          <w:szCs w:val="24"/>
-          <w:lang w:val="en-US"/>
-        </w:rPr>
-        <w:t xml:space="preserve"> </w:t>
-      </w:r>
-      <w:proofErr w:type="spellStart"/>
-      <w:r>
-        <w:rPr>
-          <w:sz w:val="24"/>
-          <w:szCs w:val="24"/>
-          <w:lang w:val="en-US"/>
-        </w:rPr>
-        <w:t>pembaruan</w:t>
-      </w:r>
-      <w:proofErr w:type="spellEnd"/>
-      <w:r>
-        <w:rPr>
-          <w:sz w:val="24"/>
-          <w:szCs w:val="24"/>
-          <w:lang w:val="en-US"/>
-        </w:rPr>
-        <w:t xml:space="preserve"> data, Hapus </w:t>
-      </w:r>
-      <w:proofErr w:type="spellStart"/>
-      <w:r>
-        <w:rPr>
-          <w:sz w:val="24"/>
-          <w:szCs w:val="24"/>
-          <w:lang w:val="en-US"/>
-        </w:rPr>
-        <w:t>memunculkan</w:t>
-      </w:r>
-      <w:proofErr w:type="spellEnd"/>
-      <w:r>
-        <w:rPr>
-          <w:sz w:val="24"/>
-          <w:szCs w:val="24"/>
-          <w:lang w:val="en-US"/>
-        </w:rPr>
-        <w:t xml:space="preserve"> alert </w:t>
-      </w:r>
-      <w:proofErr w:type="spellStart"/>
-      <w:r>
-        <w:rPr>
-          <w:sz w:val="24"/>
-          <w:szCs w:val="24"/>
-          <w:lang w:val="en-US"/>
-        </w:rPr>
-        <w:t>konfirmasi</w:t>
-      </w:r>
-      <w:proofErr w:type="spellEnd"/>
-      <w:r>
-        <w:rPr>
-          <w:sz w:val="24"/>
-          <w:szCs w:val="24"/>
-          <w:lang w:val="en-US"/>
-        </w:rPr>
-        <w:t xml:space="preserve"> modal.</w:t>
+        <w:t>Edit memunculkan modal terisi untuk pembaruan data, Hapus memunculkan alert konfirmasi modal.</w:t>
       </w:r>
     </w:p>
     <w:p/>

--- a/blueprint/DRAFT_Blueprint_ERP_ProductionProcess_CWA.docx
+++ b/blueprint/DRAFT_Blueprint_ERP_ProductionProcess_CWA.docx
@@ -7750,6 +7750,62 @@
         </w:drawing>
       </w:r>
     </w:p>
+    <w:p>
+      <w:pPr>
+        <w:tabs>
+          <w:tab w:val="num" w:pos="2160"/>
+        </w:tabs>
+        <w:spacing w:line="360" w:lineRule="auto"/>
+        <w:ind w:left="1728"/>
+        <w:rPr>
+          <w:sz w:val="24"/>
+          <w:szCs w:val="24"/>
+          <w:lang w:val="en-US"/>
+        </w:rPr>
+      </w:pPr>
+      <w:r>
+        <w:rPr>
+          <w:sz w:val="24"/>
+          <w:szCs w:val="24"/>
+          <w:lang w:val="en-US"/>
+        </w:rPr>
+        <w:drawing>
+          <wp:inline distT="0" distB="0" distL="0" distR="0" wp14:anchorId="4F5254E8" wp14:editId="39E71A42">
+            <wp:extent cx="5478145" cy="3300005"/>
+            <wp:effectExtent l="0" t="0" r="8255" b="0"/>
+            <wp:docPr id="954903589" name="Picture 1"/>
+            <wp:cNvGraphicFramePr>
+              <a:graphicFrameLocks xmlns:a="http://schemas.openxmlformats.org/drawingml/2006/main" noChangeAspect="1"/>
+            </wp:cNvGraphicFramePr>
+            <a:graphic xmlns:a="http://schemas.openxmlformats.org/drawingml/2006/main">
+              <a:graphicData uri="http://schemas.openxmlformats.org/drawingml/2006/picture">
+                <pic:pic xmlns:pic="http://schemas.openxmlformats.org/drawingml/2006/picture">
+                  <pic:nvPicPr>
+                    <pic:cNvPr id="954903589" name=""/>
+                    <pic:cNvPicPr/>
+                  </pic:nvPicPr>
+                  <pic:blipFill>
+                    <a:blip r:embed="rId13"/>
+                    <a:stretch>
+                      <a:fillRect/>
+                    </a:stretch>
+                  </pic:blipFill>
+                  <pic:spPr>
+                    <a:xfrm>
+                      <a:off x="0" y="0"/>
+                      <a:ext cx="5482879" cy="3302856"/>
+                    </a:xfrm>
+                    <a:prstGeom prst="rect">
+                      <a:avLst/>
+                    </a:prstGeom>
+                  </pic:spPr>
+                </pic:pic>
+              </a:graphicData>
+            </a:graphic>
+          </wp:inline>
+        </w:drawing>
+      </w:r>
+    </w:p>
     <w:p/>
     <w:p>
       <w:pPr>
@@ -7918,6 +7974,7 @@
           <w:szCs w:val="24"/>
           <w:lang w:val="en-US"/>
         </w:rPr>
+        <w:lastRenderedPageBreak/>
         <w:t>Penjelasan UI:</w:t>
       </w:r>
       <w:r>
@@ -8014,6 +8071,169 @@
           <w:lang w:val="en-US"/>
         </w:rPr>
         <w:t>Edit memunculkan modal terisi untuk pembaruan data, Hapus memunculkan alert konfirmasi modal.</w:t>
+      </w:r>
+    </w:p>
+    <w:p>
+      <w:pPr>
+        <w:tabs>
+          <w:tab w:val="num" w:pos="2160"/>
+        </w:tabs>
+        <w:spacing w:line="360" w:lineRule="auto"/>
+        <w:ind w:left="1728"/>
+        <w:rPr>
+          <w:sz w:val="24"/>
+          <w:szCs w:val="24"/>
+          <w:lang w:val="en-US"/>
+        </w:rPr>
+      </w:pPr>
+      <w:r>
+        <w:rPr>
+          <w:noProof/>
+        </w:rPr>
+        <w:drawing>
+          <wp:inline distT="0" distB="0" distL="0" distR="0" wp14:anchorId="3A030AA1" wp14:editId="4392099B">
+            <wp:extent cx="5592445" cy="2528393"/>
+            <wp:effectExtent l="0" t="0" r="8255" b="5715"/>
+            <wp:docPr id="327618609" name="Picture 1"/>
+            <wp:cNvGraphicFramePr>
+              <a:graphicFrameLocks xmlns:a="http://schemas.openxmlformats.org/drawingml/2006/main" noChangeAspect="1"/>
+            </wp:cNvGraphicFramePr>
+            <a:graphic xmlns:a="http://schemas.openxmlformats.org/drawingml/2006/main">
+              <a:graphicData uri="http://schemas.openxmlformats.org/drawingml/2006/picture">
+                <pic:pic xmlns:pic="http://schemas.openxmlformats.org/drawingml/2006/picture">
+                  <pic:nvPicPr>
+                    <pic:cNvPr id="327618609" name=""/>
+                    <pic:cNvPicPr/>
+                  </pic:nvPicPr>
+                  <pic:blipFill>
+                    <a:blip r:embed="rId14"/>
+                    <a:stretch>
+                      <a:fillRect/>
+                    </a:stretch>
+                  </pic:blipFill>
+                  <pic:spPr>
+                    <a:xfrm>
+                      <a:off x="0" y="0"/>
+                      <a:ext cx="5597228" cy="2530555"/>
+                    </a:xfrm>
+                    <a:prstGeom prst="rect">
+                      <a:avLst/>
+                    </a:prstGeom>
+                  </pic:spPr>
+                </pic:pic>
+              </a:graphicData>
+            </a:graphic>
+          </wp:inline>
+        </w:drawing>
+      </w:r>
+    </w:p>
+    <w:p>
+      <w:pPr>
+        <w:tabs>
+          <w:tab w:val="num" w:pos="2160"/>
+        </w:tabs>
+        <w:spacing w:line="360" w:lineRule="auto"/>
+        <w:ind w:left="1728"/>
+        <w:rPr>
+          <w:sz w:val="24"/>
+          <w:szCs w:val="24"/>
+          <w:lang w:val="en-US"/>
+        </w:rPr>
+      </w:pPr>
+      <w:r>
+        <w:rPr>
+          <w:noProof/>
+        </w:rPr>
+        <w:drawing>
+          <wp:inline distT="0" distB="0" distL="0" distR="0" wp14:anchorId="33CE87FD" wp14:editId="6939249B">
+            <wp:extent cx="4963795" cy="3671399"/>
+            <wp:effectExtent l="0" t="0" r="8255" b="5715"/>
+            <wp:docPr id="473312104" name="Picture 1"/>
+            <wp:cNvGraphicFramePr>
+              <a:graphicFrameLocks xmlns:a="http://schemas.openxmlformats.org/drawingml/2006/main" noChangeAspect="1"/>
+            </wp:cNvGraphicFramePr>
+            <a:graphic xmlns:a="http://schemas.openxmlformats.org/drawingml/2006/main">
+              <a:graphicData uri="http://schemas.openxmlformats.org/drawingml/2006/picture">
+                <pic:pic xmlns:pic="http://schemas.openxmlformats.org/drawingml/2006/picture">
+                  <pic:nvPicPr>
+                    <pic:cNvPr id="473312104" name=""/>
+                    <pic:cNvPicPr/>
+                  </pic:nvPicPr>
+                  <pic:blipFill>
+                    <a:blip r:embed="rId15"/>
+                    <a:stretch>
+                      <a:fillRect/>
+                    </a:stretch>
+                  </pic:blipFill>
+                  <pic:spPr>
+                    <a:xfrm>
+                      <a:off x="0" y="0"/>
+                      <a:ext cx="4968494" cy="3674874"/>
+                    </a:xfrm>
+                    <a:prstGeom prst="rect">
+                      <a:avLst/>
+                    </a:prstGeom>
+                  </pic:spPr>
+                </pic:pic>
+              </a:graphicData>
+            </a:graphic>
+          </wp:inline>
+        </w:drawing>
+      </w:r>
+    </w:p>
+    <w:p>
+      <w:pPr>
+        <w:tabs>
+          <w:tab w:val="num" w:pos="2160"/>
+        </w:tabs>
+        <w:spacing w:line="360" w:lineRule="auto"/>
+        <w:ind w:left="1728"/>
+        <w:rPr>
+          <w:sz w:val="24"/>
+          <w:szCs w:val="24"/>
+          <w:lang w:val="en-US"/>
+        </w:rPr>
+      </w:pPr>
+      <w:r>
+        <w:rPr>
+          <w:noProof/>
+        </w:rPr>
+        <w:lastRenderedPageBreak/>
+        <w:drawing>
+          <wp:inline distT="0" distB="0" distL="0" distR="0" wp14:anchorId="461F0F00" wp14:editId="0E4CE5CE">
+            <wp:extent cx="5059045" cy="3334576"/>
+            <wp:effectExtent l="0" t="0" r="8255" b="0"/>
+            <wp:docPr id="1398625353" name="Picture 1"/>
+            <wp:cNvGraphicFramePr>
+              <a:graphicFrameLocks xmlns:a="http://schemas.openxmlformats.org/drawingml/2006/main" noChangeAspect="1"/>
+            </wp:cNvGraphicFramePr>
+            <a:graphic xmlns:a="http://schemas.openxmlformats.org/drawingml/2006/main">
+              <a:graphicData uri="http://schemas.openxmlformats.org/drawingml/2006/picture">
+                <pic:pic xmlns:pic="http://schemas.openxmlformats.org/drawingml/2006/picture">
+                  <pic:nvPicPr>
+                    <pic:cNvPr id="1398625353" name=""/>
+                    <pic:cNvPicPr/>
+                  </pic:nvPicPr>
+                  <pic:blipFill>
+                    <a:blip r:embed="rId16"/>
+                    <a:stretch>
+                      <a:fillRect/>
+                    </a:stretch>
+                  </pic:blipFill>
+                  <pic:spPr>
+                    <a:xfrm>
+                      <a:off x="0" y="0"/>
+                      <a:ext cx="5065440" cy="3338791"/>
+                    </a:xfrm>
+                    <a:prstGeom prst="rect">
+                      <a:avLst/>
+                    </a:prstGeom>
+                  </pic:spPr>
+                </pic:pic>
+              </a:graphicData>
+            </a:graphic>
+          </wp:inline>
+        </w:drawing>
       </w:r>
     </w:p>
     <w:p/>
@@ -8058,7 +8278,6 @@
           <w:szCs w:val="24"/>
           <w:lang w:val="en-US"/>
         </w:rPr>
-        <w:lastRenderedPageBreak/>
         <w:t xml:space="preserve">SPKP ADU (Surat Perintah Kerja Produksi Adjustment) </w:t>
       </w:r>
       <w:r>
@@ -8289,6 +8508,7 @@
         <w:spacing w:before="136"/>
       </w:pPr>
       <w:r>
+        <w:lastRenderedPageBreak/>
         <w:t>SPPBJ ADU</w:t>
       </w:r>
     </w:p>
@@ -8529,16 +8749,7 @@
           <w:szCs w:val="24"/>
           <w:lang w:val="en-US"/>
         </w:rPr>
-        <w:t xml:space="preserve">2. Data Grid Koreksi Takaran Warna : Detail Bahan Baku (Pasta/Pigmen Tambahan), </w:t>
-      </w:r>
-      <w:r>
-        <w:rPr>
-          <w:sz w:val="24"/>
-          <w:szCs w:val="24"/>
-          <w:lang w:val="en-US"/>
-        </w:rPr>
-        <w:lastRenderedPageBreak/>
-        <w:t>Required Qty, Actual Production Qty, Adjustment Qty, Realisasi (STBJ).</w:t>
+        <w:t>2. Data Grid Koreksi Takaran Warna : Detail Bahan Baku (Pasta/Pigmen Tambahan), Required Qty, Actual Production Qty, Adjustment Qty, Realisasi (STBJ).</w:t>
       </w:r>
     </w:p>
     <w:p>
@@ -8796,6 +9007,7 @@
           <w:szCs w:val="24"/>
           <w:lang w:val="en-US"/>
         </w:rPr>
+        <w:lastRenderedPageBreak/>
         <w:t>2. Detail Dosis &amp; Bahan : Material ID/Name (Aditif/Biosida/Insektisida), Target Dose Qty, Actual Dose Qty (Penimbangan Presisi), UOM, Mixing Time (Durasi Pengadukan), Operator Pelaksana.</w:t>
       </w:r>
     </w:p>
@@ -9016,16 +9228,7 @@
           <w:szCs w:val="24"/>
           <w:lang w:val="en-US"/>
         </w:rPr>
-        <w:t xml:space="preserve">Tampilan awal berupa table data grid menampilkan SPPPK_No, Date, No_Batch, </w:t>
-      </w:r>
-      <w:r>
-        <w:rPr>
-          <w:sz w:val="24"/>
-          <w:szCs w:val="24"/>
-          <w:lang w:val="en-US"/>
-        </w:rPr>
-        <w:lastRenderedPageBreak/>
-        <w:t>Product_Name, Packaging_Line_ID, Package_Type, Target_Packing_Qty_Pcs, Actual_Packed_Pcs, Status, dan Notes. Tombol Tambah memunculkan Pop-up Modal Form berstruktur:</w:t>
+        <w:t>Tampilan awal berupa table data grid menampilkan SPPPK_No, Date, No_Batch, Product_Name, Packaging_Line_ID, Package_Type, Target_Packing_Qty_Pcs, Actual_Packed_Pcs, Status, dan Notes. Tombol Tambah memunculkan Pop-up Modal Form berstruktur:</w:t>
       </w:r>
     </w:p>
     <w:p>
